--- a/HIED_Data_Request_Form_EN.docx
+++ b/HIED_Data_Request_Form_EN.docx
@@ -11,7 +11,7 @@
         <w:rPr>
           <w:rFonts w:ascii="Calibri" w:hAnsi="Calibri" w:eastAsia="Microsoft YaHei"/>
         </w:rPr>
-        <w:t>HIED Data Use Request Form</w:t>
+        <w:t>HIED Data Request Form</w:t>
       </w:r>
     </w:p>
     <w:p>
@@ -26,70 +26,21 @@
         <w:t>Hearing-Impaired EEG Dataset</w:t>
       </w:r>
     </w:p>
-    <w:tbl>
-      <w:tblPr>
-        <w:tblW w:type="dxa" w:w="9360"/>
-        <w:jc w:val="left"/>
-        <w:tblLayout w:type="fixed"/>
-        <w:tblLook w:firstColumn="1" w:firstRow="1" w:lastColumn="0" w:lastRow="0" w:noHBand="0" w:noVBand="1" w:val="04A0"/>
-        <w:tblInd w:w="120" w:type="dxa"/>
-        <w:tblBorders>
-          <w:top w:val="single" w:sz="4" w:space="0" w:color="D8DEE4"/>
-          <w:left w:val="single" w:sz="4" w:space="0" w:color="D8DEE4"/>
-          <w:bottom w:val="single" w:sz="4" w:space="0" w:color="D8DEE4"/>
-          <w:right w:val="single" w:sz="4" w:space="0" w:color="D8DEE4"/>
-          <w:insideH w:val="single" w:sz="4" w:space="0" w:color="D8DEE4"/>
-          <w:insideV w:val="single" w:sz="4" w:space="0" w:color="D8DEE4"/>
-        </w:tblBorders>
-      </w:tblPr>
-      <w:tblGrid>
-        <w:gridCol w:w="9360"/>
-      </w:tblGrid>
-      <w:tr>
-        <w:tc>
-          <w:tcPr>
-            <w:tcW w:type="dxa" w:w="9360"/>
-            <w:shd w:fill="FBF8F6"/>
-            <w:tcMar>
-              <w:top w:w="140" w:type="dxa"/>
-              <w:start w:w="170" w:type="dxa"/>
-              <w:bottom w:w="140" w:type="dxa"/>
-              <w:end w:w="170" w:type="dxa"/>
-            </w:tcMar>
-          </w:tcPr>
-          <w:p>
-            <w:pPr>
-              <w:spacing w:before="0" w:after="0" w:line="278" w:lineRule="auto"/>
-            </w:pPr>
-            <w:r>
-              <w:rPr>
-                <w:rFonts w:ascii="Calibri" w:hAnsi="Calibri" w:eastAsia="Microsoft YaHei"/>
-                <w:b/>
-                <w:color w:val="4B1117"/>
-                <w:sz w:val="21"/>
-              </w:rPr>
-              <w:t>Submission</w:t>
-            </w:r>
-            <w:r>
-              <w:rPr>
-                <w:rFonts w:ascii="Calibri" w:hAnsi="Calibri" w:eastAsia="Microsoft YaHei"/>
-              </w:rPr>
-              <w:br/>
-            </w:r>
-            <w:r>
-              <w:rPr>
-                <w:rFonts w:ascii="Calibri" w:hAnsi="Calibri" w:eastAsia="Microsoft YaHei"/>
-                <w:b w:val="0"/>
-                <w:color w:val="1F2933"/>
-                <w:sz w:val="20"/>
-              </w:rPr>
-              <w:t>This form is used to request access to the preprocessed HIED EEG data. Complete all applicable fields; write "Not applicable" where a field does not apply. The applicant and the principal investigator/supervisor should sign the form and send the completed Word or PDF file to jasonsongrain@hotmail.com. Access instructions will be sent by email after review and approval.</w:t>
-            </w:r>
-          </w:p>
-        </w:tc>
-      </w:tr>
-    </w:tbl>
-    <w:p/>
+    <w:p>
+      <w:pPr>
+        <w:spacing w:before="0" w:after="80" w:line="240" w:lineRule="auto"/>
+        <w:jc w:val="center"/>
+      </w:pPr>
+      <w:r>
+        <w:rPr>
+          <w:rFonts w:ascii="Calibri" w:hAnsi="Calibri" w:eastAsia="Microsoft YaHei"/>
+          <w:b w:val="0"/>
+          <w:color w:val="5D6970"/>
+          <w:sz w:val="18"/>
+        </w:rPr>
+        <w:t>Submit to jasonsongrain@hotmail.com. Preprocessed HIED EEG data are available for academic or non-commercial research.</w:t>
+      </w:r>
+    </w:p>
     <w:p>
       <w:pPr>
         <w:pStyle w:val="Heading1"/>
@@ -125,17 +76,17 @@
       </w:tblGrid>
       <w:tr>
         <w:trPr>
-          <w:trHeight w:val="518" w:hRule="atLeast"/>
+          <w:trHeight w:val="389" w:hRule="atLeast"/>
         </w:trPr>
         <w:tc>
           <w:tcPr>
             <w:tcW w:type="dxa" w:w="1944"/>
             <w:shd w:fill="F4F6F8"/>
             <w:tcMar>
-              <w:top w:w="90" w:type="dxa"/>
-              <w:start w:w="130" w:type="dxa"/>
-              <w:bottom w:w="90" w:type="dxa"/>
-              <w:end w:w="130" w:type="dxa"/>
+              <w:top w:w="60" w:type="dxa"/>
+              <w:start w:w="95" w:type="dxa"/>
+              <w:bottom w:w="60" w:type="dxa"/>
+              <w:end w:w="95" w:type="dxa"/>
             </w:tcMar>
             <w:vAlign w:val="center"/>
           </w:tcPr>
@@ -153,9 +104,9 @@
                 <w:rFonts w:ascii="Calibri" w:hAnsi="Calibri" w:eastAsia="Microsoft YaHei"/>
                 <w:b/>
                 <w:color w:val="1F2933"/>
-                <w:sz w:val="20"/>
+                <w:sz w:val="18"/>
               </w:rPr>
-              <w:t>Applicant</w:t>
+              <w:t>Name</w:t>
             </w:r>
           </w:p>
         </w:tc>
@@ -163,10 +114,10 @@
           <w:tcPr>
             <w:tcW w:type="dxa" w:w="2736"/>
             <w:tcMar>
-              <w:top w:w="90" w:type="dxa"/>
-              <w:start w:w="130" w:type="dxa"/>
-              <w:bottom w:w="90" w:type="dxa"/>
-              <w:end w:w="130" w:type="dxa"/>
+              <w:top w:w="60" w:type="dxa"/>
+              <w:start w:w="95" w:type="dxa"/>
+              <w:bottom w:w="60" w:type="dxa"/>
+              <w:end w:w="95" w:type="dxa"/>
             </w:tcMar>
             <w:vAlign w:val="center"/>
           </w:tcPr>
@@ -184,7 +135,7 @@
                 <w:rFonts w:ascii="Calibri" w:hAnsi="Calibri" w:eastAsia="Microsoft YaHei"/>
                 <w:b w:val="0"/>
                 <w:color w:val="1F2933"/>
-                <w:sz w:val="20"/>
+                <w:sz w:val="18"/>
               </w:rPr>
               <w:t xml:space="preserve"> </w:t>
             </w:r>
@@ -195,10 +146,10 @@
             <w:tcW w:type="dxa" w:w="1944"/>
             <w:shd w:fill="F4F6F8"/>
             <w:tcMar>
-              <w:top w:w="90" w:type="dxa"/>
-              <w:start w:w="130" w:type="dxa"/>
-              <w:bottom w:w="90" w:type="dxa"/>
-              <w:end w:w="130" w:type="dxa"/>
+              <w:top w:w="60" w:type="dxa"/>
+              <w:start w:w="95" w:type="dxa"/>
+              <w:bottom w:w="60" w:type="dxa"/>
+              <w:end w:w="95" w:type="dxa"/>
             </w:tcMar>
             <w:vAlign w:val="center"/>
           </w:tcPr>
@@ -216,7 +167,7 @@
                 <w:rFonts w:ascii="Calibri" w:hAnsi="Calibri" w:eastAsia="Microsoft YaHei"/>
                 <w:b/>
                 <w:color w:val="1F2933"/>
-                <w:sz w:val="20"/>
+                <w:sz w:val="18"/>
               </w:rPr>
               <w:t>Position / Role</w:t>
             </w:r>
@@ -226,10 +177,10 @@
           <w:tcPr>
             <w:tcW w:type="dxa" w:w="2736"/>
             <w:tcMar>
-              <w:top w:w="90" w:type="dxa"/>
-              <w:start w:w="130" w:type="dxa"/>
-              <w:bottom w:w="90" w:type="dxa"/>
-              <w:end w:w="130" w:type="dxa"/>
+              <w:top w:w="60" w:type="dxa"/>
+              <w:start w:w="95" w:type="dxa"/>
+              <w:bottom w:w="60" w:type="dxa"/>
+              <w:end w:w="95" w:type="dxa"/>
             </w:tcMar>
             <w:vAlign w:val="center"/>
           </w:tcPr>
@@ -247,7 +198,7 @@
                 <w:rFonts w:ascii="Calibri" w:hAnsi="Calibri" w:eastAsia="Microsoft YaHei"/>
                 <w:b w:val="0"/>
                 <w:color w:val="1F2933"/>
-                <w:sz w:val="20"/>
+                <w:sz w:val="18"/>
               </w:rPr>
               <w:t xml:space="preserve"> </w:t>
             </w:r>
@@ -256,17 +207,17 @@
       </w:tr>
       <w:tr>
         <w:trPr>
-          <w:trHeight w:val="518" w:hRule="atLeast"/>
+          <w:trHeight w:val="389" w:hRule="atLeast"/>
         </w:trPr>
         <w:tc>
           <w:tcPr>
             <w:tcW w:type="dxa" w:w="1944"/>
             <w:shd w:fill="F4F6F8"/>
             <w:tcMar>
-              <w:top w:w="90" w:type="dxa"/>
-              <w:start w:w="130" w:type="dxa"/>
-              <w:bottom w:w="90" w:type="dxa"/>
-              <w:end w:w="130" w:type="dxa"/>
+              <w:top w:w="60" w:type="dxa"/>
+              <w:start w:w="95" w:type="dxa"/>
+              <w:bottom w:w="60" w:type="dxa"/>
+              <w:end w:w="95" w:type="dxa"/>
             </w:tcMar>
             <w:vAlign w:val="center"/>
           </w:tcPr>
@@ -284,7 +235,7 @@
                 <w:rFonts w:ascii="Calibri" w:hAnsi="Calibri" w:eastAsia="Microsoft YaHei"/>
                 <w:b/>
                 <w:color w:val="1F2933"/>
-                <w:sz w:val="20"/>
+                <w:sz w:val="18"/>
               </w:rPr>
               <w:t>Institution</w:t>
             </w:r>
@@ -294,10 +245,10 @@
           <w:tcPr>
             <w:tcW w:type="dxa" w:w="2736"/>
             <w:tcMar>
-              <w:top w:w="90" w:type="dxa"/>
-              <w:start w:w="130" w:type="dxa"/>
-              <w:bottom w:w="90" w:type="dxa"/>
-              <w:end w:w="130" w:type="dxa"/>
+              <w:top w:w="60" w:type="dxa"/>
+              <w:start w:w="95" w:type="dxa"/>
+              <w:bottom w:w="60" w:type="dxa"/>
+              <w:end w:w="95" w:type="dxa"/>
             </w:tcMar>
             <w:vAlign w:val="center"/>
           </w:tcPr>
@@ -315,7 +266,7 @@
                 <w:rFonts w:ascii="Calibri" w:hAnsi="Calibri" w:eastAsia="Microsoft YaHei"/>
                 <w:b w:val="0"/>
                 <w:color w:val="1F2933"/>
-                <w:sz w:val="20"/>
+                <w:sz w:val="18"/>
               </w:rPr>
               <w:t xml:space="preserve"> </w:t>
             </w:r>
@@ -326,10 +277,10 @@
             <w:tcW w:type="dxa" w:w="1944"/>
             <w:shd w:fill="F4F6F8"/>
             <w:tcMar>
-              <w:top w:w="90" w:type="dxa"/>
-              <w:start w:w="130" w:type="dxa"/>
-              <w:bottom w:w="90" w:type="dxa"/>
-              <w:end w:w="130" w:type="dxa"/>
+              <w:top w:w="60" w:type="dxa"/>
+              <w:start w:w="95" w:type="dxa"/>
+              <w:bottom w:w="60" w:type="dxa"/>
+              <w:end w:w="95" w:type="dxa"/>
             </w:tcMar>
             <w:vAlign w:val="center"/>
           </w:tcPr>
@@ -347,9 +298,9 @@
                 <w:rFonts w:ascii="Calibri" w:hAnsi="Calibri" w:eastAsia="Microsoft YaHei"/>
                 <w:b/>
                 <w:color w:val="1F2933"/>
-                <w:sz w:val="20"/>
+                <w:sz w:val="18"/>
               </w:rPr>
-              <w:t>Department / Lab</w:t>
+              <w:t>Department / Team</w:t>
             </w:r>
           </w:p>
         </w:tc>
@@ -357,10 +308,10 @@
           <w:tcPr>
             <w:tcW w:type="dxa" w:w="2736"/>
             <w:tcMar>
-              <w:top w:w="90" w:type="dxa"/>
-              <w:start w:w="130" w:type="dxa"/>
-              <w:bottom w:w="90" w:type="dxa"/>
-              <w:end w:w="130" w:type="dxa"/>
+              <w:top w:w="60" w:type="dxa"/>
+              <w:start w:w="95" w:type="dxa"/>
+              <w:bottom w:w="60" w:type="dxa"/>
+              <w:end w:w="95" w:type="dxa"/>
             </w:tcMar>
             <w:vAlign w:val="center"/>
           </w:tcPr>
@@ -378,7 +329,7 @@
                 <w:rFonts w:ascii="Calibri" w:hAnsi="Calibri" w:eastAsia="Microsoft YaHei"/>
                 <w:b w:val="0"/>
                 <w:color w:val="1F2933"/>
-                <w:sz w:val="20"/>
+                <w:sz w:val="18"/>
               </w:rPr>
               <w:t xml:space="preserve"> </w:t>
             </w:r>
@@ -387,17 +338,17 @@
       </w:tr>
       <w:tr>
         <w:trPr>
-          <w:trHeight w:val="518" w:hRule="atLeast"/>
+          <w:trHeight w:val="389" w:hRule="atLeast"/>
         </w:trPr>
         <w:tc>
           <w:tcPr>
             <w:tcW w:type="dxa" w:w="1944"/>
             <w:shd w:fill="F4F6F8"/>
             <w:tcMar>
-              <w:top w:w="90" w:type="dxa"/>
-              <w:start w:w="130" w:type="dxa"/>
-              <w:bottom w:w="90" w:type="dxa"/>
-              <w:end w:w="130" w:type="dxa"/>
+              <w:top w:w="60" w:type="dxa"/>
+              <w:start w:w="95" w:type="dxa"/>
+              <w:bottom w:w="60" w:type="dxa"/>
+              <w:end w:w="95" w:type="dxa"/>
             </w:tcMar>
             <w:vAlign w:val="center"/>
           </w:tcPr>
@@ -415,7 +366,7 @@
                 <w:rFonts w:ascii="Calibri" w:hAnsi="Calibri" w:eastAsia="Microsoft YaHei"/>
                 <w:b/>
                 <w:color w:val="1F2933"/>
-                <w:sz w:val="20"/>
+                <w:sz w:val="18"/>
               </w:rPr>
               <w:t>Email</w:t>
             </w:r>
@@ -425,10 +376,10 @@
           <w:tcPr>
             <w:tcW w:type="dxa" w:w="2736"/>
             <w:tcMar>
-              <w:top w:w="90" w:type="dxa"/>
-              <w:start w:w="130" w:type="dxa"/>
-              <w:bottom w:w="90" w:type="dxa"/>
-              <w:end w:w="130" w:type="dxa"/>
+              <w:top w:w="60" w:type="dxa"/>
+              <w:start w:w="95" w:type="dxa"/>
+              <w:bottom w:w="60" w:type="dxa"/>
+              <w:end w:w="95" w:type="dxa"/>
             </w:tcMar>
             <w:vAlign w:val="center"/>
           </w:tcPr>
@@ -446,7 +397,7 @@
                 <w:rFonts w:ascii="Calibri" w:hAnsi="Calibri" w:eastAsia="Microsoft YaHei"/>
                 <w:b w:val="0"/>
                 <w:color w:val="1F2933"/>
-                <w:sz w:val="20"/>
+                <w:sz w:val="18"/>
               </w:rPr>
               <w:t xml:space="preserve"> </w:t>
             </w:r>
@@ -457,10 +408,10 @@
             <w:tcW w:type="dxa" w:w="1944"/>
             <w:shd w:fill="F4F6F8"/>
             <w:tcMar>
-              <w:top w:w="90" w:type="dxa"/>
-              <w:start w:w="130" w:type="dxa"/>
-              <w:bottom w:w="90" w:type="dxa"/>
-              <w:end w:w="130" w:type="dxa"/>
+              <w:top w:w="60" w:type="dxa"/>
+              <w:start w:w="95" w:type="dxa"/>
+              <w:bottom w:w="60" w:type="dxa"/>
+              <w:end w:w="95" w:type="dxa"/>
             </w:tcMar>
             <w:vAlign w:val="center"/>
           </w:tcPr>
@@ -478,7 +429,7 @@
                 <w:rFonts w:ascii="Calibri" w:hAnsi="Calibri" w:eastAsia="Microsoft YaHei"/>
                 <w:b/>
                 <w:color w:val="1F2933"/>
-                <w:sz w:val="20"/>
+                <w:sz w:val="18"/>
               </w:rPr>
               <w:t>Phone</w:t>
             </w:r>
@@ -488,10 +439,10 @@
           <w:tcPr>
             <w:tcW w:type="dxa" w:w="2736"/>
             <w:tcMar>
-              <w:top w:w="90" w:type="dxa"/>
-              <w:start w:w="130" w:type="dxa"/>
-              <w:bottom w:w="90" w:type="dxa"/>
-              <w:end w:w="130" w:type="dxa"/>
+              <w:top w:w="60" w:type="dxa"/>
+              <w:start w:w="95" w:type="dxa"/>
+              <w:bottom w:w="60" w:type="dxa"/>
+              <w:end w:w="95" w:type="dxa"/>
             </w:tcMar>
             <w:vAlign w:val="center"/>
           </w:tcPr>
@@ -509,7 +460,7 @@
                 <w:rFonts w:ascii="Calibri" w:hAnsi="Calibri" w:eastAsia="Microsoft YaHei"/>
                 <w:b w:val="0"/>
                 <w:color w:val="1F2933"/>
-                <w:sz w:val="20"/>
+                <w:sz w:val="18"/>
               </w:rPr>
               <w:t xml:space="preserve"> </w:t>
             </w:r>
@@ -518,17 +469,17 @@
       </w:tr>
       <w:tr>
         <w:trPr>
-          <w:trHeight w:val="518" w:hRule="atLeast"/>
+          <w:trHeight w:val="389" w:hRule="atLeast"/>
         </w:trPr>
         <w:tc>
           <w:tcPr>
             <w:tcW w:type="dxa" w:w="1944"/>
             <w:shd w:fill="F4F6F8"/>
             <w:tcMar>
-              <w:top w:w="90" w:type="dxa"/>
-              <w:start w:w="130" w:type="dxa"/>
-              <w:bottom w:w="90" w:type="dxa"/>
-              <w:end w:w="130" w:type="dxa"/>
+              <w:top w:w="60" w:type="dxa"/>
+              <w:start w:w="95" w:type="dxa"/>
+              <w:bottom w:w="60" w:type="dxa"/>
+              <w:end w:w="95" w:type="dxa"/>
             </w:tcMar>
             <w:vAlign w:val="center"/>
           </w:tcPr>
@@ -546,9 +497,9 @@
                 <w:rFonts w:ascii="Calibri" w:hAnsi="Calibri" w:eastAsia="Microsoft YaHei"/>
                 <w:b/>
                 <w:color w:val="1F2933"/>
-                <w:sz w:val="20"/>
+                <w:sz w:val="18"/>
               </w:rPr>
-              <w:t>Country / Region</w:t>
+              <w:t>PI / Supervisor, if applicable</w:t>
             </w:r>
           </w:p>
         </w:tc>
@@ -556,10 +507,10 @@
           <w:tcPr>
             <w:tcW w:type="dxa" w:w="2736"/>
             <w:tcMar>
-              <w:top w:w="90" w:type="dxa"/>
-              <w:start w:w="130" w:type="dxa"/>
-              <w:bottom w:w="90" w:type="dxa"/>
-              <w:end w:w="130" w:type="dxa"/>
+              <w:top w:w="60" w:type="dxa"/>
+              <w:start w:w="95" w:type="dxa"/>
+              <w:bottom w:w="60" w:type="dxa"/>
+              <w:end w:w="95" w:type="dxa"/>
             </w:tcMar>
             <w:vAlign w:val="center"/>
           </w:tcPr>
@@ -577,7 +528,7 @@
                 <w:rFonts w:ascii="Calibri" w:hAnsi="Calibri" w:eastAsia="Microsoft YaHei"/>
                 <w:b w:val="0"/>
                 <w:color w:val="1F2933"/>
-                <w:sz w:val="20"/>
+                <w:sz w:val="18"/>
               </w:rPr>
               <w:t xml:space="preserve"> </w:t>
             </w:r>
@@ -588,10 +539,10 @@
             <w:tcW w:type="dxa" w:w="1944"/>
             <w:shd w:fill="F4F6F8"/>
             <w:tcMar>
-              <w:top w:w="90" w:type="dxa"/>
-              <w:start w:w="130" w:type="dxa"/>
-              <w:bottom w:w="90" w:type="dxa"/>
-              <w:end w:w="130" w:type="dxa"/>
+              <w:top w:w="60" w:type="dxa"/>
+              <w:start w:w="95" w:type="dxa"/>
+              <w:bottom w:w="60" w:type="dxa"/>
+              <w:end w:w="95" w:type="dxa"/>
             </w:tcMar>
             <w:vAlign w:val="center"/>
           </w:tcPr>
@@ -609,9 +560,9 @@
                 <w:rFonts w:ascii="Calibri" w:hAnsi="Calibri" w:eastAsia="Microsoft YaHei"/>
                 <w:b/>
                 <w:color w:val="1F2933"/>
-                <w:sz w:val="20"/>
+                <w:sz w:val="18"/>
               </w:rPr>
-              <w:t>Mailing Address</w:t>
+              <w:t>PI Email</w:t>
             </w:r>
           </w:p>
         </w:tc>
@@ -619,10 +570,10 @@
           <w:tcPr>
             <w:tcW w:type="dxa" w:w="2736"/>
             <w:tcMar>
-              <w:top w:w="90" w:type="dxa"/>
-              <w:start w:w="130" w:type="dxa"/>
-              <w:bottom w:w="90" w:type="dxa"/>
-              <w:end w:w="130" w:type="dxa"/>
+              <w:top w:w="60" w:type="dxa"/>
+              <w:start w:w="95" w:type="dxa"/>
+              <w:bottom w:w="60" w:type="dxa"/>
+              <w:end w:w="95" w:type="dxa"/>
             </w:tcMar>
             <w:vAlign w:val="center"/>
           </w:tcPr>
@@ -640,298 +591,9 @@
                 <w:rFonts w:ascii="Calibri" w:hAnsi="Calibri" w:eastAsia="Microsoft YaHei"/>
                 <w:b w:val="0"/>
                 <w:color w:val="1F2933"/>
-                <w:sz w:val="20"/>
+                <w:sz w:val="18"/>
               </w:rPr>
               <w:t xml:space="preserve"> </w:t>
-            </w:r>
-          </w:p>
-        </w:tc>
-      </w:tr>
-      <w:tr>
-        <w:trPr>
-          <w:trHeight w:val="518" w:hRule="atLeast"/>
-        </w:trPr>
-        <w:tc>
-          <w:tcPr>
-            <w:tcW w:type="dxa" w:w="1944"/>
-            <w:shd w:fill="F4F6F8"/>
-            <w:tcMar>
-              <w:top w:w="90" w:type="dxa"/>
-              <w:start w:w="130" w:type="dxa"/>
-              <w:bottom w:w="90" w:type="dxa"/>
-              <w:end w:w="130" w:type="dxa"/>
-            </w:tcMar>
-            <w:vAlign w:val="center"/>
-          </w:tcPr>
-          <w:p>
-            <w:pPr>
-              <w:spacing w:before="0" w:after="0" w:line="259" w:lineRule="auto"/>
-            </w:pPr>
-            <w:r>
-              <w:rPr>
-                <w:rFonts w:ascii="Calibri" w:hAnsi="Calibri" w:eastAsia="Microsoft YaHei"/>
-              </w:rPr>
-            </w:r>
-            <w:r>
-              <w:rPr>
-                <w:rFonts w:ascii="Calibri" w:hAnsi="Calibri" w:eastAsia="Microsoft YaHei"/>
-                <w:b/>
-                <w:color w:val="1F2933"/>
-                <w:sz w:val="20"/>
-              </w:rPr>
-              <w:t>PI / Supervisor</w:t>
-            </w:r>
-          </w:p>
-        </w:tc>
-        <w:tc>
-          <w:tcPr>
-            <w:tcW w:type="dxa" w:w="2736"/>
-            <w:tcMar>
-              <w:top w:w="90" w:type="dxa"/>
-              <w:start w:w="130" w:type="dxa"/>
-              <w:bottom w:w="90" w:type="dxa"/>
-              <w:end w:w="130" w:type="dxa"/>
-            </w:tcMar>
-            <w:vAlign w:val="center"/>
-          </w:tcPr>
-          <w:p>
-            <w:pPr>
-              <w:spacing w:before="0" w:after="0" w:line="259" w:lineRule="auto"/>
-            </w:pPr>
-            <w:r>
-              <w:rPr>
-                <w:rFonts w:ascii="Calibri" w:hAnsi="Calibri" w:eastAsia="Microsoft YaHei"/>
-              </w:rPr>
-            </w:r>
-            <w:r>
-              <w:rPr>
-                <w:rFonts w:ascii="Calibri" w:hAnsi="Calibri" w:eastAsia="Microsoft YaHei"/>
-                <w:b w:val="0"/>
-                <w:color w:val="1F2933"/>
-                <w:sz w:val="20"/>
-              </w:rPr>
-              <w:t xml:space="preserve"> </w:t>
-            </w:r>
-          </w:p>
-        </w:tc>
-        <w:tc>
-          <w:tcPr>
-            <w:tcW w:type="dxa" w:w="1944"/>
-            <w:shd w:fill="F4F6F8"/>
-            <w:tcMar>
-              <w:top w:w="90" w:type="dxa"/>
-              <w:start w:w="130" w:type="dxa"/>
-              <w:bottom w:w="90" w:type="dxa"/>
-              <w:end w:w="130" w:type="dxa"/>
-            </w:tcMar>
-            <w:vAlign w:val="center"/>
-          </w:tcPr>
-          <w:p>
-            <w:pPr>
-              <w:spacing w:before="0" w:after="0" w:line="259" w:lineRule="auto"/>
-            </w:pPr>
-            <w:r>
-              <w:rPr>
-                <w:rFonts w:ascii="Calibri" w:hAnsi="Calibri" w:eastAsia="Microsoft YaHei"/>
-              </w:rPr>
-            </w:r>
-            <w:r>
-              <w:rPr>
-                <w:rFonts w:ascii="Calibri" w:hAnsi="Calibri" w:eastAsia="Microsoft YaHei"/>
-                <w:b/>
-                <w:color w:val="1F2933"/>
-                <w:sz w:val="20"/>
-              </w:rPr>
-              <w:t>PI Email</w:t>
-            </w:r>
-          </w:p>
-        </w:tc>
-        <w:tc>
-          <w:tcPr>
-            <w:tcW w:type="dxa" w:w="2736"/>
-            <w:tcMar>
-              <w:top w:w="90" w:type="dxa"/>
-              <w:start w:w="130" w:type="dxa"/>
-              <w:bottom w:w="90" w:type="dxa"/>
-              <w:end w:w="130" w:type="dxa"/>
-            </w:tcMar>
-            <w:vAlign w:val="center"/>
-          </w:tcPr>
-          <w:p>
-            <w:pPr>
-              <w:spacing w:before="0" w:after="0" w:line="259" w:lineRule="auto"/>
-            </w:pPr>
-            <w:r>
-              <w:rPr>
-                <w:rFonts w:ascii="Calibri" w:hAnsi="Calibri" w:eastAsia="Microsoft YaHei"/>
-              </w:rPr>
-            </w:r>
-            <w:r>
-              <w:rPr>
-                <w:rFonts w:ascii="Calibri" w:hAnsi="Calibri" w:eastAsia="Microsoft YaHei"/>
-                <w:b w:val="0"/>
-                <w:color w:val="1F2933"/>
-                <w:sz w:val="20"/>
-              </w:rPr>
-              <w:t xml:space="preserve"> </w:t>
-            </w:r>
-          </w:p>
-        </w:tc>
-      </w:tr>
-    </w:tbl>
-    <w:p/>
-    <w:tbl>
-      <w:tblPr>
-        <w:tblW w:type="dxa" w:w="9360"/>
-        <w:jc w:val="left"/>
-        <w:tblLayout w:type="fixed"/>
-        <w:tblLook w:firstColumn="1" w:firstRow="1" w:lastColumn="0" w:lastRow="0" w:noHBand="0" w:noVBand="1" w:val="04A0"/>
-        <w:tblInd w:w="120" w:type="dxa"/>
-        <w:tblBorders>
-          <w:top w:val="single" w:sz="6" w:space="0" w:color="C9D0D6"/>
-          <w:left w:val="single" w:sz="6" w:space="0" w:color="C9D0D6"/>
-          <w:bottom w:val="single" w:sz="6" w:space="0" w:color="C9D0D6"/>
-          <w:right w:val="single" w:sz="6" w:space="0" w:color="C9D0D6"/>
-          <w:insideH w:val="single" w:sz="6" w:space="0" w:color="C9D0D6"/>
-          <w:insideV w:val="single" w:sz="6" w:space="0" w:color="C9D0D6"/>
-        </w:tblBorders>
-      </w:tblPr>
-      <w:tblGrid>
-        <w:gridCol w:w="3240"/>
-        <w:gridCol w:w="6120"/>
-      </w:tblGrid>
-      <w:tr>
-        <w:trPr>
-          <w:trHeight w:val="518" w:hRule="atLeast"/>
-        </w:trPr>
-        <w:tc>
-          <w:tcPr>
-            <w:tcW w:type="dxa" w:w="3240"/>
-            <w:shd w:fill="F5E9EA"/>
-            <w:tcMar>
-              <w:top w:w="90" w:type="dxa"/>
-              <w:start w:w="130" w:type="dxa"/>
-              <w:bottom w:w="90" w:type="dxa"/>
-              <w:end w:w="130" w:type="dxa"/>
-            </w:tcMar>
-            <w:vAlign w:val="center"/>
-          </w:tcPr>
-          <w:p>
-            <w:pPr>
-              <w:spacing w:before="0" w:after="0" w:line="259" w:lineRule="auto"/>
-            </w:pPr>
-            <w:r>
-              <w:rPr>
-                <w:rFonts w:ascii="Calibri" w:hAnsi="Calibri" w:eastAsia="Microsoft YaHei"/>
-              </w:rPr>
-            </w:r>
-            <w:r>
-              <w:rPr>
-                <w:rFonts w:ascii="Calibri" w:hAnsi="Calibri" w:eastAsia="Microsoft YaHei"/>
-                <w:b/>
-                <w:color w:val="4B1117"/>
-                <w:sz w:val="20"/>
-              </w:rPr>
-              <w:t>Field</w:t>
-            </w:r>
-          </w:p>
-        </w:tc>
-        <w:tc>
-          <w:tcPr>
-            <w:tcW w:type="dxa" w:w="6120"/>
-            <w:shd w:fill="F5E9EA"/>
-            <w:tcMar>
-              <w:top w:w="90" w:type="dxa"/>
-              <w:start w:w="130" w:type="dxa"/>
-              <w:bottom w:w="90" w:type="dxa"/>
-              <w:end w:w="130" w:type="dxa"/>
-            </w:tcMar>
-            <w:vAlign w:val="center"/>
-          </w:tcPr>
-          <w:p>
-            <w:pPr>
-              <w:spacing w:before="0" w:after="0" w:line="259" w:lineRule="auto"/>
-            </w:pPr>
-            <w:r>
-              <w:rPr>
-                <w:rFonts w:ascii="Calibri" w:hAnsi="Calibri" w:eastAsia="Microsoft YaHei"/>
-              </w:rPr>
-            </w:r>
-            <w:r>
-              <w:rPr>
-                <w:rFonts w:ascii="Calibri" w:hAnsi="Calibri" w:eastAsia="Microsoft YaHei"/>
-                <w:b/>
-                <w:color w:val="4B1117"/>
-                <w:sz w:val="20"/>
-              </w:rPr>
-              <w:t>Response</w:t>
-            </w:r>
-          </w:p>
-        </w:tc>
-      </w:tr>
-      <w:tr>
-        <w:trPr>
-          <w:trHeight w:val="1008" w:hRule="atLeast"/>
-        </w:trPr>
-        <w:tc>
-          <w:tcPr>
-            <w:tcW w:type="dxa" w:w="3240"/>
-            <w:tcMar>
-              <w:top w:w="90" w:type="dxa"/>
-              <w:start w:w="130" w:type="dxa"/>
-              <w:bottom w:w="90" w:type="dxa"/>
-              <w:end w:w="130" w:type="dxa"/>
-            </w:tcMar>
-            <w:vAlign w:val="center"/>
-          </w:tcPr>
-          <w:p>
-            <w:pPr>
-              <w:spacing w:before="0" w:after="0" w:line="259" w:lineRule="auto"/>
-            </w:pPr>
-            <w:r>
-              <w:rPr>
-                <w:rFonts w:ascii="Calibri" w:hAnsi="Calibri" w:eastAsia="Microsoft YaHei"/>
-              </w:rPr>
-            </w:r>
-            <w:r>
-              <w:rPr>
-                <w:rFonts w:ascii="Calibri" w:hAnsi="Calibri" w:eastAsia="Microsoft YaHei"/>
-                <w:b w:val="0"/>
-                <w:color w:val="1F2933"/>
-                <w:sz w:val="20"/>
-              </w:rPr>
-              <w:t>Authorized project members with data access</w:t>
-            </w:r>
-          </w:p>
-        </w:tc>
-        <w:tc>
-          <w:tcPr>
-            <w:tcW w:type="dxa" w:w="6120"/>
-            <w:tcMar>
-              <w:top w:w="90" w:type="dxa"/>
-              <w:start w:w="130" w:type="dxa"/>
-              <w:bottom w:w="90" w:type="dxa"/>
-              <w:end w:w="130" w:type="dxa"/>
-            </w:tcMar>
-            <w:vAlign w:val="center"/>
-          </w:tcPr>
-          <w:p>
-            <w:pPr>
-              <w:spacing w:before="0" w:after="0" w:line="259" w:lineRule="auto"/>
-            </w:pPr>
-            <w:r>
-              <w:rPr>
-                <w:rFonts w:ascii="Calibri" w:hAnsi="Calibri" w:eastAsia="Microsoft YaHei"/>
-              </w:rPr>
-            </w:r>
-            <w:r>
-              <w:rPr>
-                <w:rFonts w:ascii="Calibri" w:hAnsi="Calibri" w:eastAsia="Microsoft YaHei"/>
-                <w:b w:val="0"/>
-                <w:color w:val="1F2933"/>
-                <w:sz w:val="20"/>
-              </w:rPr>
-              <w:t>Name, institution, email, and role:</w:t>
             </w:r>
           </w:p>
         </w:tc>
@@ -946,7 +608,7 @@
         <w:rPr>
           <w:rFonts w:ascii="Calibri" w:hAnsi="Calibri" w:eastAsia="Microsoft YaHei"/>
         </w:rPr>
-        <w:t>2. Research Plan</w:t>
+        <w:t>2. Intended Use</w:t>
       </w:r>
     </w:p>
     <w:tbl>
@@ -966,22 +628,22 @@
         </w:tblBorders>
       </w:tblPr>
       <w:tblGrid>
-        <w:gridCol w:w="2952"/>
-        <w:gridCol w:w="6408"/>
+        <w:gridCol w:w="2376"/>
+        <w:gridCol w:w="6984"/>
       </w:tblGrid>
       <w:tr>
         <w:trPr>
-          <w:trHeight w:val="518" w:hRule="atLeast"/>
+          <w:trHeight w:val="403" w:hRule="atLeast"/>
         </w:trPr>
         <w:tc>
           <w:tcPr>
-            <w:tcW w:type="dxa" w:w="2952"/>
+            <w:tcW w:type="dxa" w:w="2376"/>
             <w:shd w:fill="F5E9EA"/>
             <w:tcMar>
-              <w:top w:w="90" w:type="dxa"/>
-              <w:start w:w="130" w:type="dxa"/>
-              <w:bottom w:w="90" w:type="dxa"/>
-              <w:end w:w="130" w:type="dxa"/>
+              <w:top w:w="60" w:type="dxa"/>
+              <w:start w:w="95" w:type="dxa"/>
+              <w:bottom w:w="60" w:type="dxa"/>
+              <w:end w:w="95" w:type="dxa"/>
             </w:tcMar>
             <w:vAlign w:val="center"/>
           </w:tcPr>
@@ -999,7 +661,7 @@
                 <w:rFonts w:ascii="Calibri" w:hAnsi="Calibri" w:eastAsia="Microsoft YaHei"/>
                 <w:b/>
                 <w:color w:val="4B1117"/>
-                <w:sz w:val="20"/>
+                <w:sz w:val="18"/>
               </w:rPr>
               <w:t>Field</w:t>
             </w:r>
@@ -1007,13 +669,13 @@
         </w:tc>
         <w:tc>
           <w:tcPr>
-            <w:tcW w:type="dxa" w:w="6408"/>
+            <w:tcW w:type="dxa" w:w="6984"/>
             <w:shd w:fill="F5E9EA"/>
             <w:tcMar>
-              <w:top w:w="90" w:type="dxa"/>
-              <w:start w:w="130" w:type="dxa"/>
-              <w:bottom w:w="90" w:type="dxa"/>
-              <w:end w:w="130" w:type="dxa"/>
+              <w:top w:w="60" w:type="dxa"/>
+              <w:start w:w="95" w:type="dxa"/>
+              <w:bottom w:w="60" w:type="dxa"/>
+              <w:end w:w="95" w:type="dxa"/>
             </w:tcMar>
             <w:vAlign w:val="center"/>
           </w:tcPr>
@@ -1031,7 +693,7 @@
                 <w:rFonts w:ascii="Calibri" w:hAnsi="Calibri" w:eastAsia="Microsoft YaHei"/>
                 <w:b/>
                 <w:color w:val="4B1117"/>
-                <w:sz w:val="20"/>
+                <w:sz w:val="18"/>
               </w:rPr>
               <w:t>Response</w:t>
             </w:r>
@@ -1040,16 +702,16 @@
       </w:tr>
       <w:tr>
         <w:trPr>
-          <w:trHeight w:val="547" w:hRule="atLeast"/>
+          <w:trHeight w:val="403" w:hRule="atLeast"/>
         </w:trPr>
         <w:tc>
           <w:tcPr>
-            <w:tcW w:type="dxa" w:w="2952"/>
+            <w:tcW w:type="dxa" w:w="2376"/>
             <w:tcMar>
-              <w:top w:w="90" w:type="dxa"/>
-              <w:start w:w="130" w:type="dxa"/>
-              <w:bottom w:w="90" w:type="dxa"/>
-              <w:end w:w="130" w:type="dxa"/>
+              <w:top w:w="60" w:type="dxa"/>
+              <w:start w:w="95" w:type="dxa"/>
+              <w:bottom w:w="60" w:type="dxa"/>
+              <w:end w:w="95" w:type="dxa"/>
             </w:tcMar>
             <w:vAlign w:val="center"/>
           </w:tcPr>
@@ -1067,7 +729,7 @@
                 <w:rFonts w:ascii="Calibri" w:hAnsi="Calibri" w:eastAsia="Microsoft YaHei"/>
                 <w:b w:val="0"/>
                 <w:color w:val="1F2933"/>
-                <w:sz w:val="20"/>
+                <w:sz w:val="18"/>
               </w:rPr>
               <w:t>Project title</w:t>
             </w:r>
@@ -1075,12 +737,12 @@
         </w:tc>
         <w:tc>
           <w:tcPr>
-            <w:tcW w:type="dxa" w:w="6408"/>
+            <w:tcW w:type="dxa" w:w="6984"/>
             <w:tcMar>
-              <w:top w:w="90" w:type="dxa"/>
-              <w:start w:w="130" w:type="dxa"/>
-              <w:bottom w:w="90" w:type="dxa"/>
-              <w:end w:w="130" w:type="dxa"/>
+              <w:top w:w="60" w:type="dxa"/>
+              <w:start w:w="95" w:type="dxa"/>
+              <w:bottom w:w="60" w:type="dxa"/>
+              <w:end w:w="95" w:type="dxa"/>
             </w:tcMar>
             <w:vAlign w:val="center"/>
           </w:tcPr>
@@ -1098,7 +760,7 @@
                 <w:rFonts w:ascii="Calibri" w:hAnsi="Calibri" w:eastAsia="Microsoft YaHei"/>
                 <w:b w:val="0"/>
                 <w:color w:val="1F2933"/>
-                <w:sz w:val="20"/>
+                <w:sz w:val="18"/>
               </w:rPr>
               <w:t xml:space="preserve"> </w:t>
             </w:r>
@@ -1107,16 +769,16 @@
       </w:tr>
       <w:tr>
         <w:trPr>
-          <w:trHeight w:val="749" w:hRule="atLeast"/>
+          <w:trHeight w:val="490" w:hRule="atLeast"/>
         </w:trPr>
         <w:tc>
           <w:tcPr>
-            <w:tcW w:type="dxa" w:w="2952"/>
+            <w:tcW w:type="dxa" w:w="2376"/>
             <w:tcMar>
-              <w:top w:w="90" w:type="dxa"/>
-              <w:start w:w="130" w:type="dxa"/>
-              <w:bottom w:w="90" w:type="dxa"/>
-              <w:end w:w="130" w:type="dxa"/>
+              <w:top w:w="60" w:type="dxa"/>
+              <w:start w:w="95" w:type="dxa"/>
+              <w:bottom w:w="60" w:type="dxa"/>
+              <w:end w:w="95" w:type="dxa"/>
             </w:tcMar>
             <w:vAlign w:val="center"/>
           </w:tcPr>
@@ -1134,20 +796,20 @@
                 <w:rFonts w:ascii="Calibri" w:hAnsi="Calibri" w:eastAsia="Microsoft YaHei"/>
                 <w:b w:val="0"/>
                 <w:color w:val="1F2933"/>
-                <w:sz w:val="20"/>
+                <w:sz w:val="18"/>
               </w:rPr>
-              <w:t>Research category</w:t>
+              <w:t>Use type</w:t>
             </w:r>
           </w:p>
         </w:tc>
         <w:tc>
           <w:tcPr>
-            <w:tcW w:type="dxa" w:w="6408"/>
+            <w:tcW w:type="dxa" w:w="6984"/>
             <w:tcMar>
-              <w:top w:w="90" w:type="dxa"/>
-              <w:start w:w="130" w:type="dxa"/>
-              <w:bottom w:w="90" w:type="dxa"/>
-              <w:end w:w="130" w:type="dxa"/>
+              <w:top w:w="60" w:type="dxa"/>
+              <w:start w:w="95" w:type="dxa"/>
+              <w:bottom w:w="60" w:type="dxa"/>
+              <w:end w:w="95" w:type="dxa"/>
             </w:tcMar>
             <w:vAlign w:val="center"/>
           </w:tcPr>
@@ -1165,25 +827,25 @@
                 <w:rFonts w:ascii="Calibri" w:hAnsi="Calibri" w:eastAsia="Microsoft YaHei"/>
                 <w:b w:val="0"/>
                 <w:color w:val="1F2933"/>
-                <w:sz w:val="20"/>
+                <w:sz w:val="18"/>
               </w:rPr>
-              <w:t>□ Journal/conference paper  □ Thesis/dissertation  □ Teaching/coursework  □ Algorithm validation  □ Other:</w:t>
+              <w:t>□ Paper  □ Thesis/dissertation  □ Teaching/coursework  □ Algorithm validation  □ Other:</w:t>
             </w:r>
           </w:p>
         </w:tc>
       </w:tr>
       <w:tr>
         <w:trPr>
-          <w:trHeight w:val="1152" w:hRule="atLeast"/>
+          <w:trHeight w:val="749" w:hRule="atLeast"/>
         </w:trPr>
         <w:tc>
           <w:tcPr>
-            <w:tcW w:type="dxa" w:w="2952"/>
+            <w:tcW w:type="dxa" w:w="2376"/>
             <w:tcMar>
-              <w:top w:w="90" w:type="dxa"/>
-              <w:start w:w="130" w:type="dxa"/>
-              <w:bottom w:w="90" w:type="dxa"/>
-              <w:end w:w="130" w:type="dxa"/>
+              <w:top w:w="60" w:type="dxa"/>
+              <w:start w:w="95" w:type="dxa"/>
+              <w:bottom w:w="60" w:type="dxa"/>
+              <w:end w:w="95" w:type="dxa"/>
             </w:tcMar>
             <w:vAlign w:val="center"/>
           </w:tcPr>
@@ -1201,20 +863,20 @@
                 <w:rFonts w:ascii="Calibri" w:hAnsi="Calibri" w:eastAsia="Microsoft YaHei"/>
                 <w:b w:val="0"/>
                 <w:color w:val="1F2933"/>
-                <w:sz w:val="20"/>
+                <w:sz w:val="18"/>
               </w:rPr>
-              <w:t>Objectives and research questions</w:t>
+              <w:t>Brief description</w:t>
             </w:r>
           </w:p>
         </w:tc>
         <w:tc>
           <w:tcPr>
-            <w:tcW w:type="dxa" w:w="6408"/>
+            <w:tcW w:type="dxa" w:w="6984"/>
             <w:tcMar>
-              <w:top w:w="90" w:type="dxa"/>
-              <w:start w:w="130" w:type="dxa"/>
-              <w:bottom w:w="90" w:type="dxa"/>
-              <w:end w:w="130" w:type="dxa"/>
+              <w:top w:w="60" w:type="dxa"/>
+              <w:start w:w="95" w:type="dxa"/>
+              <w:bottom w:w="60" w:type="dxa"/>
+              <w:end w:w="95" w:type="dxa"/>
             </w:tcMar>
             <w:vAlign w:val="center"/>
           </w:tcPr>
@@ -1232,25 +894,25 @@
                 <w:rFonts w:ascii="Calibri" w:hAnsi="Calibri" w:eastAsia="Microsoft YaHei"/>
                 <w:b w:val="0"/>
                 <w:color w:val="1F2933"/>
-                <w:sz w:val="20"/>
+                <w:sz w:val="18"/>
               </w:rPr>
-              <w:t xml:space="preserve"> </w:t>
+              <w:t>Describe the research question, method, or planned analysis in 2-3 sentences:</w:t>
             </w:r>
           </w:p>
         </w:tc>
       </w:tr>
       <w:tr>
         <w:trPr>
-          <w:trHeight w:val="1152" w:hRule="atLeast"/>
+          <w:trHeight w:val="432" w:hRule="atLeast"/>
         </w:trPr>
         <w:tc>
           <w:tcPr>
-            <w:tcW w:type="dxa" w:w="2952"/>
+            <w:tcW w:type="dxa" w:w="2376"/>
             <w:tcMar>
-              <w:top w:w="90" w:type="dxa"/>
-              <w:start w:w="130" w:type="dxa"/>
-              <w:bottom w:w="90" w:type="dxa"/>
-              <w:end w:w="130" w:type="dxa"/>
+              <w:top w:w="60" w:type="dxa"/>
+              <w:start w:w="95" w:type="dxa"/>
+              <w:bottom w:w="60" w:type="dxa"/>
+              <w:end w:w="95" w:type="dxa"/>
             </w:tcMar>
             <w:vAlign w:val="center"/>
           </w:tcPr>
@@ -1268,20 +930,20 @@
                 <w:rFonts w:ascii="Calibri" w:hAnsi="Calibri" w:eastAsia="Microsoft YaHei"/>
                 <w:b w:val="0"/>
                 <w:color w:val="1F2933"/>
-                <w:sz w:val="20"/>
+                <w:sz w:val="18"/>
               </w:rPr>
-              <w:t>Planned use of HIED</w:t>
+              <w:t>Requested data</w:t>
             </w:r>
           </w:p>
         </w:tc>
         <w:tc>
           <w:tcPr>
-            <w:tcW w:type="dxa" w:w="6408"/>
+            <w:tcW w:type="dxa" w:w="6984"/>
             <w:tcMar>
-              <w:top w:w="90" w:type="dxa"/>
-              <w:start w:w="130" w:type="dxa"/>
-              <w:bottom w:w="90" w:type="dxa"/>
-              <w:end w:w="130" w:type="dxa"/>
+              <w:top w:w="60" w:type="dxa"/>
+              <w:start w:w="95" w:type="dxa"/>
+              <w:bottom w:w="60" w:type="dxa"/>
+              <w:end w:w="95" w:type="dxa"/>
             </w:tcMar>
             <w:vAlign w:val="center"/>
           </w:tcPr>
@@ -1299,25 +961,25 @@
                 <w:rFonts w:ascii="Calibri" w:hAnsi="Calibri" w:eastAsia="Microsoft YaHei"/>
                 <w:b w:val="0"/>
                 <w:color w:val="1F2933"/>
-                <w:sz w:val="20"/>
+                <w:sz w:val="18"/>
               </w:rPr>
-              <w:t xml:space="preserve"> </w:t>
+              <w:t>□ Preprocessed EEG trial data (MATLAB .mat)  □ Dataset documentation</w:t>
             </w:r>
           </w:p>
         </w:tc>
       </w:tr>
       <w:tr>
         <w:trPr>
-          <w:trHeight w:val="1008" w:hRule="atLeast"/>
+          <w:trHeight w:val="403" w:hRule="atLeast"/>
         </w:trPr>
         <w:tc>
           <w:tcPr>
-            <w:tcW w:type="dxa" w:w="2952"/>
+            <w:tcW w:type="dxa" w:w="2376"/>
             <w:tcMar>
-              <w:top w:w="90" w:type="dxa"/>
-              <w:start w:w="130" w:type="dxa"/>
-              <w:bottom w:w="90" w:type="dxa"/>
-              <w:end w:w="130" w:type="dxa"/>
+              <w:top w:w="60" w:type="dxa"/>
+              <w:start w:w="95" w:type="dxa"/>
+              <w:bottom w:w="60" w:type="dxa"/>
+              <w:end w:w="95" w:type="dxa"/>
             </w:tcMar>
             <w:vAlign w:val="center"/>
           </w:tcPr>
@@ -1335,20 +997,20 @@
                 <w:rFonts w:ascii="Calibri" w:hAnsi="Calibri" w:eastAsia="Microsoft YaHei"/>
                 <w:b w:val="0"/>
                 <w:color w:val="1F2933"/>
-                <w:sz w:val="20"/>
+                <w:sz w:val="18"/>
               </w:rPr>
-              <w:t>Analysis environment and storage location</w:t>
+              <w:t>Requested use period</w:t>
             </w:r>
           </w:p>
         </w:tc>
         <w:tc>
           <w:tcPr>
-            <w:tcW w:type="dxa" w:w="6408"/>
+            <w:tcW w:type="dxa" w:w="6984"/>
             <w:tcMar>
-              <w:top w:w="90" w:type="dxa"/>
-              <w:start w:w="130" w:type="dxa"/>
-              <w:bottom w:w="90" w:type="dxa"/>
-              <w:end w:w="130" w:type="dxa"/>
+              <w:top w:w="60" w:type="dxa"/>
+              <w:start w:w="95" w:type="dxa"/>
+              <w:bottom w:w="60" w:type="dxa"/>
+              <w:end w:w="95" w:type="dxa"/>
             </w:tcMar>
             <w:vAlign w:val="center"/>
           </w:tcPr>
@@ -1366,208 +1028,7 @@
                 <w:rFonts w:ascii="Calibri" w:hAnsi="Calibri" w:eastAsia="Microsoft YaHei"/>
                 <w:b w:val="0"/>
                 <w:color w:val="1F2933"/>
-                <w:sz w:val="20"/>
-              </w:rPr>
-              <w:t>Device/server location, access control, and backup method:</w:t>
-            </w:r>
-          </w:p>
-        </w:tc>
-      </w:tr>
-      <w:tr>
-        <w:trPr>
-          <w:trHeight w:val="864" w:hRule="atLeast"/>
-        </w:trPr>
-        <w:tc>
-          <w:tcPr>
-            <w:tcW w:type="dxa" w:w="2952"/>
-            <w:tcMar>
-              <w:top w:w="90" w:type="dxa"/>
-              <w:start w:w="130" w:type="dxa"/>
-              <w:bottom w:w="90" w:type="dxa"/>
-              <w:end w:w="130" w:type="dxa"/>
-            </w:tcMar>
-            <w:vAlign w:val="center"/>
-          </w:tcPr>
-          <w:p>
-            <w:pPr>
-              <w:spacing w:before="0" w:after="0" w:line="259" w:lineRule="auto"/>
-            </w:pPr>
-            <w:r>
-              <w:rPr>
-                <w:rFonts w:ascii="Calibri" w:hAnsi="Calibri" w:eastAsia="Microsoft YaHei"/>
-              </w:rPr>
-            </w:r>
-            <w:r>
-              <w:rPr>
-                <w:rFonts w:ascii="Calibri" w:hAnsi="Calibri" w:eastAsia="Microsoft YaHei"/>
-                <w:b w:val="0"/>
-                <w:color w:val="1F2933"/>
-                <w:sz w:val="20"/>
-              </w:rPr>
-              <w:t>Ethics approval or institutional registration</w:t>
-            </w:r>
-          </w:p>
-        </w:tc>
-        <w:tc>
-          <w:tcPr>
-            <w:tcW w:type="dxa" w:w="6408"/>
-            <w:tcMar>
-              <w:top w:w="90" w:type="dxa"/>
-              <w:start w:w="130" w:type="dxa"/>
-              <w:bottom w:w="90" w:type="dxa"/>
-              <w:end w:w="130" w:type="dxa"/>
-            </w:tcMar>
-            <w:vAlign w:val="center"/>
-          </w:tcPr>
-          <w:p>
-            <w:pPr>
-              <w:spacing w:before="0" w:after="0" w:line="259" w:lineRule="auto"/>
-            </w:pPr>
-            <w:r>
-              <w:rPr>
-                <w:rFonts w:ascii="Calibri" w:hAnsi="Calibri" w:eastAsia="Microsoft YaHei"/>
-              </w:rPr>
-            </w:r>
-            <w:r>
-              <w:rPr>
-                <w:rFonts w:ascii="Calibri" w:hAnsi="Calibri" w:eastAsia="Microsoft YaHei"/>
-                <w:b w:val="0"/>
-                <w:color w:val="1F2933"/>
-                <w:sz w:val="20"/>
-              </w:rPr>
-              <w:t>□ Approved/registered, ID:          □ In progress  □ Not applicable; notes:</w:t>
-            </w:r>
-          </w:p>
-        </w:tc>
-      </w:tr>
-      <w:tr>
-        <w:trPr>
-          <w:trHeight w:val="648" w:hRule="atLeast"/>
-        </w:trPr>
-        <w:tc>
-          <w:tcPr>
-            <w:tcW w:type="dxa" w:w="2952"/>
-            <w:tcMar>
-              <w:top w:w="90" w:type="dxa"/>
-              <w:start w:w="130" w:type="dxa"/>
-              <w:bottom w:w="90" w:type="dxa"/>
-              <w:end w:w="130" w:type="dxa"/>
-            </w:tcMar>
-            <w:vAlign w:val="center"/>
-          </w:tcPr>
-          <w:p>
-            <w:pPr>
-              <w:spacing w:before="0" w:after="0" w:line="259" w:lineRule="auto"/>
-            </w:pPr>
-            <w:r>
-              <w:rPr>
-                <w:rFonts w:ascii="Calibri" w:hAnsi="Calibri" w:eastAsia="Microsoft YaHei"/>
-              </w:rPr>
-            </w:r>
-            <w:r>
-              <w:rPr>
-                <w:rFonts w:ascii="Calibri" w:hAnsi="Calibri" w:eastAsia="Microsoft YaHei"/>
-                <w:b w:val="0"/>
-                <w:color w:val="1F2933"/>
-                <w:sz w:val="20"/>
-              </w:rPr>
-              <w:t>Expected outputs</w:t>
-            </w:r>
-          </w:p>
-        </w:tc>
-        <w:tc>
-          <w:tcPr>
-            <w:tcW w:type="dxa" w:w="6408"/>
-            <w:tcMar>
-              <w:top w:w="90" w:type="dxa"/>
-              <w:start w:w="130" w:type="dxa"/>
-              <w:bottom w:w="90" w:type="dxa"/>
-              <w:end w:w="130" w:type="dxa"/>
-            </w:tcMar>
-            <w:vAlign w:val="center"/>
-          </w:tcPr>
-          <w:p>
-            <w:pPr>
-              <w:spacing w:before="0" w:after="0" w:line="259" w:lineRule="auto"/>
-            </w:pPr>
-            <w:r>
-              <w:rPr>
-                <w:rFonts w:ascii="Calibri" w:hAnsi="Calibri" w:eastAsia="Microsoft YaHei"/>
-              </w:rPr>
-            </w:r>
-            <w:r>
-              <w:rPr>
-                <w:rFonts w:ascii="Calibri" w:hAnsi="Calibri" w:eastAsia="Microsoft YaHei"/>
-                <w:b w:val="0"/>
-                <w:color w:val="1F2933"/>
-                <w:sz w:val="20"/>
-              </w:rPr>
-              <w:t>Paper, thesis/dissertation, report, code, or other output:</w:t>
-            </w:r>
-          </w:p>
-        </w:tc>
-      </w:tr>
-      <w:tr>
-        <w:trPr>
-          <w:trHeight w:val="547" w:hRule="atLeast"/>
-        </w:trPr>
-        <w:tc>
-          <w:tcPr>
-            <w:tcW w:type="dxa" w:w="2952"/>
-            <w:tcMar>
-              <w:top w:w="90" w:type="dxa"/>
-              <w:start w:w="130" w:type="dxa"/>
-              <w:bottom w:w="90" w:type="dxa"/>
-              <w:end w:w="130" w:type="dxa"/>
-            </w:tcMar>
-            <w:vAlign w:val="center"/>
-          </w:tcPr>
-          <w:p>
-            <w:pPr>
-              <w:spacing w:before="0" w:after="0" w:line="259" w:lineRule="auto"/>
-            </w:pPr>
-            <w:r>
-              <w:rPr>
-                <w:rFonts w:ascii="Calibri" w:hAnsi="Calibri" w:eastAsia="Microsoft YaHei"/>
-              </w:rPr>
-            </w:r>
-            <w:r>
-              <w:rPr>
-                <w:rFonts w:ascii="Calibri" w:hAnsi="Calibri" w:eastAsia="Microsoft YaHei"/>
-                <w:b w:val="0"/>
-                <w:color w:val="1F2933"/>
-                <w:sz w:val="20"/>
-              </w:rPr>
-              <w:t>Requested use period</w:t>
-            </w:r>
-          </w:p>
-        </w:tc>
-        <w:tc>
-          <w:tcPr>
-            <w:tcW w:type="dxa" w:w="6408"/>
-            <w:tcMar>
-              <w:top w:w="90" w:type="dxa"/>
-              <w:start w:w="130" w:type="dxa"/>
-              <w:bottom w:w="90" w:type="dxa"/>
-              <w:end w:w="130" w:type="dxa"/>
-            </w:tcMar>
-            <w:vAlign w:val="center"/>
-          </w:tcPr>
-          <w:p>
-            <w:pPr>
-              <w:spacing w:before="0" w:after="0" w:line="259" w:lineRule="auto"/>
-            </w:pPr>
-            <w:r>
-              <w:rPr>
-                <w:rFonts w:ascii="Calibri" w:hAnsi="Calibri" w:eastAsia="Microsoft YaHei"/>
-              </w:rPr>
-            </w:r>
-            <w:r>
-              <w:rPr>
-                <w:rFonts w:ascii="Calibri" w:hAnsi="Calibri" w:eastAsia="Microsoft YaHei"/>
-                <w:b w:val="0"/>
-                <w:color w:val="1F2933"/>
-                <w:sz w:val="20"/>
+                <w:sz w:val="18"/>
               </w:rPr>
               <w:t>From        /        /        to        /        /</w:t>
             </w:r>
@@ -1584,437 +1045,7 @@
         <w:rPr>
           <w:rFonts w:ascii="Calibri" w:hAnsi="Calibri" w:eastAsia="Microsoft YaHei"/>
         </w:rPr>
-        <w:t>3. Requested Data Scope</w:t>
-      </w:r>
-    </w:p>
-    <w:tbl>
-      <w:tblPr>
-        <w:tblW w:type="dxa" w:w="9360"/>
-        <w:jc w:val="left"/>
-        <w:tblLayout w:type="fixed"/>
-        <w:tblLook w:firstColumn="1" w:firstRow="1" w:lastColumn="0" w:lastRow="0" w:noHBand="0" w:noVBand="1" w:val="04A0"/>
-        <w:tblInd w:w="120" w:type="dxa"/>
-        <w:tblBorders>
-          <w:top w:val="single" w:sz="6" w:space="0" w:color="C9D0D6"/>
-          <w:left w:val="single" w:sz="6" w:space="0" w:color="C9D0D6"/>
-          <w:bottom w:val="single" w:sz="6" w:space="0" w:color="C9D0D6"/>
-          <w:right w:val="single" w:sz="6" w:space="0" w:color="C9D0D6"/>
-          <w:insideH w:val="single" w:sz="6" w:space="0" w:color="C9D0D6"/>
-          <w:insideV w:val="single" w:sz="6" w:space="0" w:color="C9D0D6"/>
-        </w:tblBorders>
-      </w:tblPr>
-      <w:tblGrid>
-        <w:gridCol w:w="936"/>
-        <w:gridCol w:w="2808"/>
-        <w:gridCol w:w="5616"/>
-      </w:tblGrid>
-      <w:tr>
-        <w:trPr>
-          <w:trHeight w:val="518" w:hRule="atLeast"/>
-        </w:trPr>
-        <w:tc>
-          <w:tcPr>
-            <w:tcW w:type="dxa" w:w="936"/>
-            <w:shd w:fill="F5E9EA"/>
-            <w:tcMar>
-              <w:top w:w="90" w:type="dxa"/>
-              <w:start w:w="130" w:type="dxa"/>
-              <w:bottom w:w="90" w:type="dxa"/>
-              <w:end w:w="130" w:type="dxa"/>
-            </w:tcMar>
-            <w:vAlign w:val="center"/>
-          </w:tcPr>
-          <w:p>
-            <w:pPr>
-              <w:spacing w:before="0" w:after="0" w:line="259" w:lineRule="auto"/>
-              <w:jc w:val="center"/>
-            </w:pPr>
-            <w:r>
-              <w:rPr>
-                <w:rFonts w:ascii="Calibri" w:hAnsi="Calibri" w:eastAsia="Microsoft YaHei"/>
-              </w:rPr>
-            </w:r>
-            <w:r>
-              <w:rPr>
-                <w:rFonts w:ascii="Calibri" w:hAnsi="Calibri" w:eastAsia="Microsoft YaHei"/>
-                <w:b/>
-                <w:color w:val="4B1117"/>
-                <w:sz w:val="20"/>
-              </w:rPr>
-              <w:t>Select</w:t>
-            </w:r>
-          </w:p>
-        </w:tc>
-        <w:tc>
-          <w:tcPr>
-            <w:tcW w:type="dxa" w:w="2808"/>
-            <w:shd w:fill="F5E9EA"/>
-            <w:tcMar>
-              <w:top w:w="90" w:type="dxa"/>
-              <w:start w:w="130" w:type="dxa"/>
-              <w:bottom w:w="90" w:type="dxa"/>
-              <w:end w:w="130" w:type="dxa"/>
-            </w:tcMar>
-            <w:vAlign w:val="center"/>
-          </w:tcPr>
-          <w:p>
-            <w:pPr>
-              <w:spacing w:before="0" w:after="0" w:line="259" w:lineRule="auto"/>
-            </w:pPr>
-            <w:r>
-              <w:rPr>
-                <w:rFonts w:ascii="Calibri" w:hAnsi="Calibri" w:eastAsia="Microsoft YaHei"/>
-              </w:rPr>
-            </w:r>
-            <w:r>
-              <w:rPr>
-                <w:rFonts w:ascii="Calibri" w:hAnsi="Calibri" w:eastAsia="Microsoft YaHei"/>
-                <w:b/>
-                <w:color w:val="4B1117"/>
-                <w:sz w:val="20"/>
-              </w:rPr>
-              <w:t>Item</w:t>
-            </w:r>
-          </w:p>
-        </w:tc>
-        <w:tc>
-          <w:tcPr>
-            <w:tcW w:type="dxa" w:w="5616"/>
-            <w:shd w:fill="F5E9EA"/>
-            <w:tcMar>
-              <w:top w:w="90" w:type="dxa"/>
-              <w:start w:w="130" w:type="dxa"/>
-              <w:bottom w:w="90" w:type="dxa"/>
-              <w:end w:w="130" w:type="dxa"/>
-            </w:tcMar>
-            <w:vAlign w:val="center"/>
-          </w:tcPr>
-          <w:p>
-            <w:pPr>
-              <w:spacing w:before="0" w:after="0" w:line="259" w:lineRule="auto"/>
-            </w:pPr>
-            <w:r>
-              <w:rPr>
-                <w:rFonts w:ascii="Calibri" w:hAnsi="Calibri" w:eastAsia="Microsoft YaHei"/>
-              </w:rPr>
-            </w:r>
-            <w:r>
-              <w:rPr>
-                <w:rFonts w:ascii="Calibri" w:hAnsi="Calibri" w:eastAsia="Microsoft YaHei"/>
-                <w:b/>
-                <w:color w:val="4B1117"/>
-                <w:sz w:val="20"/>
-              </w:rPr>
-              <w:t>Description</w:t>
-            </w:r>
-          </w:p>
-        </w:tc>
-      </w:tr>
-      <w:tr>
-        <w:trPr>
-          <w:trHeight w:val="605" w:hRule="atLeast"/>
-        </w:trPr>
-        <w:tc>
-          <w:tcPr>
-            <w:tcW w:type="dxa" w:w="936"/>
-            <w:tcMar>
-              <w:top w:w="90" w:type="dxa"/>
-              <w:start w:w="130" w:type="dxa"/>
-              <w:bottom w:w="90" w:type="dxa"/>
-              <w:end w:w="130" w:type="dxa"/>
-            </w:tcMar>
-            <w:vAlign w:val="center"/>
-          </w:tcPr>
-          <w:p>
-            <w:pPr>
-              <w:spacing w:before="0" w:after="0" w:line="259" w:lineRule="auto"/>
-            </w:pPr>
-            <w:r>
-              <w:rPr>
-                <w:rFonts w:ascii="Calibri" w:hAnsi="Calibri" w:eastAsia="Microsoft YaHei"/>
-              </w:rPr>
-            </w:r>
-            <w:r>
-              <w:rPr>
-                <w:rFonts w:ascii="Calibri" w:hAnsi="Calibri" w:eastAsia="Microsoft YaHei"/>
-                <w:b w:val="0"/>
-                <w:color w:val="1F2933"/>
-                <w:sz w:val="20"/>
-              </w:rPr>
-              <w:t>□</w:t>
-            </w:r>
-          </w:p>
-        </w:tc>
-        <w:tc>
-          <w:tcPr>
-            <w:tcW w:type="dxa" w:w="2808"/>
-            <w:tcMar>
-              <w:top w:w="90" w:type="dxa"/>
-              <w:start w:w="130" w:type="dxa"/>
-              <w:bottom w:w="90" w:type="dxa"/>
-              <w:end w:w="130" w:type="dxa"/>
-            </w:tcMar>
-            <w:vAlign w:val="center"/>
-          </w:tcPr>
-          <w:p>
-            <w:pPr>
-              <w:spacing w:before="0" w:after="0" w:line="259" w:lineRule="auto"/>
-            </w:pPr>
-            <w:r>
-              <w:rPr>
-                <w:rFonts w:ascii="Calibri" w:hAnsi="Calibri" w:eastAsia="Microsoft YaHei"/>
-              </w:rPr>
-            </w:r>
-            <w:r>
-              <w:rPr>
-                <w:rFonts w:ascii="Calibri" w:hAnsi="Calibri" w:eastAsia="Microsoft YaHei"/>
-                <w:b w:val="0"/>
-                <w:color w:val="1F2933"/>
-                <w:sz w:val="20"/>
-              </w:rPr>
-              <w:t>Preprocessed EEG trial data</w:t>
-            </w:r>
-          </w:p>
-        </w:tc>
-        <w:tc>
-          <w:tcPr>
-            <w:tcW w:type="dxa" w:w="5616"/>
-            <w:tcMar>
-              <w:top w:w="90" w:type="dxa"/>
-              <w:start w:w="130" w:type="dxa"/>
-              <w:bottom w:w="90" w:type="dxa"/>
-              <w:end w:w="130" w:type="dxa"/>
-            </w:tcMar>
-            <w:vAlign w:val="center"/>
-          </w:tcPr>
-          <w:p>
-            <w:pPr>
-              <w:spacing w:before="0" w:after="0" w:line="259" w:lineRule="auto"/>
-            </w:pPr>
-            <w:r>
-              <w:rPr>
-                <w:rFonts w:ascii="Calibri" w:hAnsi="Calibri" w:eastAsia="Microsoft YaHei"/>
-              </w:rPr>
-            </w:r>
-            <w:r>
-              <w:rPr>
-                <w:rFonts w:ascii="Calibri" w:hAnsi="Calibri" w:eastAsia="Microsoft YaHei"/>
-                <w:b w:val="0"/>
-                <w:color w:val="1F2933"/>
-                <w:sz w:val="20"/>
-              </w:rPr>
-              <w:t>MATLAB .mat files under HIED/S01-S30; 30 trials for each participant.</w:t>
-            </w:r>
-          </w:p>
-        </w:tc>
-      </w:tr>
-      <w:tr>
-        <w:trPr>
-          <w:trHeight w:val="605" w:hRule="atLeast"/>
-        </w:trPr>
-        <w:tc>
-          <w:tcPr>
-            <w:tcW w:type="dxa" w:w="936"/>
-            <w:tcMar>
-              <w:top w:w="90" w:type="dxa"/>
-              <w:start w:w="130" w:type="dxa"/>
-              <w:bottom w:w="90" w:type="dxa"/>
-              <w:end w:w="130" w:type="dxa"/>
-            </w:tcMar>
-            <w:vAlign w:val="center"/>
-          </w:tcPr>
-          <w:p>
-            <w:pPr>
-              <w:spacing w:before="0" w:after="0" w:line="259" w:lineRule="auto"/>
-            </w:pPr>
-            <w:r>
-              <w:rPr>
-                <w:rFonts w:ascii="Calibri" w:hAnsi="Calibri" w:eastAsia="Microsoft YaHei"/>
-              </w:rPr>
-            </w:r>
-            <w:r>
-              <w:rPr>
-                <w:rFonts w:ascii="Calibri" w:hAnsi="Calibri" w:eastAsia="Microsoft YaHei"/>
-                <w:b w:val="0"/>
-                <w:color w:val="1F2933"/>
-                <w:sz w:val="20"/>
-              </w:rPr>
-              <w:t>□</w:t>
-            </w:r>
-          </w:p>
-        </w:tc>
-        <w:tc>
-          <w:tcPr>
-            <w:tcW w:type="dxa" w:w="2808"/>
-            <w:tcMar>
-              <w:top w:w="90" w:type="dxa"/>
-              <w:start w:w="130" w:type="dxa"/>
-              <w:bottom w:w="90" w:type="dxa"/>
-              <w:end w:w="130" w:type="dxa"/>
-            </w:tcMar>
-            <w:vAlign w:val="center"/>
-          </w:tcPr>
-          <w:p>
-            <w:pPr>
-              <w:spacing w:before="0" w:after="0" w:line="259" w:lineRule="auto"/>
-            </w:pPr>
-            <w:r>
-              <w:rPr>
-                <w:rFonts w:ascii="Calibri" w:hAnsi="Calibri" w:eastAsia="Microsoft YaHei"/>
-              </w:rPr>
-            </w:r>
-            <w:r>
-              <w:rPr>
-                <w:rFonts w:ascii="Calibri" w:hAnsi="Calibri" w:eastAsia="Microsoft YaHei"/>
-                <w:b w:val="0"/>
-                <w:color w:val="1F2933"/>
-                <w:sz w:val="20"/>
-              </w:rPr>
-              <w:t>Anonymous participant summary</w:t>
-            </w:r>
-          </w:p>
-        </w:tc>
-        <w:tc>
-          <w:tcPr>
-            <w:tcW w:type="dxa" w:w="5616"/>
-            <w:tcMar>
-              <w:top w:w="90" w:type="dxa"/>
-              <w:start w:w="130" w:type="dxa"/>
-              <w:bottom w:w="90" w:type="dxa"/>
-              <w:end w:w="130" w:type="dxa"/>
-            </w:tcMar>
-            <w:vAlign w:val="center"/>
-          </w:tcPr>
-          <w:p>
-            <w:pPr>
-              <w:spacing w:before="0" w:after="0" w:line="259" w:lineRule="auto"/>
-            </w:pPr>
-            <w:r>
-              <w:rPr>
-                <w:rFonts w:ascii="Calibri" w:hAnsi="Calibri" w:eastAsia="Microsoft YaHei"/>
-              </w:rPr>
-            </w:r>
-            <w:r>
-              <w:rPr>
-                <w:rFonts w:ascii="Calibri" w:hAnsi="Calibri" w:eastAsia="Microsoft YaHei"/>
-                <w:b w:val="0"/>
-                <w:color w:val="1F2933"/>
-                <w:sz w:val="20"/>
-              </w:rPr>
-              <w:t>Non-identifying statistical fields for sample description and grouping analysis.</w:t>
-            </w:r>
-          </w:p>
-        </w:tc>
-      </w:tr>
-      <w:tr>
-        <w:trPr>
-          <w:trHeight w:val="605" w:hRule="atLeast"/>
-        </w:trPr>
-        <w:tc>
-          <w:tcPr>
-            <w:tcW w:type="dxa" w:w="936"/>
-            <w:tcMar>
-              <w:top w:w="90" w:type="dxa"/>
-              <w:start w:w="130" w:type="dxa"/>
-              <w:bottom w:w="90" w:type="dxa"/>
-              <w:end w:w="130" w:type="dxa"/>
-            </w:tcMar>
-            <w:vAlign w:val="center"/>
-          </w:tcPr>
-          <w:p>
-            <w:pPr>
-              <w:spacing w:before="0" w:after="0" w:line="259" w:lineRule="auto"/>
-            </w:pPr>
-            <w:r>
-              <w:rPr>
-                <w:rFonts w:ascii="Calibri" w:hAnsi="Calibri" w:eastAsia="Microsoft YaHei"/>
-              </w:rPr>
-            </w:r>
-            <w:r>
-              <w:rPr>
-                <w:rFonts w:ascii="Calibri" w:hAnsi="Calibri" w:eastAsia="Microsoft YaHei"/>
-                <w:b w:val="0"/>
-                <w:color w:val="1F2933"/>
-                <w:sz w:val="20"/>
-              </w:rPr>
-              <w:t>□</w:t>
-            </w:r>
-          </w:p>
-        </w:tc>
-        <w:tc>
-          <w:tcPr>
-            <w:tcW w:type="dxa" w:w="2808"/>
-            <w:tcMar>
-              <w:top w:w="90" w:type="dxa"/>
-              <w:start w:w="130" w:type="dxa"/>
-              <w:bottom w:w="90" w:type="dxa"/>
-              <w:end w:w="130" w:type="dxa"/>
-            </w:tcMar>
-            <w:vAlign w:val="center"/>
-          </w:tcPr>
-          <w:p>
-            <w:pPr>
-              <w:spacing w:before="0" w:after="0" w:line="259" w:lineRule="auto"/>
-            </w:pPr>
-            <w:r>
-              <w:rPr>
-                <w:rFonts w:ascii="Calibri" w:hAnsi="Calibri" w:eastAsia="Microsoft YaHei"/>
-              </w:rPr>
-            </w:r>
-            <w:r>
-              <w:rPr>
-                <w:rFonts w:ascii="Calibri" w:hAnsi="Calibri" w:eastAsia="Microsoft YaHei"/>
-                <w:b w:val="0"/>
-                <w:color w:val="1F2933"/>
-                <w:sz w:val="20"/>
-              </w:rPr>
-              <w:t>Dataset documentation</w:t>
-            </w:r>
-          </w:p>
-        </w:tc>
-        <w:tc>
-          <w:tcPr>
-            <w:tcW w:type="dxa" w:w="5616"/>
-            <w:tcMar>
-              <w:top w:w="90" w:type="dxa"/>
-              <w:start w:w="130" w:type="dxa"/>
-              <w:bottom w:w="90" w:type="dxa"/>
-              <w:end w:w="130" w:type="dxa"/>
-            </w:tcMar>
-            <w:vAlign w:val="center"/>
-          </w:tcPr>
-          <w:p>
-            <w:pPr>
-              <w:spacing w:before="0" w:after="0" w:line="259" w:lineRule="auto"/>
-            </w:pPr>
-            <w:r>
-              <w:rPr>
-                <w:rFonts w:ascii="Calibri" w:hAnsi="Calibri" w:eastAsia="Microsoft YaHei"/>
-              </w:rPr>
-            </w:r>
-            <w:r>
-              <w:rPr>
-                <w:rFonts w:ascii="Calibri" w:hAnsi="Calibri" w:eastAsia="Microsoft YaHei"/>
-                <w:b w:val="0"/>
-                <w:color w:val="1F2933"/>
-                <w:sz w:val="20"/>
-              </w:rPr>
-              <w:t>Variable names, sampling rate, channel count, file organization, and citation information.</w:t>
-            </w:r>
-          </w:p>
-        </w:tc>
-      </w:tr>
-    </w:tbl>
-    <w:p/>
-    <w:p>
-      <w:pPr>
-        <w:pStyle w:val="Heading1"/>
-      </w:pPr>
-      <w:r>
-        <w:rPr>
-          <w:rFonts w:ascii="Calibri" w:hAnsi="Calibri" w:eastAsia="Microsoft YaHei"/>
-        </w:rPr>
-        <w:t>4. Data Use Commitments</w:t>
+        <w:t>3. Data Use Commitments</w:t>
       </w:r>
     </w:p>
     <w:tbl>
@@ -2039,17 +1070,17 @@
       </w:tblGrid>
       <w:tr>
         <w:trPr>
-          <w:trHeight w:val="518" w:hRule="atLeast"/>
+          <w:trHeight w:val="403" w:hRule="atLeast"/>
         </w:trPr>
         <w:tc>
           <w:tcPr>
             <w:tcW w:type="dxa" w:w="1152"/>
             <w:shd w:fill="F5E9EA"/>
             <w:tcMar>
-              <w:top w:w="90" w:type="dxa"/>
-              <w:start w:w="130" w:type="dxa"/>
-              <w:bottom w:w="90" w:type="dxa"/>
-              <w:end w:w="130" w:type="dxa"/>
+              <w:top w:w="60" w:type="dxa"/>
+              <w:start w:w="95" w:type="dxa"/>
+              <w:bottom w:w="60" w:type="dxa"/>
+              <w:end w:w="95" w:type="dxa"/>
             </w:tcMar>
             <w:vAlign w:val="center"/>
           </w:tcPr>
@@ -2067,7 +1098,7 @@
                 <w:rFonts w:ascii="Calibri" w:hAnsi="Calibri" w:eastAsia="Microsoft YaHei"/>
                 <w:b/>
                 <w:color w:val="4B1117"/>
-                <w:sz w:val="20"/>
+                <w:sz w:val="18"/>
               </w:rPr>
               <w:t>Confirm</w:t>
             </w:r>
@@ -2078,10 +1109,10 @@
             <w:tcW w:type="dxa" w:w="8208"/>
             <w:shd w:fill="F5E9EA"/>
             <w:tcMar>
-              <w:top w:w="90" w:type="dxa"/>
-              <w:start w:w="130" w:type="dxa"/>
-              <w:bottom w:w="90" w:type="dxa"/>
-              <w:end w:w="130" w:type="dxa"/>
+              <w:top w:w="60" w:type="dxa"/>
+              <w:start w:w="95" w:type="dxa"/>
+              <w:bottom w:w="60" w:type="dxa"/>
+              <w:end w:w="95" w:type="dxa"/>
             </w:tcMar>
             <w:vAlign w:val="center"/>
           </w:tcPr>
@@ -2099,7 +1130,7 @@
                 <w:rFonts w:ascii="Calibri" w:hAnsi="Calibri" w:eastAsia="Microsoft YaHei"/>
                 <w:b/>
                 <w:color w:val="4B1117"/>
-                <w:sz w:val="20"/>
+                <w:sz w:val="18"/>
               </w:rPr>
               <w:t>Commitment</w:t>
             </w:r>
@@ -2108,16 +1139,16 @@
       </w:tr>
       <w:tr>
         <w:trPr>
-          <w:trHeight w:val="720" w:hRule="atLeast"/>
+          <w:trHeight w:val="461" w:hRule="atLeast"/>
         </w:trPr>
         <w:tc>
           <w:tcPr>
             <w:tcW w:type="dxa" w:w="1152"/>
             <w:tcMar>
-              <w:top w:w="90" w:type="dxa"/>
-              <w:start w:w="130" w:type="dxa"/>
-              <w:bottom w:w="90" w:type="dxa"/>
-              <w:end w:w="130" w:type="dxa"/>
+              <w:top w:w="60" w:type="dxa"/>
+              <w:start w:w="95" w:type="dxa"/>
+              <w:bottom w:w="60" w:type="dxa"/>
+              <w:end w:w="95" w:type="dxa"/>
             </w:tcMar>
             <w:vAlign w:val="center"/>
           </w:tcPr>
@@ -2135,7 +1166,7 @@
                 <w:rFonts w:ascii="Calibri" w:hAnsi="Calibri" w:eastAsia="Microsoft YaHei"/>
                 <w:b w:val="0"/>
                 <w:color w:val="1F2933"/>
-                <w:sz w:val="20"/>
+                <w:sz w:val="18"/>
               </w:rPr>
               <w:t>□</w:t>
             </w:r>
@@ -2145,10 +1176,10 @@
           <w:tcPr>
             <w:tcW w:type="dxa" w:w="8208"/>
             <w:tcMar>
-              <w:top w:w="90" w:type="dxa"/>
-              <w:start w:w="130" w:type="dxa"/>
-              <w:bottom w:w="90" w:type="dxa"/>
-              <w:end w:w="130" w:type="dxa"/>
+              <w:top w:w="60" w:type="dxa"/>
+              <w:start w:w="95" w:type="dxa"/>
+              <w:bottom w:w="60" w:type="dxa"/>
+              <w:end w:w="95" w:type="dxa"/>
             </w:tcMar>
             <w:vAlign w:val="center"/>
           </w:tcPr>
@@ -2166,25 +1197,25 @@
                 <w:rFonts w:ascii="Calibri" w:hAnsi="Calibri" w:eastAsia="Microsoft YaHei"/>
                 <w:b w:val="0"/>
                 <w:color w:val="1F2933"/>
-                <w:sz w:val="20"/>
+                <w:sz w:val="18"/>
               </w:rPr>
-              <w:t>The information in this request is accurate and complete; the data will be used only for the study described in this form.</w:t>
+              <w:t>The data will be used only for the academic or non-commercial purpose described in this form.</w:t>
             </w:r>
           </w:p>
         </w:tc>
       </w:tr>
       <w:tr>
         <w:trPr>
-          <w:trHeight w:val="792" w:hRule="atLeast"/>
+          <w:trHeight w:val="461" w:hRule="atLeast"/>
         </w:trPr>
         <w:tc>
           <w:tcPr>
             <w:tcW w:type="dxa" w:w="1152"/>
             <w:tcMar>
-              <w:top w:w="90" w:type="dxa"/>
-              <w:start w:w="130" w:type="dxa"/>
-              <w:bottom w:w="90" w:type="dxa"/>
-              <w:end w:w="130" w:type="dxa"/>
+              <w:top w:w="60" w:type="dxa"/>
+              <w:start w:w="95" w:type="dxa"/>
+              <w:bottom w:w="60" w:type="dxa"/>
+              <w:end w:w="95" w:type="dxa"/>
             </w:tcMar>
             <w:vAlign w:val="center"/>
           </w:tcPr>
@@ -2202,7 +1233,7 @@
                 <w:rFonts w:ascii="Calibri" w:hAnsi="Calibri" w:eastAsia="Microsoft YaHei"/>
                 <w:b w:val="0"/>
                 <w:color w:val="1F2933"/>
-                <w:sz w:val="20"/>
+                <w:sz w:val="18"/>
               </w:rPr>
               <w:t>□</w:t>
             </w:r>
@@ -2212,10 +1243,10 @@
           <w:tcPr>
             <w:tcW w:type="dxa" w:w="8208"/>
             <w:tcMar>
-              <w:top w:w="90" w:type="dxa"/>
-              <w:start w:w="130" w:type="dxa"/>
-              <w:bottom w:w="90" w:type="dxa"/>
-              <w:end w:w="130" w:type="dxa"/>
+              <w:top w:w="60" w:type="dxa"/>
+              <w:start w:w="95" w:type="dxa"/>
+              <w:bottom w:w="60" w:type="dxa"/>
+              <w:end w:w="95" w:type="dxa"/>
             </w:tcMar>
             <w:vAlign w:val="center"/>
           </w:tcPr>
@@ -2233,25 +1264,25 @@
                 <w:rFonts w:ascii="Calibri" w:hAnsi="Calibri" w:eastAsia="Microsoft YaHei"/>
                 <w:b w:val="0"/>
                 <w:color w:val="1F2933"/>
-                <w:sz w:val="20"/>
+                <w:sz w:val="18"/>
               </w:rPr>
-              <w:t>The data will not be used for commercial services, product training, advertising, or any activity outside the approved research scope.</w:t>
+              <w:t>The data will not be transferred, shared, publicly posted, or uploaded without permission.</w:t>
             </w:r>
           </w:p>
         </w:tc>
       </w:tr>
       <w:tr>
         <w:trPr>
-          <w:trHeight w:val="720" w:hRule="atLeast"/>
+          <w:trHeight w:val="461" w:hRule="atLeast"/>
         </w:trPr>
         <w:tc>
           <w:tcPr>
             <w:tcW w:type="dxa" w:w="1152"/>
             <w:tcMar>
-              <w:top w:w="90" w:type="dxa"/>
-              <w:start w:w="130" w:type="dxa"/>
-              <w:bottom w:w="90" w:type="dxa"/>
-              <w:end w:w="130" w:type="dxa"/>
+              <w:top w:w="60" w:type="dxa"/>
+              <w:start w:w="95" w:type="dxa"/>
+              <w:bottom w:w="60" w:type="dxa"/>
+              <w:end w:w="95" w:type="dxa"/>
             </w:tcMar>
             <w:vAlign w:val="center"/>
           </w:tcPr>
@@ -2269,7 +1300,7 @@
                 <w:rFonts w:ascii="Calibri" w:hAnsi="Calibri" w:eastAsia="Microsoft YaHei"/>
                 <w:b w:val="0"/>
                 <w:color w:val="1F2933"/>
-                <w:sz w:val="20"/>
+                <w:sz w:val="18"/>
               </w:rPr>
               <w:t>□</w:t>
             </w:r>
@@ -2279,10 +1310,10 @@
           <w:tcPr>
             <w:tcW w:type="dxa" w:w="8208"/>
             <w:tcMar>
-              <w:top w:w="90" w:type="dxa"/>
-              <w:start w:w="130" w:type="dxa"/>
-              <w:bottom w:w="90" w:type="dxa"/>
-              <w:end w:w="130" w:type="dxa"/>
+              <w:top w:w="60" w:type="dxa"/>
+              <w:start w:w="95" w:type="dxa"/>
+              <w:bottom w:w="60" w:type="dxa"/>
+              <w:end w:w="95" w:type="dxa"/>
             </w:tcMar>
             <w:vAlign w:val="center"/>
           </w:tcPr>
@@ -2300,25 +1331,25 @@
                 <w:rFonts w:ascii="Calibri" w:hAnsi="Calibri" w:eastAsia="Microsoft YaHei"/>
                 <w:b w:val="0"/>
                 <w:color w:val="1F2933"/>
-                <w:sz w:val="20"/>
+                <w:sz w:val="18"/>
               </w:rPr>
-              <w:t>The data will not be copied, transferred, shared, publicly posted, or uploaded to third-party platforms without written permission.</w:t>
+              <w:t>No attempt will be made to identify participants or link the data with personal identifiers.</w:t>
             </w:r>
           </w:p>
         </w:tc>
       </w:tr>
       <w:tr>
         <w:trPr>
-          <w:trHeight w:val="648" w:hRule="atLeast"/>
+          <w:trHeight w:val="461" w:hRule="atLeast"/>
         </w:trPr>
         <w:tc>
           <w:tcPr>
             <w:tcW w:type="dxa" w:w="1152"/>
             <w:tcMar>
-              <w:top w:w="90" w:type="dxa"/>
-              <w:start w:w="130" w:type="dxa"/>
-              <w:bottom w:w="90" w:type="dxa"/>
-              <w:end w:w="130" w:type="dxa"/>
+              <w:top w:w="60" w:type="dxa"/>
+              <w:start w:w="95" w:type="dxa"/>
+              <w:bottom w:w="60" w:type="dxa"/>
+              <w:end w:w="95" w:type="dxa"/>
             </w:tcMar>
             <w:vAlign w:val="center"/>
           </w:tcPr>
@@ -2336,7 +1367,7 @@
                 <w:rFonts w:ascii="Calibri" w:hAnsi="Calibri" w:eastAsia="Microsoft YaHei"/>
                 <w:b w:val="0"/>
                 <w:color w:val="1F2933"/>
-                <w:sz w:val="20"/>
+                <w:sz w:val="18"/>
               </w:rPr>
               <w:t>□</w:t>
             </w:r>
@@ -2346,10 +1377,10 @@
           <w:tcPr>
             <w:tcW w:type="dxa" w:w="8208"/>
             <w:tcMar>
-              <w:top w:w="90" w:type="dxa"/>
-              <w:start w:w="130" w:type="dxa"/>
-              <w:bottom w:w="90" w:type="dxa"/>
-              <w:end w:w="130" w:type="dxa"/>
+              <w:top w:w="60" w:type="dxa"/>
+              <w:start w:w="95" w:type="dxa"/>
+              <w:bottom w:w="60" w:type="dxa"/>
+              <w:end w:w="95" w:type="dxa"/>
             </w:tcMar>
             <w:vAlign w:val="center"/>
           </w:tcPr>
@@ -2367,25 +1398,25 @@
                 <w:rFonts w:ascii="Calibri" w:hAnsi="Calibri" w:eastAsia="Microsoft YaHei"/>
                 <w:b w:val="0"/>
                 <w:color w:val="1F2933"/>
-                <w:sz w:val="20"/>
+                <w:sz w:val="18"/>
               </w:rPr>
-              <w:t>No attempt will be made to identify participants or link the data with personally identifiable information.</w:t>
+              <w:t>Papers, reports, code, or presentations using HIED will cite the dataset as required.</w:t>
             </w:r>
           </w:p>
         </w:tc>
       </w:tr>
       <w:tr>
         <w:trPr>
-          <w:trHeight w:val="720" w:hRule="atLeast"/>
+          <w:trHeight w:val="547" w:hRule="atLeast"/>
         </w:trPr>
         <w:tc>
           <w:tcPr>
             <w:tcW w:type="dxa" w:w="1152"/>
             <w:tcMar>
-              <w:top w:w="90" w:type="dxa"/>
-              <w:start w:w="130" w:type="dxa"/>
-              <w:bottom w:w="90" w:type="dxa"/>
-              <w:end w:w="130" w:type="dxa"/>
+              <w:top w:w="60" w:type="dxa"/>
+              <w:start w:w="95" w:type="dxa"/>
+              <w:bottom w:w="60" w:type="dxa"/>
+              <w:end w:w="95" w:type="dxa"/>
             </w:tcMar>
             <w:vAlign w:val="center"/>
           </w:tcPr>
@@ -2403,7 +1434,7 @@
                 <w:rFonts w:ascii="Calibri" w:hAnsi="Calibri" w:eastAsia="Microsoft YaHei"/>
                 <w:b w:val="0"/>
                 <w:color w:val="1F2933"/>
-                <w:sz w:val="20"/>
+                <w:sz w:val="18"/>
               </w:rPr>
               <w:t>□</w:t>
             </w:r>
@@ -2413,10 +1444,10 @@
           <w:tcPr>
             <w:tcW w:type="dxa" w:w="8208"/>
             <w:tcMar>
-              <w:top w:w="90" w:type="dxa"/>
-              <w:start w:w="130" w:type="dxa"/>
-              <w:bottom w:w="90" w:type="dxa"/>
-              <w:end w:w="130" w:type="dxa"/>
+              <w:top w:w="60" w:type="dxa"/>
+              <w:start w:w="95" w:type="dxa"/>
+              <w:bottom w:w="60" w:type="dxa"/>
+              <w:end w:w="95" w:type="dxa"/>
             </w:tcMar>
             <w:vAlign w:val="center"/>
           </w:tcPr>
@@ -2434,221 +1465,15 @@
                 <w:rFonts w:ascii="Calibri" w:hAnsi="Calibri" w:eastAsia="Microsoft YaHei"/>
                 <w:b w:val="0"/>
                 <w:color w:val="1F2933"/>
-                <w:sz w:val="20"/>
+                <w:sz w:val="18"/>
               </w:rPr>
-              <w:t>Access will be limited to the authorized members listed in this form, and the data will be stored on controlled devices or servers.</w:t>
-            </w:r>
-          </w:p>
-        </w:tc>
-      </w:tr>
-      <w:tr>
-        <w:trPr>
-          <w:trHeight w:val="792" w:hRule="atLeast"/>
-        </w:trPr>
-        <w:tc>
-          <w:tcPr>
-            <w:tcW w:type="dxa" w:w="1152"/>
-            <w:tcMar>
-              <w:top w:w="90" w:type="dxa"/>
-              <w:start w:w="130" w:type="dxa"/>
-              <w:bottom w:w="90" w:type="dxa"/>
-              <w:end w:w="130" w:type="dxa"/>
-            </w:tcMar>
-            <w:vAlign w:val="center"/>
-          </w:tcPr>
-          <w:p>
-            <w:pPr>
-              <w:spacing w:before="0" w:after="0" w:line="259" w:lineRule="auto"/>
-            </w:pPr>
-            <w:r>
-              <w:rPr>
-                <w:rFonts w:ascii="Calibri" w:hAnsi="Calibri" w:eastAsia="Microsoft YaHei"/>
-              </w:rPr>
-            </w:r>
-            <w:r>
-              <w:rPr>
-                <w:rFonts w:ascii="Calibri" w:hAnsi="Calibri" w:eastAsia="Microsoft YaHei"/>
-                <w:b w:val="0"/>
-                <w:color w:val="1F2933"/>
-                <w:sz w:val="20"/>
-              </w:rPr>
-              <w:t>□</w:t>
-            </w:r>
-          </w:p>
-        </w:tc>
-        <w:tc>
-          <w:tcPr>
-            <w:tcW w:type="dxa" w:w="8208"/>
-            <w:tcMar>
-              <w:top w:w="90" w:type="dxa"/>
-              <w:start w:w="130" w:type="dxa"/>
-              <w:bottom w:w="90" w:type="dxa"/>
-              <w:end w:w="130" w:type="dxa"/>
-            </w:tcMar>
-            <w:vAlign w:val="center"/>
-          </w:tcPr>
-          <w:p>
-            <w:pPr>
-              <w:spacing w:before="0" w:after="0" w:line="259" w:lineRule="auto"/>
-            </w:pPr>
-            <w:r>
-              <w:rPr>
-                <w:rFonts w:ascii="Calibri" w:hAnsi="Calibri" w:eastAsia="Microsoft YaHei"/>
-              </w:rPr>
-            </w:r>
-            <w:r>
-              <w:rPr>
-                <w:rFonts w:ascii="Calibri" w:hAnsi="Calibri" w:eastAsia="Microsoft YaHei"/>
-                <w:b w:val="0"/>
-                <w:color w:val="1F2933"/>
-                <w:sz w:val="20"/>
-              </w:rPr>
-              <w:t>Publications, preprints, reports, code repositories, and presentations using HIED will cite the associated paper and dataset documentation as required.</w:t>
-            </w:r>
-          </w:p>
-        </w:tc>
-      </w:tr>
-      <w:tr>
-        <w:trPr>
-          <w:trHeight w:val="720" w:hRule="atLeast"/>
-        </w:trPr>
-        <w:tc>
-          <w:tcPr>
-            <w:tcW w:type="dxa" w:w="1152"/>
-            <w:tcMar>
-              <w:top w:w="90" w:type="dxa"/>
-              <w:start w:w="130" w:type="dxa"/>
-              <w:bottom w:w="90" w:type="dxa"/>
-              <w:end w:w="130" w:type="dxa"/>
-            </w:tcMar>
-            <w:vAlign w:val="center"/>
-          </w:tcPr>
-          <w:p>
-            <w:pPr>
-              <w:spacing w:before="0" w:after="0" w:line="259" w:lineRule="auto"/>
-            </w:pPr>
-            <w:r>
-              <w:rPr>
-                <w:rFonts w:ascii="Calibri" w:hAnsi="Calibri" w:eastAsia="Microsoft YaHei"/>
-              </w:rPr>
-            </w:r>
-            <w:r>
-              <w:rPr>
-                <w:rFonts w:ascii="Calibri" w:hAnsi="Calibri" w:eastAsia="Microsoft YaHei"/>
-                <w:b w:val="0"/>
-                <w:color w:val="1F2933"/>
-                <w:sz w:val="20"/>
-              </w:rPr>
-              <w:t>□</w:t>
-            </w:r>
-          </w:p>
-        </w:tc>
-        <w:tc>
-          <w:tcPr>
-            <w:tcW w:type="dxa" w:w="8208"/>
-            <w:tcMar>
-              <w:top w:w="90" w:type="dxa"/>
-              <w:start w:w="130" w:type="dxa"/>
-              <w:bottom w:w="90" w:type="dxa"/>
-              <w:end w:w="130" w:type="dxa"/>
-            </w:tcMar>
-            <w:vAlign w:val="center"/>
-          </w:tcPr>
-          <w:p>
-            <w:pPr>
-              <w:spacing w:before="0" w:after="0" w:line="259" w:lineRule="auto"/>
-            </w:pPr>
-            <w:r>
-              <w:rPr>
-                <w:rFonts w:ascii="Calibri" w:hAnsi="Calibri" w:eastAsia="Microsoft YaHei"/>
-              </w:rPr>
-            </w:r>
-            <w:r>
-              <w:rPr>
-                <w:rFonts w:ascii="Calibri" w:hAnsi="Calibri" w:eastAsia="Microsoft YaHei"/>
-                <w:b w:val="0"/>
-                <w:color w:val="1F2933"/>
-                <w:sz w:val="20"/>
-              </w:rPr>
-              <w:t>Changes to scope, personnel, storage location, or use period will be reported through an amendment or a new request.</w:t>
-            </w:r>
-          </w:p>
-        </w:tc>
-      </w:tr>
-      <w:tr>
-        <w:trPr>
-          <w:trHeight w:val="792" w:hRule="atLeast"/>
-        </w:trPr>
-        <w:tc>
-          <w:tcPr>
-            <w:tcW w:type="dxa" w:w="1152"/>
-            <w:tcMar>
-              <w:top w:w="90" w:type="dxa"/>
-              <w:start w:w="130" w:type="dxa"/>
-              <w:bottom w:w="90" w:type="dxa"/>
-              <w:end w:w="130" w:type="dxa"/>
-            </w:tcMar>
-            <w:vAlign w:val="center"/>
-          </w:tcPr>
-          <w:p>
-            <w:pPr>
-              <w:spacing w:before="0" w:after="0" w:line="259" w:lineRule="auto"/>
-            </w:pPr>
-            <w:r>
-              <w:rPr>
-                <w:rFonts w:ascii="Calibri" w:hAnsi="Calibri" w:eastAsia="Microsoft YaHei"/>
-              </w:rPr>
-            </w:r>
-            <w:r>
-              <w:rPr>
-                <w:rFonts w:ascii="Calibri" w:hAnsi="Calibri" w:eastAsia="Microsoft YaHei"/>
-                <w:b w:val="0"/>
-                <w:color w:val="1F2933"/>
-                <w:sz w:val="20"/>
-              </w:rPr>
-              <w:t>□</w:t>
-            </w:r>
-          </w:p>
-        </w:tc>
-        <w:tc>
-          <w:tcPr>
-            <w:tcW w:type="dxa" w:w="8208"/>
-            <w:tcMar>
-              <w:top w:w="90" w:type="dxa"/>
-              <w:start w:w="130" w:type="dxa"/>
-              <w:bottom w:w="90" w:type="dxa"/>
-              <w:end w:w="130" w:type="dxa"/>
-            </w:tcMar>
-            <w:vAlign w:val="center"/>
-          </w:tcPr>
-          <w:p>
-            <w:pPr>
-              <w:spacing w:before="0" w:after="0" w:line="259" w:lineRule="auto"/>
-            </w:pPr>
-            <w:r>
-              <w:rPr>
-                <w:rFonts w:ascii="Calibri" w:hAnsi="Calibri" w:eastAsia="Microsoft YaHei"/>
-              </w:rPr>
-            </w:r>
-            <w:r>
-              <w:rPr>
-                <w:rFonts w:ascii="Calibri" w:hAnsi="Calibri" w:eastAsia="Microsoft YaHei"/>
-                <w:b w:val="0"/>
-                <w:color w:val="1F2933"/>
-                <w:sz w:val="20"/>
-              </w:rPr>
-              <w:t>At the end of the approved period, or upon written request from the data custodian, data copies will be deleted, archived, or no longer used as instructed.</w:t>
+              <w:t>When the study ends, or when requested by the data custodian, data copies will no longer be used or will be deleted.</w:t>
             </w:r>
           </w:p>
         </w:tc>
       </w:tr>
     </w:tbl>
     <w:p/>
-    <w:p>
-      <w:r>
-        <w:br w:type="page"/>
-      </w:r>
-    </w:p>
     <w:p>
       <w:pPr>
         <w:pStyle w:val="Heading1"/>
@@ -2657,941 +1482,95 @@
         <w:rPr>
           <w:rFonts w:ascii="Calibri" w:hAnsi="Calibri" w:eastAsia="Microsoft YaHei"/>
         </w:rPr>
-        <w:t>5. Signatures</w:t>
-      </w:r>
-    </w:p>
-    <w:tbl>
-      <w:tblPr>
-        <w:tblW w:type="dxa" w:w="9360"/>
-        <w:jc w:val="left"/>
-        <w:tblLayout w:type="fixed"/>
-        <w:tblLook w:firstColumn="1" w:firstRow="1" w:lastColumn="0" w:lastRow="0" w:noHBand="0" w:noVBand="1" w:val="04A0"/>
-        <w:tblInd w:w="120" w:type="dxa"/>
-        <w:tblBorders>
-          <w:top w:val="single" w:sz="6" w:space="0" w:color="C9D0D6"/>
-          <w:left w:val="single" w:sz="6" w:space="0" w:color="C9D0D6"/>
-          <w:bottom w:val="single" w:sz="6" w:space="0" w:color="C9D0D6"/>
-          <w:right w:val="single" w:sz="6" w:space="0" w:color="C9D0D6"/>
-          <w:insideH w:val="single" w:sz="6" w:space="0" w:color="C9D0D6"/>
-          <w:insideV w:val="single" w:sz="6" w:space="0" w:color="C9D0D6"/>
-        </w:tblBorders>
-      </w:tblPr>
-      <w:tblGrid>
-        <w:gridCol w:w="3168"/>
-        <w:gridCol w:w="4032"/>
-        <w:gridCol w:w="2160"/>
-      </w:tblGrid>
-      <w:tr>
-        <w:trPr>
-          <w:trHeight w:val="518" w:hRule="atLeast"/>
-        </w:trPr>
-        <w:tc>
-          <w:tcPr>
-            <w:tcW w:type="dxa" w:w="3168"/>
-            <w:shd w:fill="F5E9EA"/>
-            <w:tcMar>
-              <w:top w:w="90" w:type="dxa"/>
-              <w:start w:w="130" w:type="dxa"/>
-              <w:bottom w:w="90" w:type="dxa"/>
-              <w:end w:w="130" w:type="dxa"/>
-            </w:tcMar>
-            <w:vAlign w:val="center"/>
-          </w:tcPr>
-          <w:p>
-            <w:pPr>
-              <w:spacing w:before="0" w:after="0" w:line="259" w:lineRule="auto"/>
-              <w:jc w:val="center"/>
-            </w:pPr>
-            <w:r>
-              <w:rPr>
-                <w:rFonts w:ascii="Calibri" w:hAnsi="Calibri" w:eastAsia="Microsoft YaHei"/>
-              </w:rPr>
-            </w:r>
-            <w:r>
-              <w:rPr>
-                <w:rFonts w:ascii="Calibri" w:hAnsi="Calibri" w:eastAsia="Microsoft YaHei"/>
-                <w:b/>
-                <w:color w:val="4B1117"/>
-                <w:sz w:val="20"/>
-              </w:rPr>
-              <w:t>Signer</w:t>
-            </w:r>
-          </w:p>
-        </w:tc>
-        <w:tc>
-          <w:tcPr>
-            <w:tcW w:type="dxa" w:w="4032"/>
-            <w:shd w:fill="F5E9EA"/>
-            <w:tcMar>
-              <w:top w:w="90" w:type="dxa"/>
-              <w:start w:w="130" w:type="dxa"/>
-              <w:bottom w:w="90" w:type="dxa"/>
-              <w:end w:w="130" w:type="dxa"/>
-            </w:tcMar>
-            <w:vAlign w:val="center"/>
-          </w:tcPr>
-          <w:p>
-            <w:pPr>
-              <w:spacing w:before="0" w:after="0" w:line="259" w:lineRule="auto"/>
-            </w:pPr>
-            <w:r>
-              <w:rPr>
-                <w:rFonts w:ascii="Calibri" w:hAnsi="Calibri" w:eastAsia="Microsoft YaHei"/>
-              </w:rPr>
-            </w:r>
-            <w:r>
-              <w:rPr>
-                <w:rFonts w:ascii="Calibri" w:hAnsi="Calibri" w:eastAsia="Microsoft YaHei"/>
-                <w:b/>
-                <w:color w:val="4B1117"/>
-                <w:sz w:val="20"/>
-              </w:rPr>
-              <w:t>Signature / Seal</w:t>
-            </w:r>
-          </w:p>
-        </w:tc>
-        <w:tc>
-          <w:tcPr>
-            <w:tcW w:type="dxa" w:w="2160"/>
-            <w:shd w:fill="F5E9EA"/>
-            <w:tcMar>
-              <w:top w:w="90" w:type="dxa"/>
-              <w:start w:w="130" w:type="dxa"/>
-              <w:bottom w:w="90" w:type="dxa"/>
-              <w:end w:w="130" w:type="dxa"/>
-            </w:tcMar>
-            <w:vAlign w:val="center"/>
-          </w:tcPr>
-          <w:p>
-            <w:pPr>
-              <w:spacing w:before="0" w:after="0" w:line="259" w:lineRule="auto"/>
-            </w:pPr>
-            <w:r>
-              <w:rPr>
-                <w:rFonts w:ascii="Calibri" w:hAnsi="Calibri" w:eastAsia="Microsoft YaHei"/>
-              </w:rPr>
-            </w:r>
-            <w:r>
-              <w:rPr>
-                <w:rFonts w:ascii="Calibri" w:hAnsi="Calibri" w:eastAsia="Microsoft YaHei"/>
-                <w:b/>
-                <w:color w:val="4B1117"/>
-                <w:sz w:val="20"/>
-              </w:rPr>
-              <w:t>Date</w:t>
-            </w:r>
-          </w:p>
-        </w:tc>
-      </w:tr>
-      <w:tr>
-        <w:trPr>
-          <w:trHeight w:val="792" w:hRule="atLeast"/>
-        </w:trPr>
-        <w:tc>
-          <w:tcPr>
-            <w:tcW w:type="dxa" w:w="3168"/>
-            <w:tcMar>
-              <w:top w:w="90" w:type="dxa"/>
-              <w:start w:w="130" w:type="dxa"/>
-              <w:bottom w:w="90" w:type="dxa"/>
-              <w:end w:w="130" w:type="dxa"/>
-            </w:tcMar>
-            <w:vAlign w:val="center"/>
-          </w:tcPr>
-          <w:p>
-            <w:pPr>
-              <w:spacing w:before="0" w:after="0" w:line="259" w:lineRule="auto"/>
-            </w:pPr>
-            <w:r>
-              <w:rPr>
-                <w:rFonts w:ascii="Calibri" w:hAnsi="Calibri" w:eastAsia="Microsoft YaHei"/>
-              </w:rPr>
-            </w:r>
-            <w:r>
-              <w:rPr>
-                <w:rFonts w:ascii="Calibri" w:hAnsi="Calibri" w:eastAsia="Microsoft YaHei"/>
-                <w:b w:val="0"/>
-                <w:color w:val="1F2933"/>
-                <w:sz w:val="20"/>
-              </w:rPr>
-              <w:t>Applicant</w:t>
-            </w:r>
-          </w:p>
-        </w:tc>
-        <w:tc>
-          <w:tcPr>
-            <w:tcW w:type="dxa" w:w="4032"/>
-            <w:tcMar>
-              <w:top w:w="90" w:type="dxa"/>
-              <w:start w:w="130" w:type="dxa"/>
-              <w:bottom w:w="90" w:type="dxa"/>
-              <w:end w:w="130" w:type="dxa"/>
-            </w:tcMar>
-            <w:vAlign w:val="center"/>
-          </w:tcPr>
-          <w:p>
-            <w:pPr>
-              <w:spacing w:before="0" w:after="0" w:line="259" w:lineRule="auto"/>
-            </w:pPr>
-            <w:r>
-              <w:rPr>
-                <w:rFonts w:ascii="Calibri" w:hAnsi="Calibri" w:eastAsia="Microsoft YaHei"/>
-              </w:rPr>
-            </w:r>
-            <w:r>
-              <w:rPr>
-                <w:rFonts w:ascii="Calibri" w:hAnsi="Calibri" w:eastAsia="Microsoft YaHei"/>
-                <w:b w:val="0"/>
-                <w:color w:val="1F2933"/>
-                <w:sz w:val="20"/>
-              </w:rPr>
-              <w:t xml:space="preserve"> </w:t>
-            </w:r>
-          </w:p>
-        </w:tc>
-        <w:tc>
-          <w:tcPr>
-            <w:tcW w:type="dxa" w:w="2160"/>
-            <w:tcMar>
-              <w:top w:w="90" w:type="dxa"/>
-              <w:start w:w="130" w:type="dxa"/>
-              <w:bottom w:w="90" w:type="dxa"/>
-              <w:end w:w="130" w:type="dxa"/>
-            </w:tcMar>
-            <w:vAlign w:val="center"/>
-          </w:tcPr>
-          <w:p>
-            <w:pPr>
-              <w:spacing w:before="0" w:after="0" w:line="259" w:lineRule="auto"/>
-            </w:pPr>
-            <w:r>
-              <w:rPr>
-                <w:rFonts w:ascii="Calibri" w:hAnsi="Calibri" w:eastAsia="Microsoft YaHei"/>
-              </w:rPr>
-            </w:r>
-            <w:r>
-              <w:rPr>
-                <w:rFonts w:ascii="Calibri" w:hAnsi="Calibri" w:eastAsia="Microsoft YaHei"/>
-                <w:b w:val="0"/>
-                <w:color w:val="1F2933"/>
-                <w:sz w:val="20"/>
-              </w:rPr>
-              <w:t xml:space="preserve">        /        /</w:t>
-            </w:r>
-          </w:p>
-        </w:tc>
-      </w:tr>
-      <w:tr>
-        <w:trPr>
-          <w:trHeight w:val="792" w:hRule="atLeast"/>
-        </w:trPr>
-        <w:tc>
-          <w:tcPr>
-            <w:tcW w:type="dxa" w:w="3168"/>
-            <w:tcMar>
-              <w:top w:w="90" w:type="dxa"/>
-              <w:start w:w="130" w:type="dxa"/>
-              <w:bottom w:w="90" w:type="dxa"/>
-              <w:end w:w="130" w:type="dxa"/>
-            </w:tcMar>
-            <w:vAlign w:val="center"/>
-          </w:tcPr>
-          <w:p>
-            <w:pPr>
-              <w:spacing w:before="0" w:after="0" w:line="259" w:lineRule="auto"/>
-            </w:pPr>
-            <w:r>
-              <w:rPr>
-                <w:rFonts w:ascii="Calibri" w:hAnsi="Calibri" w:eastAsia="Microsoft YaHei"/>
-              </w:rPr>
-            </w:r>
-            <w:r>
-              <w:rPr>
-                <w:rFonts w:ascii="Calibri" w:hAnsi="Calibri" w:eastAsia="Microsoft YaHei"/>
-                <w:b w:val="0"/>
-                <w:color w:val="1F2933"/>
-                <w:sz w:val="20"/>
-              </w:rPr>
-              <w:t>PI / Supervisor</w:t>
-            </w:r>
-          </w:p>
-        </w:tc>
-        <w:tc>
-          <w:tcPr>
-            <w:tcW w:type="dxa" w:w="4032"/>
-            <w:tcMar>
-              <w:top w:w="90" w:type="dxa"/>
-              <w:start w:w="130" w:type="dxa"/>
-              <w:bottom w:w="90" w:type="dxa"/>
-              <w:end w:w="130" w:type="dxa"/>
-            </w:tcMar>
-            <w:vAlign w:val="center"/>
-          </w:tcPr>
-          <w:p>
-            <w:pPr>
-              <w:spacing w:before="0" w:after="0" w:line="259" w:lineRule="auto"/>
-            </w:pPr>
-            <w:r>
-              <w:rPr>
-                <w:rFonts w:ascii="Calibri" w:hAnsi="Calibri" w:eastAsia="Microsoft YaHei"/>
-              </w:rPr>
-            </w:r>
-            <w:r>
-              <w:rPr>
-                <w:rFonts w:ascii="Calibri" w:hAnsi="Calibri" w:eastAsia="Microsoft YaHei"/>
-                <w:b w:val="0"/>
-                <w:color w:val="1F2933"/>
-                <w:sz w:val="20"/>
-              </w:rPr>
-              <w:t xml:space="preserve"> </w:t>
-            </w:r>
-          </w:p>
-        </w:tc>
-        <w:tc>
-          <w:tcPr>
-            <w:tcW w:type="dxa" w:w="2160"/>
-            <w:tcMar>
-              <w:top w:w="90" w:type="dxa"/>
-              <w:start w:w="130" w:type="dxa"/>
-              <w:bottom w:w="90" w:type="dxa"/>
-              <w:end w:w="130" w:type="dxa"/>
-            </w:tcMar>
-            <w:vAlign w:val="center"/>
-          </w:tcPr>
-          <w:p>
-            <w:pPr>
-              <w:spacing w:before="0" w:after="0" w:line="259" w:lineRule="auto"/>
-            </w:pPr>
-            <w:r>
-              <w:rPr>
-                <w:rFonts w:ascii="Calibri" w:hAnsi="Calibri" w:eastAsia="Microsoft YaHei"/>
-              </w:rPr>
-            </w:r>
-            <w:r>
-              <w:rPr>
-                <w:rFonts w:ascii="Calibri" w:hAnsi="Calibri" w:eastAsia="Microsoft YaHei"/>
-                <w:b w:val="0"/>
-                <w:color w:val="1F2933"/>
-                <w:sz w:val="20"/>
-              </w:rPr>
-              <w:t xml:space="preserve">        /        /</w:t>
-            </w:r>
-          </w:p>
-        </w:tc>
-      </w:tr>
-      <w:tr>
-        <w:trPr>
-          <w:trHeight w:val="936" w:hRule="atLeast"/>
-        </w:trPr>
-        <w:tc>
-          <w:tcPr>
-            <w:tcW w:type="dxa" w:w="3168"/>
-            <w:tcMar>
-              <w:top w:w="90" w:type="dxa"/>
-              <w:start w:w="130" w:type="dxa"/>
-              <w:bottom w:w="90" w:type="dxa"/>
-              <w:end w:w="130" w:type="dxa"/>
-            </w:tcMar>
-            <w:vAlign w:val="center"/>
-          </w:tcPr>
-          <w:p>
-            <w:pPr>
-              <w:spacing w:before="0" w:after="0" w:line="259" w:lineRule="auto"/>
-            </w:pPr>
-            <w:r>
-              <w:rPr>
-                <w:rFonts w:ascii="Calibri" w:hAnsi="Calibri" w:eastAsia="Microsoft YaHei"/>
-              </w:rPr>
-            </w:r>
-            <w:r>
-              <w:rPr>
-                <w:rFonts w:ascii="Calibri" w:hAnsi="Calibri" w:eastAsia="Microsoft YaHei"/>
-                <w:b w:val="0"/>
-                <w:color w:val="1F2933"/>
-                <w:sz w:val="20"/>
-              </w:rPr>
-              <w:t>Institution / Department, if required</w:t>
-            </w:r>
-          </w:p>
-        </w:tc>
-        <w:tc>
-          <w:tcPr>
-            <w:tcW w:type="dxa" w:w="4032"/>
-            <w:tcMar>
-              <w:top w:w="90" w:type="dxa"/>
-              <w:start w:w="130" w:type="dxa"/>
-              <w:bottom w:w="90" w:type="dxa"/>
-              <w:end w:w="130" w:type="dxa"/>
-            </w:tcMar>
-            <w:vAlign w:val="center"/>
-          </w:tcPr>
-          <w:p>
-            <w:pPr>
-              <w:spacing w:before="0" w:after="0" w:line="259" w:lineRule="auto"/>
-            </w:pPr>
-            <w:r>
-              <w:rPr>
-                <w:rFonts w:ascii="Calibri" w:hAnsi="Calibri" w:eastAsia="Microsoft YaHei"/>
-              </w:rPr>
-            </w:r>
-            <w:r>
-              <w:rPr>
-                <w:rFonts w:ascii="Calibri" w:hAnsi="Calibri" w:eastAsia="Microsoft YaHei"/>
-                <w:b w:val="0"/>
-                <w:color w:val="1F2933"/>
-                <w:sz w:val="20"/>
-              </w:rPr>
-              <w:t xml:space="preserve"> </w:t>
-            </w:r>
-          </w:p>
-        </w:tc>
-        <w:tc>
-          <w:tcPr>
-            <w:tcW w:type="dxa" w:w="2160"/>
-            <w:tcMar>
-              <w:top w:w="90" w:type="dxa"/>
-              <w:start w:w="130" w:type="dxa"/>
-              <w:bottom w:w="90" w:type="dxa"/>
-              <w:end w:w="130" w:type="dxa"/>
-            </w:tcMar>
-            <w:vAlign w:val="center"/>
-          </w:tcPr>
-          <w:p>
-            <w:pPr>
-              <w:spacing w:before="0" w:after="0" w:line="259" w:lineRule="auto"/>
-            </w:pPr>
-            <w:r>
-              <w:rPr>
-                <w:rFonts w:ascii="Calibri" w:hAnsi="Calibri" w:eastAsia="Microsoft YaHei"/>
-              </w:rPr>
-            </w:r>
-            <w:r>
-              <w:rPr>
-                <w:rFonts w:ascii="Calibri" w:hAnsi="Calibri" w:eastAsia="Microsoft YaHei"/>
-                <w:b w:val="0"/>
-                <w:color w:val="1F2933"/>
-                <w:sz w:val="20"/>
-              </w:rPr>
-              <w:t xml:space="preserve">        /        /</w:t>
-            </w:r>
-          </w:p>
-        </w:tc>
-      </w:tr>
-    </w:tbl>
-    <w:p/>
-    <w:p>
-      <w:r>
-        <w:br w:type="page"/>
+        <w:t>4. Signatures</w:t>
       </w:r>
     </w:p>
     <w:p>
       <w:pPr>
-        <w:pStyle w:val="Heading1"/>
+        <w:spacing w:before="0" w:after="40" w:line="240" w:lineRule="auto"/>
       </w:pPr>
       <w:r>
         <w:rPr>
           <w:rFonts w:ascii="Calibri" w:hAnsi="Calibri" w:eastAsia="Microsoft YaHei"/>
+          <w:b/>
+          <w:color w:val="1F2933"/>
+          <w:sz w:val="18"/>
         </w:rPr>
-        <w:t>6. Review Decision</w:t>
+        <w:t>Applicant signature：</w:t>
+      </w:r>
+      <w:r>
+        <w:rPr>
+          <w:rFonts w:ascii="Calibri" w:hAnsi="Calibri" w:eastAsia="Microsoft YaHei"/>
+          <w:b w:val="0"/>
+          <w:color w:val="1F2933"/>
+          <w:sz w:val="18"/>
+        </w:rPr>
+        <w:t>____________________________</w:t>
+      </w:r>
+      <w:r>
+        <w:rPr>
+          <w:rFonts w:ascii="Calibri" w:hAnsi="Calibri" w:eastAsia="Microsoft YaHei"/>
+          <w:b/>
+          <w:color w:val="1F2933"/>
+          <w:sz w:val="18"/>
+        </w:rPr>
+        <w:t xml:space="preserve">    Date：</w:t>
+      </w:r>
+      <w:r>
+        <w:rPr>
+          <w:rFonts w:ascii="Calibri" w:hAnsi="Calibri" w:eastAsia="Microsoft YaHei"/>
+          <w:b w:val="0"/>
+          <w:color w:val="1F2933"/>
+          <w:sz w:val="18"/>
+        </w:rPr>
+        <w:t>________________</w:t>
       </w:r>
     </w:p>
-    <w:tbl>
-      <w:tblPr>
-        <w:tblW w:type="dxa" w:w="9360"/>
-        <w:jc w:val="left"/>
-        <w:tblLayout w:type="fixed"/>
-        <w:tblLook w:firstColumn="1" w:firstRow="1" w:lastColumn="0" w:lastRow="0" w:noHBand="0" w:noVBand="1" w:val="04A0"/>
-        <w:tblInd w:w="120" w:type="dxa"/>
-        <w:tblBorders>
-          <w:top w:val="single" w:sz="6" w:space="0" w:color="C9D0D6"/>
-          <w:left w:val="single" w:sz="6" w:space="0" w:color="C9D0D6"/>
-          <w:bottom w:val="single" w:sz="6" w:space="0" w:color="C9D0D6"/>
-          <w:right w:val="single" w:sz="6" w:space="0" w:color="C9D0D6"/>
-          <w:insideH w:val="single" w:sz="6" w:space="0" w:color="C9D0D6"/>
-          <w:insideV w:val="single" w:sz="6" w:space="0" w:color="C9D0D6"/>
-        </w:tblBorders>
-      </w:tblPr>
-      <w:tblGrid>
-        <w:gridCol w:w="2736"/>
-        <w:gridCol w:w="6624"/>
-      </w:tblGrid>
-      <w:tr>
-        <w:trPr>
-          <w:trHeight w:val="518" w:hRule="atLeast"/>
-        </w:trPr>
-        <w:tc>
-          <w:tcPr>
-            <w:tcW w:type="dxa" w:w="2736"/>
-            <w:shd w:fill="F5E9EA"/>
-            <w:tcMar>
-              <w:top w:w="90" w:type="dxa"/>
-              <w:start w:w="130" w:type="dxa"/>
-              <w:bottom w:w="90" w:type="dxa"/>
-              <w:end w:w="130" w:type="dxa"/>
-            </w:tcMar>
-            <w:vAlign w:val="center"/>
-          </w:tcPr>
-          <w:p>
-            <w:pPr>
-              <w:spacing w:before="0" w:after="0" w:line="259" w:lineRule="auto"/>
-            </w:pPr>
-            <w:r>
-              <w:rPr>
-                <w:rFonts w:ascii="Calibri" w:hAnsi="Calibri" w:eastAsia="Microsoft YaHei"/>
-              </w:rPr>
-            </w:r>
-            <w:r>
-              <w:rPr>
-                <w:rFonts w:ascii="Calibri" w:hAnsi="Calibri" w:eastAsia="Microsoft YaHei"/>
-                <w:b/>
-                <w:color w:val="4B1117"/>
-                <w:sz w:val="20"/>
-              </w:rPr>
-              <w:t>Review Field</w:t>
-            </w:r>
-          </w:p>
-        </w:tc>
-        <w:tc>
-          <w:tcPr>
-            <w:tcW w:type="dxa" w:w="6624"/>
-            <w:shd w:fill="F5E9EA"/>
-            <w:tcMar>
-              <w:top w:w="90" w:type="dxa"/>
-              <w:start w:w="130" w:type="dxa"/>
-              <w:bottom w:w="90" w:type="dxa"/>
-              <w:end w:w="130" w:type="dxa"/>
-            </w:tcMar>
-            <w:vAlign w:val="center"/>
-          </w:tcPr>
-          <w:p>
-            <w:pPr>
-              <w:spacing w:before="0" w:after="0" w:line="259" w:lineRule="auto"/>
-            </w:pPr>
-            <w:r>
-              <w:rPr>
-                <w:rFonts w:ascii="Calibri" w:hAnsi="Calibri" w:eastAsia="Microsoft YaHei"/>
-              </w:rPr>
-            </w:r>
-            <w:r>
-              <w:rPr>
-                <w:rFonts w:ascii="Calibri" w:hAnsi="Calibri" w:eastAsia="Microsoft YaHei"/>
-                <w:b/>
-                <w:color w:val="4B1117"/>
-                <w:sz w:val="20"/>
-              </w:rPr>
-              <w:t>Response</w:t>
-            </w:r>
-          </w:p>
-        </w:tc>
-      </w:tr>
-      <w:tr>
-        <w:trPr>
-          <w:trHeight w:val="576" w:hRule="atLeast"/>
-        </w:trPr>
-        <w:tc>
-          <w:tcPr>
-            <w:tcW w:type="dxa" w:w="2736"/>
-            <w:tcMar>
-              <w:top w:w="90" w:type="dxa"/>
-              <w:start w:w="130" w:type="dxa"/>
-              <w:bottom w:w="90" w:type="dxa"/>
-              <w:end w:w="130" w:type="dxa"/>
-            </w:tcMar>
-            <w:vAlign w:val="center"/>
-          </w:tcPr>
-          <w:p>
-            <w:pPr>
-              <w:spacing w:before="0" w:after="0" w:line="259" w:lineRule="auto"/>
-            </w:pPr>
-            <w:r>
-              <w:rPr>
-                <w:rFonts w:ascii="Calibri" w:hAnsi="Calibri" w:eastAsia="Microsoft YaHei"/>
-              </w:rPr>
-            </w:r>
-            <w:r>
-              <w:rPr>
-                <w:rFonts w:ascii="Calibri" w:hAnsi="Calibri" w:eastAsia="Microsoft YaHei"/>
-                <w:b w:val="0"/>
-                <w:color w:val="1F2933"/>
-                <w:sz w:val="20"/>
-              </w:rPr>
-              <w:t>Decision</w:t>
-            </w:r>
-          </w:p>
-        </w:tc>
-        <w:tc>
-          <w:tcPr>
-            <w:tcW w:type="dxa" w:w="6624"/>
-            <w:tcMar>
-              <w:top w:w="90" w:type="dxa"/>
-              <w:start w:w="130" w:type="dxa"/>
-              <w:bottom w:w="90" w:type="dxa"/>
-              <w:end w:w="130" w:type="dxa"/>
-            </w:tcMar>
-            <w:vAlign w:val="center"/>
-          </w:tcPr>
-          <w:p>
-            <w:pPr>
-              <w:spacing w:before="0" w:after="0" w:line="259" w:lineRule="auto"/>
-            </w:pPr>
-            <w:r>
-              <w:rPr>
-                <w:rFonts w:ascii="Calibri" w:hAnsi="Calibri" w:eastAsia="Microsoft YaHei"/>
-              </w:rPr>
-            </w:r>
-            <w:r>
-              <w:rPr>
-                <w:rFonts w:ascii="Calibri" w:hAnsi="Calibri" w:eastAsia="Microsoft YaHei"/>
-                <w:b w:val="0"/>
-                <w:color w:val="1F2933"/>
-                <w:sz w:val="20"/>
-              </w:rPr>
-              <w:t>□ Approved  □ Additional information required  □ Not approved</w:t>
-            </w:r>
-          </w:p>
-        </w:tc>
-      </w:tr>
-      <w:tr>
-        <w:trPr>
-          <w:trHeight w:val="792" w:hRule="atLeast"/>
-        </w:trPr>
-        <w:tc>
-          <w:tcPr>
-            <w:tcW w:type="dxa" w:w="2736"/>
-            <w:tcMar>
-              <w:top w:w="90" w:type="dxa"/>
-              <w:start w:w="130" w:type="dxa"/>
-              <w:bottom w:w="90" w:type="dxa"/>
-              <w:end w:w="130" w:type="dxa"/>
-            </w:tcMar>
-            <w:vAlign w:val="center"/>
-          </w:tcPr>
-          <w:p>
-            <w:pPr>
-              <w:spacing w:before="0" w:after="0" w:line="259" w:lineRule="auto"/>
-            </w:pPr>
-            <w:r>
-              <w:rPr>
-                <w:rFonts w:ascii="Calibri" w:hAnsi="Calibri" w:eastAsia="Microsoft YaHei"/>
-              </w:rPr>
-            </w:r>
-            <w:r>
-              <w:rPr>
-                <w:rFonts w:ascii="Calibri" w:hAnsi="Calibri" w:eastAsia="Microsoft YaHei"/>
-                <w:b w:val="0"/>
-                <w:color w:val="1F2933"/>
-                <w:sz w:val="20"/>
-              </w:rPr>
-              <w:t>Approved data scope</w:t>
-            </w:r>
-          </w:p>
-        </w:tc>
-        <w:tc>
-          <w:tcPr>
-            <w:tcW w:type="dxa" w:w="6624"/>
-            <w:tcMar>
-              <w:top w:w="90" w:type="dxa"/>
-              <w:start w:w="130" w:type="dxa"/>
-              <w:bottom w:w="90" w:type="dxa"/>
-              <w:end w:w="130" w:type="dxa"/>
-            </w:tcMar>
-            <w:vAlign w:val="center"/>
-          </w:tcPr>
-          <w:p>
-            <w:pPr>
-              <w:spacing w:before="0" w:after="0" w:line="259" w:lineRule="auto"/>
-            </w:pPr>
-            <w:r>
-              <w:rPr>
-                <w:rFonts w:ascii="Calibri" w:hAnsi="Calibri" w:eastAsia="Microsoft YaHei"/>
-              </w:rPr>
-            </w:r>
-            <w:r>
-              <w:rPr>
-                <w:rFonts w:ascii="Calibri" w:hAnsi="Calibri" w:eastAsia="Microsoft YaHei"/>
-                <w:b w:val="0"/>
-                <w:color w:val="1F2933"/>
-                <w:sz w:val="20"/>
-              </w:rPr>
-              <w:t xml:space="preserve"> </w:t>
-            </w:r>
-          </w:p>
-        </w:tc>
-      </w:tr>
-      <w:tr>
-        <w:trPr>
-          <w:trHeight w:val="576" w:hRule="atLeast"/>
-        </w:trPr>
-        <w:tc>
-          <w:tcPr>
-            <w:tcW w:type="dxa" w:w="2736"/>
-            <w:tcMar>
-              <w:top w:w="90" w:type="dxa"/>
-              <w:start w:w="130" w:type="dxa"/>
-              <w:bottom w:w="90" w:type="dxa"/>
-              <w:end w:w="130" w:type="dxa"/>
-            </w:tcMar>
-            <w:vAlign w:val="center"/>
-          </w:tcPr>
-          <w:p>
-            <w:pPr>
-              <w:spacing w:before="0" w:after="0" w:line="259" w:lineRule="auto"/>
-            </w:pPr>
-            <w:r>
-              <w:rPr>
-                <w:rFonts w:ascii="Calibri" w:hAnsi="Calibri" w:eastAsia="Microsoft YaHei"/>
-              </w:rPr>
-            </w:r>
-            <w:r>
-              <w:rPr>
-                <w:rFonts w:ascii="Calibri" w:hAnsi="Calibri" w:eastAsia="Microsoft YaHei"/>
-                <w:b w:val="0"/>
-                <w:color w:val="1F2933"/>
-                <w:sz w:val="20"/>
-              </w:rPr>
-              <w:t>Approved use period</w:t>
-            </w:r>
-          </w:p>
-        </w:tc>
-        <w:tc>
-          <w:tcPr>
-            <w:tcW w:type="dxa" w:w="6624"/>
-            <w:tcMar>
-              <w:top w:w="90" w:type="dxa"/>
-              <w:start w:w="130" w:type="dxa"/>
-              <w:bottom w:w="90" w:type="dxa"/>
-              <w:end w:w="130" w:type="dxa"/>
-            </w:tcMar>
-            <w:vAlign w:val="center"/>
-          </w:tcPr>
-          <w:p>
-            <w:pPr>
-              <w:spacing w:before="0" w:after="0" w:line="259" w:lineRule="auto"/>
-            </w:pPr>
-            <w:r>
-              <w:rPr>
-                <w:rFonts w:ascii="Calibri" w:hAnsi="Calibri" w:eastAsia="Microsoft YaHei"/>
-              </w:rPr>
-            </w:r>
-            <w:r>
-              <w:rPr>
-                <w:rFonts w:ascii="Calibri" w:hAnsi="Calibri" w:eastAsia="Microsoft YaHei"/>
-                <w:b w:val="0"/>
-                <w:color w:val="1F2933"/>
-                <w:sz w:val="20"/>
-              </w:rPr>
-              <w:t>From        /        /        to        /        /</w:t>
-            </w:r>
-          </w:p>
-        </w:tc>
-      </w:tr>
-      <w:tr>
-        <w:trPr>
-          <w:trHeight w:val="1296" w:hRule="atLeast"/>
-        </w:trPr>
-        <w:tc>
-          <w:tcPr>
-            <w:tcW w:type="dxa" w:w="2736"/>
-            <w:tcMar>
-              <w:top w:w="90" w:type="dxa"/>
-              <w:start w:w="130" w:type="dxa"/>
-              <w:bottom w:w="90" w:type="dxa"/>
-              <w:end w:w="130" w:type="dxa"/>
-            </w:tcMar>
-            <w:vAlign w:val="center"/>
-          </w:tcPr>
-          <w:p>
-            <w:pPr>
-              <w:spacing w:before="0" w:after="0" w:line="259" w:lineRule="auto"/>
-            </w:pPr>
-            <w:r>
-              <w:rPr>
-                <w:rFonts w:ascii="Calibri" w:hAnsi="Calibri" w:eastAsia="Microsoft YaHei"/>
-              </w:rPr>
-            </w:r>
-            <w:r>
-              <w:rPr>
-                <w:rFonts w:ascii="Calibri" w:hAnsi="Calibri" w:eastAsia="Microsoft YaHei"/>
-                <w:b w:val="0"/>
-                <w:color w:val="1F2933"/>
-                <w:sz w:val="20"/>
-              </w:rPr>
-              <w:t>Review notes</w:t>
-            </w:r>
-          </w:p>
-        </w:tc>
-        <w:tc>
-          <w:tcPr>
-            <w:tcW w:type="dxa" w:w="6624"/>
-            <w:tcMar>
-              <w:top w:w="90" w:type="dxa"/>
-              <w:start w:w="130" w:type="dxa"/>
-              <w:bottom w:w="90" w:type="dxa"/>
-              <w:end w:w="130" w:type="dxa"/>
-            </w:tcMar>
-            <w:vAlign w:val="center"/>
-          </w:tcPr>
-          <w:p>
-            <w:pPr>
-              <w:spacing w:before="0" w:after="0" w:line="259" w:lineRule="auto"/>
-            </w:pPr>
-            <w:r>
-              <w:rPr>
-                <w:rFonts w:ascii="Calibri" w:hAnsi="Calibri" w:eastAsia="Microsoft YaHei"/>
-              </w:rPr>
-            </w:r>
-            <w:r>
-              <w:rPr>
-                <w:rFonts w:ascii="Calibri" w:hAnsi="Calibri" w:eastAsia="Microsoft YaHei"/>
-                <w:b w:val="0"/>
-                <w:color w:val="1F2933"/>
-                <w:sz w:val="20"/>
-              </w:rPr>
-              <w:t xml:space="preserve"> </w:t>
-            </w:r>
-          </w:p>
-        </w:tc>
-      </w:tr>
-      <w:tr>
-        <w:trPr>
-          <w:trHeight w:val="576" w:hRule="atLeast"/>
-        </w:trPr>
-        <w:tc>
-          <w:tcPr>
-            <w:tcW w:type="dxa" w:w="2736"/>
-            <w:tcMar>
-              <w:top w:w="90" w:type="dxa"/>
-              <w:start w:w="130" w:type="dxa"/>
-              <w:bottom w:w="90" w:type="dxa"/>
-              <w:end w:w="130" w:type="dxa"/>
-            </w:tcMar>
-            <w:vAlign w:val="center"/>
-          </w:tcPr>
-          <w:p>
-            <w:pPr>
-              <w:spacing w:before="0" w:after="0" w:line="259" w:lineRule="auto"/>
-            </w:pPr>
-            <w:r>
-              <w:rPr>
-                <w:rFonts w:ascii="Calibri" w:hAnsi="Calibri" w:eastAsia="Microsoft YaHei"/>
-              </w:rPr>
-            </w:r>
-            <w:r>
-              <w:rPr>
-                <w:rFonts w:ascii="Calibri" w:hAnsi="Calibri" w:eastAsia="Microsoft YaHei"/>
-                <w:b w:val="0"/>
-                <w:color w:val="1F2933"/>
-                <w:sz w:val="20"/>
-              </w:rPr>
-              <w:t>Reviewer</w:t>
-            </w:r>
-          </w:p>
-        </w:tc>
-        <w:tc>
-          <w:tcPr>
-            <w:tcW w:type="dxa" w:w="6624"/>
-            <w:tcMar>
-              <w:top w:w="90" w:type="dxa"/>
-              <w:start w:w="130" w:type="dxa"/>
-              <w:bottom w:w="90" w:type="dxa"/>
-              <w:end w:w="130" w:type="dxa"/>
-            </w:tcMar>
-            <w:vAlign w:val="center"/>
-          </w:tcPr>
-          <w:p>
-            <w:pPr>
-              <w:spacing w:before="0" w:after="0" w:line="259" w:lineRule="auto"/>
-            </w:pPr>
-            <w:r>
-              <w:rPr>
-                <w:rFonts w:ascii="Calibri" w:hAnsi="Calibri" w:eastAsia="Microsoft YaHei"/>
-              </w:rPr>
-            </w:r>
-            <w:r>
-              <w:rPr>
-                <w:rFonts w:ascii="Calibri" w:hAnsi="Calibri" w:eastAsia="Microsoft YaHei"/>
-                <w:b w:val="0"/>
-                <w:color w:val="1F2933"/>
-                <w:sz w:val="20"/>
-              </w:rPr>
-              <w:t xml:space="preserve"> </w:t>
-            </w:r>
-          </w:p>
-        </w:tc>
-      </w:tr>
-      <w:tr>
-        <w:trPr>
-          <w:trHeight w:val="576" w:hRule="atLeast"/>
-        </w:trPr>
-        <w:tc>
-          <w:tcPr>
-            <w:tcW w:type="dxa" w:w="2736"/>
-            <w:tcMar>
-              <w:top w:w="90" w:type="dxa"/>
-              <w:start w:w="130" w:type="dxa"/>
-              <w:bottom w:w="90" w:type="dxa"/>
-              <w:end w:w="130" w:type="dxa"/>
-            </w:tcMar>
-            <w:vAlign w:val="center"/>
-          </w:tcPr>
-          <w:p>
-            <w:pPr>
-              <w:spacing w:before="0" w:after="0" w:line="259" w:lineRule="auto"/>
-            </w:pPr>
-            <w:r>
-              <w:rPr>
-                <w:rFonts w:ascii="Calibri" w:hAnsi="Calibri" w:eastAsia="Microsoft YaHei"/>
-              </w:rPr>
-            </w:r>
-            <w:r>
-              <w:rPr>
-                <w:rFonts w:ascii="Calibri" w:hAnsi="Calibri" w:eastAsia="Microsoft YaHei"/>
-                <w:b w:val="0"/>
-                <w:color w:val="1F2933"/>
-                <w:sz w:val="20"/>
-              </w:rPr>
-              <w:t>Review date</w:t>
-            </w:r>
-          </w:p>
-        </w:tc>
-        <w:tc>
-          <w:tcPr>
-            <w:tcW w:type="dxa" w:w="6624"/>
-            <w:tcMar>
-              <w:top w:w="90" w:type="dxa"/>
-              <w:start w:w="130" w:type="dxa"/>
-              <w:bottom w:w="90" w:type="dxa"/>
-              <w:end w:w="130" w:type="dxa"/>
-            </w:tcMar>
-            <w:vAlign w:val="center"/>
-          </w:tcPr>
-          <w:p>
-            <w:pPr>
-              <w:spacing w:before="0" w:after="0" w:line="259" w:lineRule="auto"/>
-            </w:pPr>
-            <w:r>
-              <w:rPr>
-                <w:rFonts w:ascii="Calibri" w:hAnsi="Calibri" w:eastAsia="Microsoft YaHei"/>
-              </w:rPr>
-            </w:r>
-            <w:r>
-              <w:rPr>
-                <w:rFonts w:ascii="Calibri" w:hAnsi="Calibri" w:eastAsia="Microsoft YaHei"/>
-                <w:b w:val="0"/>
-                <w:color w:val="1F2933"/>
-                <w:sz w:val="20"/>
-              </w:rPr>
-              <w:t xml:space="preserve">        /        /</w:t>
-            </w:r>
-          </w:p>
-        </w:tc>
-      </w:tr>
-    </w:tbl>
-    <w:p/>
+    <w:p>
+      <w:pPr>
+        <w:spacing w:before="0" w:after="40" w:line="240" w:lineRule="auto"/>
+      </w:pPr>
+      <w:r>
+        <w:rPr>
+          <w:rFonts w:ascii="Calibri" w:hAnsi="Calibri" w:eastAsia="Microsoft YaHei"/>
+          <w:b/>
+          <w:color w:val="1F2933"/>
+          <w:sz w:val="18"/>
+        </w:rPr>
+        <w:t>PI / supervisor signature, if applicable：</w:t>
+      </w:r>
+      <w:r>
+        <w:rPr>
+          <w:rFonts w:ascii="Calibri" w:hAnsi="Calibri" w:eastAsia="Microsoft YaHei"/>
+          <w:b w:val="0"/>
+          <w:color w:val="1F2933"/>
+          <w:sz w:val="18"/>
+        </w:rPr>
+        <w:t>____________________________</w:t>
+      </w:r>
+      <w:r>
+        <w:rPr>
+          <w:rFonts w:ascii="Calibri" w:hAnsi="Calibri" w:eastAsia="Microsoft YaHei"/>
+          <w:b/>
+          <w:color w:val="1F2933"/>
+          <w:sz w:val="18"/>
+        </w:rPr>
+        <w:t xml:space="preserve">    Date：</w:t>
+      </w:r>
+      <w:r>
+        <w:rPr>
+          <w:rFonts w:ascii="Calibri" w:hAnsi="Calibri" w:eastAsia="Microsoft YaHei"/>
+          <w:b w:val="0"/>
+          <w:color w:val="1F2933"/>
+          <w:sz w:val="18"/>
+        </w:rPr>
+        <w:t>________________</w:t>
+      </w:r>
+    </w:p>
     <w:sectPr>
       <w:footerReference w:type="default" r:id="rId9"/>
       <w:pgSz w:w="12240" w:h="15840"/>
-      <w:pgMar w:top="1440" w:right="1440" w:bottom="1440" w:left="1440" w:header="708" w:footer="708" w:gutter="0"/>
+      <w:pgMar w:top="835" w:right="1080" w:bottom="835" w:left="1080" w:header="432" w:footer="432" w:gutter="0"/>
       <w:cols w:space="720"/>
       <w:docGrid w:linePitch="360"/>
     </w:sectPr>
@@ -3610,7 +1589,7 @@
       <w:rPr>
         <w:rFonts w:ascii="Calibri" w:hAnsi="Calibri" w:eastAsia="Microsoft YaHei"/>
         <w:color w:val="5D6970"/>
-        <w:sz w:val="17"/>
+        <w:sz w:val="15"/>
       </w:rPr>
       <w:t>HIED Data Use Request Form | jasonsongrain@hotmail.com</w:t>
     </w:r>
@@ -3982,12 +1961,12 @@
     <w:qFormat/>
     <w:rsid w:val="00FC693F"/>
     <w:pPr>
-      <w:spacing w:after="120" w:line="264" w:lineRule="auto"/>
+      <w:spacing w:after="60" w:line="240" w:lineRule="auto"/>
     </w:pPr>
     <w:rPr>
       <w:rFonts w:ascii="Calibri" w:hAnsi="Calibri" w:eastAsia="Microsoft YaHei"/>
       <w:color w:val="1F2933"/>
-      <w:sz w:val="22"/>
+      <w:sz w:val="19"/>
     </w:rPr>
   </w:style>
   <w:style w:type="paragraph" w:styleId="Header">
@@ -4045,7 +2024,7 @@
     <w:pPr>
       <w:keepNext/>
       <w:keepLines/>
-      <w:spacing w:before="320" w:after="160"/>
+      <w:spacing w:before="140" w:after="60"/>
       <w:outlineLvl w:val="0"/>
     </w:pPr>
     <w:rPr>
@@ -4053,7 +2032,7 @@
       <w:b/>
       <w:bCs/>
       <w:color w:val="4B1117"/>
-      <w:sz w:val="32"/>
+      <w:sz w:val="25"/>
       <w:szCs w:val="28"/>
     </w:rPr>
   </w:style>
@@ -4069,7 +2048,7 @@
     <w:pPr>
       <w:keepNext/>
       <w:keepLines/>
-      <w:spacing w:before="240" w:after="120"/>
+      <w:spacing w:before="120" w:after="60"/>
       <w:outlineLvl w:val="1"/>
     </w:pPr>
     <w:rPr>
@@ -4077,7 +2056,7 @@
       <w:b/>
       <w:bCs/>
       <w:color w:val="7D111A"/>
-      <w:sz w:val="26"/>
+      <w:sz w:val="23"/>
       <w:szCs w:val="26"/>
     </w:rPr>
   </w:style>
@@ -4093,7 +2072,7 @@
     <w:pPr>
       <w:keepNext/>
       <w:keepLines/>
-      <w:spacing w:before="160" w:after="80"/>
+      <w:spacing w:before="100" w:after="40"/>
       <w:outlineLvl w:val="2"/>
     </w:pPr>
     <w:rPr>
@@ -4101,7 +2080,7 @@
       <w:b/>
       <w:bCs/>
       <w:color w:val="7D111A"/>
-      <w:sz w:val="24"/>
+      <w:sz w:val="21"/>
     </w:rPr>
   </w:style>
   <w:style w:type="paragraph" w:styleId="Heading4">
@@ -4335,7 +2314,7 @@
       <w:pBdr>
         <w:bottom w:val="single" w:sz="8" w:space="4" w:color="4F81BD" w:themeColor="accent1"/>
       </w:pBdr>
-      <w:spacing w:after="80" w:line="240" w:lineRule="auto"/>
+      <w:spacing w:after="0" w:line="240" w:lineRule="auto"/>
       <w:contextualSpacing/>
     </w:pPr>
     <w:rPr>
@@ -4344,7 +2323,7 @@
       <w:color w:val="4B1117"/>
       <w:spacing w:val="5"/>
       <w:kern w:val="28"/>
-      <w:sz w:val="44"/>
+      <w:sz w:val="36"/>
       <w:szCs w:val="52"/>
     </w:rPr>
   </w:style>
@@ -4375,7 +2354,7 @@
       <w:numPr>
         <w:ilvl w:val="1"/>
       </w:numPr>
-      <w:spacing w:after="240"/>
+      <w:spacing w:after="100"/>
     </w:pPr>
     <w:rPr>
       <w:rFonts w:asciiTheme="majorHAnsi" w:eastAsiaTheme="majorEastAsia" w:hAnsiTheme="majorHAnsi" w:cstheme="majorBidi" w:ascii="Calibri" w:hAnsi="Calibri" w:eastAsia="Microsoft YaHei"/>
@@ -4383,7 +2362,7 @@
       <w:iCs/>
       <w:color w:val="5D6970"/>
       <w:spacing w:val="15"/>
-      <w:sz w:val="22"/>
+      <w:sz w:val="19"/>
       <w:szCs w:val="24"/>
     </w:rPr>
   </w:style>

--- a/HIED_Data_Request_Form_EN.docx
+++ b/HIED_Data_Request_Form_EN.docx
@@ -4,1573 +4,507 @@
   <w:body>
     <w:p>
       <w:pPr>
-        <w:pStyle w:val="Title"/>
+        <w:spacing w:before="0" w:after="200" w:line="240" w:lineRule="auto"/>
         <w:jc w:val="center"/>
       </w:pPr>
       <w:r>
         <w:rPr>
-          <w:rFonts w:ascii="Calibri" w:hAnsi="Calibri" w:eastAsia="Microsoft YaHei"/>
+          <w:rFonts w:ascii="Times New Roman" w:hAnsi="Times New Roman" w:eastAsia="Microsoft YaHei"/>
+          <w:b/>
+          <w:sz w:val="31"/>
         </w:rPr>
-        <w:t>HIED Data Request Form</w:t>
+        <w:t>HIED Dataset License Agreement</w:t>
       </w:r>
     </w:p>
     <w:p>
       <w:pPr>
-        <w:pStyle w:val="Subtitle"/>
-        <w:jc w:val="center"/>
+        <w:spacing w:before="0" w:after="120" w:line="252" w:lineRule="auto"/>
+        <w:jc w:val="both"/>
       </w:pPr>
       <w:r>
         <w:rPr>
-          <w:rFonts w:ascii="Calibri" w:hAnsi="Calibri" w:eastAsia="Microsoft YaHei"/>
+          <w:rFonts w:ascii="Times New Roman" w:hAnsi="Times New Roman" w:eastAsia="Microsoft YaHei"/>
+          <w:b w:val="0"/>
+          <w:color w:val="000000"/>
+          <w:sz w:val="19"/>
         </w:rPr>
-        <w:t>Hearing-Impaired EEG Dataset</w:t>
+        <w:t>By signing this document, the user who will make use of HIED, the Hearing-Impaired EEG Dataset, agrees to the following terms. After completion and signature, please send this agreement to the dataset contact email.</w:t>
       </w:r>
     </w:p>
     <w:p>
       <w:pPr>
-        <w:spacing w:before="0" w:after="80" w:line="240" w:lineRule="auto"/>
-        <w:jc w:val="center"/>
+        <w:spacing w:before="60" w:after="40" w:line="240" w:lineRule="auto"/>
       </w:pPr>
       <w:r>
         <w:rPr>
-          <w:rFonts w:ascii="Calibri" w:hAnsi="Calibri" w:eastAsia="Microsoft YaHei"/>
-          <w:b w:val="0"/>
-          <w:color w:val="5D6970"/>
-          <w:sz w:val="18"/>
+          <w:rFonts w:ascii="Times New Roman" w:hAnsi="Times New Roman" w:eastAsia="Microsoft YaHei"/>
+          <w:b/>
+          <w:color w:val="000000"/>
+          <w:sz w:val="20"/>
         </w:rPr>
-        <w:t>Submit to jasonsongrain@hotmail.com. Preprocessed HIED EEG data are available for academic or non-commercial research.</w:t>
+        <w:t>1.    Academic and non-commercial use</w:t>
       </w:r>
     </w:p>
     <w:p>
       <w:pPr>
-        <w:pStyle w:val="Heading1"/>
+        <w:spacing w:before="0" w:after="60" w:line="245" w:lineRule="auto"/>
+        <w:jc w:val="both"/>
       </w:pPr>
       <w:r>
         <w:rPr>
-          <w:rFonts w:ascii="Calibri" w:hAnsi="Calibri" w:eastAsia="Microsoft YaHei"/>
+          <w:rFonts w:ascii="Times New Roman" w:hAnsi="Times New Roman" w:eastAsia="Microsoft YaHei"/>
+          <w:b w:val="0"/>
+          <w:color w:val="000000"/>
+          <w:sz w:val="18"/>
         </w:rPr>
-        <w:t>1. Applicant Information</w:t>
-      </w:r>
-    </w:p>
-    <w:tbl>
-      <w:tblPr>
-        <w:tblW w:type="dxa" w:w="9360"/>
-        <w:jc w:val="left"/>
-        <w:tblLayout w:type="fixed"/>
-        <w:tblLook w:firstColumn="1" w:firstRow="1" w:lastColumn="0" w:lastRow="0" w:noHBand="0" w:noVBand="1" w:val="04A0"/>
-        <w:tblInd w:w="120" w:type="dxa"/>
-        <w:tblBorders>
-          <w:top w:val="single" w:sz="6" w:space="0" w:color="C9D0D6"/>
-          <w:left w:val="single" w:sz="6" w:space="0" w:color="C9D0D6"/>
-          <w:bottom w:val="single" w:sz="6" w:space="0" w:color="C9D0D6"/>
-          <w:right w:val="single" w:sz="6" w:space="0" w:color="C9D0D6"/>
-          <w:insideH w:val="single" w:sz="6" w:space="0" w:color="C9D0D6"/>
-          <w:insideV w:val="single" w:sz="6" w:space="0" w:color="C9D0D6"/>
-        </w:tblBorders>
-      </w:tblPr>
-      <w:tblGrid>
-        <w:gridCol w:w="1944"/>
-        <w:gridCol w:w="2736"/>
-        <w:gridCol w:w="1944"/>
-        <w:gridCol w:w="2736"/>
-      </w:tblGrid>
-      <w:tr>
-        <w:trPr>
-          <w:trHeight w:val="389" w:hRule="atLeast"/>
-        </w:trPr>
-        <w:tc>
-          <w:tcPr>
-            <w:tcW w:type="dxa" w:w="1944"/>
-            <w:shd w:fill="F4F6F8"/>
-            <w:tcMar>
-              <w:top w:w="60" w:type="dxa"/>
-              <w:start w:w="95" w:type="dxa"/>
-              <w:bottom w:w="60" w:type="dxa"/>
-              <w:end w:w="95" w:type="dxa"/>
-            </w:tcMar>
-            <w:vAlign w:val="center"/>
-          </w:tcPr>
-          <w:p>
-            <w:pPr>
-              <w:spacing w:before="0" w:after="0" w:line="259" w:lineRule="auto"/>
-            </w:pPr>
-            <w:r>
-              <w:rPr>
-                <w:rFonts w:ascii="Calibri" w:hAnsi="Calibri" w:eastAsia="Microsoft YaHei"/>
-              </w:rPr>
-            </w:r>
-            <w:r>
-              <w:rPr>
-                <w:rFonts w:ascii="Calibri" w:hAnsi="Calibri" w:eastAsia="Microsoft YaHei"/>
-                <w:b/>
-                <w:color w:val="1F2933"/>
-                <w:sz w:val="18"/>
-              </w:rPr>
-              <w:t>Name</w:t>
-            </w:r>
-          </w:p>
-        </w:tc>
-        <w:tc>
-          <w:tcPr>
-            <w:tcW w:type="dxa" w:w="2736"/>
-            <w:tcMar>
-              <w:top w:w="60" w:type="dxa"/>
-              <w:start w:w="95" w:type="dxa"/>
-              <w:bottom w:w="60" w:type="dxa"/>
-              <w:end w:w="95" w:type="dxa"/>
-            </w:tcMar>
-            <w:vAlign w:val="center"/>
-          </w:tcPr>
-          <w:p>
-            <w:pPr>
-              <w:spacing w:before="0" w:after="0" w:line="259" w:lineRule="auto"/>
-            </w:pPr>
-            <w:r>
-              <w:rPr>
-                <w:rFonts w:ascii="Calibri" w:hAnsi="Calibri" w:eastAsia="Microsoft YaHei"/>
-              </w:rPr>
-            </w:r>
-            <w:r>
-              <w:rPr>
-                <w:rFonts w:ascii="Calibri" w:hAnsi="Calibri" w:eastAsia="Microsoft YaHei"/>
-                <w:b w:val="0"/>
-                <w:color w:val="1F2933"/>
-                <w:sz w:val="18"/>
-              </w:rPr>
-              <w:t xml:space="preserve"> </w:t>
-            </w:r>
-          </w:p>
-        </w:tc>
-        <w:tc>
-          <w:tcPr>
-            <w:tcW w:type="dxa" w:w="1944"/>
-            <w:shd w:fill="F4F6F8"/>
-            <w:tcMar>
-              <w:top w:w="60" w:type="dxa"/>
-              <w:start w:w="95" w:type="dxa"/>
-              <w:bottom w:w="60" w:type="dxa"/>
-              <w:end w:w="95" w:type="dxa"/>
-            </w:tcMar>
-            <w:vAlign w:val="center"/>
-          </w:tcPr>
-          <w:p>
-            <w:pPr>
-              <w:spacing w:before="0" w:after="0" w:line="259" w:lineRule="auto"/>
-            </w:pPr>
-            <w:r>
-              <w:rPr>
-                <w:rFonts w:ascii="Calibri" w:hAnsi="Calibri" w:eastAsia="Microsoft YaHei"/>
-              </w:rPr>
-            </w:r>
-            <w:r>
-              <w:rPr>
-                <w:rFonts w:ascii="Calibri" w:hAnsi="Calibri" w:eastAsia="Microsoft YaHei"/>
-                <w:b/>
-                <w:color w:val="1F2933"/>
-                <w:sz w:val="18"/>
-              </w:rPr>
-              <w:t>Position / Role</w:t>
-            </w:r>
-          </w:p>
-        </w:tc>
-        <w:tc>
-          <w:tcPr>
-            <w:tcW w:type="dxa" w:w="2736"/>
-            <w:tcMar>
-              <w:top w:w="60" w:type="dxa"/>
-              <w:start w:w="95" w:type="dxa"/>
-              <w:bottom w:w="60" w:type="dxa"/>
-              <w:end w:w="95" w:type="dxa"/>
-            </w:tcMar>
-            <w:vAlign w:val="center"/>
-          </w:tcPr>
-          <w:p>
-            <w:pPr>
-              <w:spacing w:before="0" w:after="0" w:line="259" w:lineRule="auto"/>
-            </w:pPr>
-            <w:r>
-              <w:rPr>
-                <w:rFonts w:ascii="Calibri" w:hAnsi="Calibri" w:eastAsia="Microsoft YaHei"/>
-              </w:rPr>
-            </w:r>
-            <w:r>
-              <w:rPr>
-                <w:rFonts w:ascii="Calibri" w:hAnsi="Calibri" w:eastAsia="Microsoft YaHei"/>
-                <w:b w:val="0"/>
-                <w:color w:val="1F2933"/>
-                <w:sz w:val="18"/>
-              </w:rPr>
-              <w:t xml:space="preserve"> </w:t>
-            </w:r>
-          </w:p>
-        </w:tc>
-      </w:tr>
-      <w:tr>
-        <w:trPr>
-          <w:trHeight w:val="389" w:hRule="atLeast"/>
-        </w:trPr>
-        <w:tc>
-          <w:tcPr>
-            <w:tcW w:type="dxa" w:w="1944"/>
-            <w:shd w:fill="F4F6F8"/>
-            <w:tcMar>
-              <w:top w:w="60" w:type="dxa"/>
-              <w:start w:w="95" w:type="dxa"/>
-              <w:bottom w:w="60" w:type="dxa"/>
-              <w:end w:w="95" w:type="dxa"/>
-            </w:tcMar>
-            <w:vAlign w:val="center"/>
-          </w:tcPr>
-          <w:p>
-            <w:pPr>
-              <w:spacing w:before="0" w:after="0" w:line="259" w:lineRule="auto"/>
-            </w:pPr>
-            <w:r>
-              <w:rPr>
-                <w:rFonts w:ascii="Calibri" w:hAnsi="Calibri" w:eastAsia="Microsoft YaHei"/>
-              </w:rPr>
-            </w:r>
-            <w:r>
-              <w:rPr>
-                <w:rFonts w:ascii="Calibri" w:hAnsi="Calibri" w:eastAsia="Microsoft YaHei"/>
-                <w:b/>
-                <w:color w:val="1F2933"/>
-                <w:sz w:val="18"/>
-              </w:rPr>
-              <w:t>Institution</w:t>
-            </w:r>
-          </w:p>
-        </w:tc>
-        <w:tc>
-          <w:tcPr>
-            <w:tcW w:type="dxa" w:w="2736"/>
-            <w:tcMar>
-              <w:top w:w="60" w:type="dxa"/>
-              <w:start w:w="95" w:type="dxa"/>
-              <w:bottom w:w="60" w:type="dxa"/>
-              <w:end w:w="95" w:type="dxa"/>
-            </w:tcMar>
-            <w:vAlign w:val="center"/>
-          </w:tcPr>
-          <w:p>
-            <w:pPr>
-              <w:spacing w:before="0" w:after="0" w:line="259" w:lineRule="auto"/>
-            </w:pPr>
-            <w:r>
-              <w:rPr>
-                <w:rFonts w:ascii="Calibri" w:hAnsi="Calibri" w:eastAsia="Microsoft YaHei"/>
-              </w:rPr>
-            </w:r>
-            <w:r>
-              <w:rPr>
-                <w:rFonts w:ascii="Calibri" w:hAnsi="Calibri" w:eastAsia="Microsoft YaHei"/>
-                <w:b w:val="0"/>
-                <w:color w:val="1F2933"/>
-                <w:sz w:val="18"/>
-              </w:rPr>
-              <w:t xml:space="preserve"> </w:t>
-            </w:r>
-          </w:p>
-        </w:tc>
-        <w:tc>
-          <w:tcPr>
-            <w:tcW w:type="dxa" w:w="1944"/>
-            <w:shd w:fill="F4F6F8"/>
-            <w:tcMar>
-              <w:top w:w="60" w:type="dxa"/>
-              <w:start w:w="95" w:type="dxa"/>
-              <w:bottom w:w="60" w:type="dxa"/>
-              <w:end w:w="95" w:type="dxa"/>
-            </w:tcMar>
-            <w:vAlign w:val="center"/>
-          </w:tcPr>
-          <w:p>
-            <w:pPr>
-              <w:spacing w:before="0" w:after="0" w:line="259" w:lineRule="auto"/>
-            </w:pPr>
-            <w:r>
-              <w:rPr>
-                <w:rFonts w:ascii="Calibri" w:hAnsi="Calibri" w:eastAsia="Microsoft YaHei"/>
-              </w:rPr>
-            </w:r>
-            <w:r>
-              <w:rPr>
-                <w:rFonts w:ascii="Calibri" w:hAnsi="Calibri" w:eastAsia="Microsoft YaHei"/>
-                <w:b/>
-                <w:color w:val="1F2933"/>
-                <w:sz w:val="18"/>
-              </w:rPr>
-              <w:t>Department / Team</w:t>
-            </w:r>
-          </w:p>
-        </w:tc>
-        <w:tc>
-          <w:tcPr>
-            <w:tcW w:type="dxa" w:w="2736"/>
-            <w:tcMar>
-              <w:top w:w="60" w:type="dxa"/>
-              <w:start w:w="95" w:type="dxa"/>
-              <w:bottom w:w="60" w:type="dxa"/>
-              <w:end w:w="95" w:type="dxa"/>
-            </w:tcMar>
-            <w:vAlign w:val="center"/>
-          </w:tcPr>
-          <w:p>
-            <w:pPr>
-              <w:spacing w:before="0" w:after="0" w:line="259" w:lineRule="auto"/>
-            </w:pPr>
-            <w:r>
-              <w:rPr>
-                <w:rFonts w:ascii="Calibri" w:hAnsi="Calibri" w:eastAsia="Microsoft YaHei"/>
-              </w:rPr>
-            </w:r>
-            <w:r>
-              <w:rPr>
-                <w:rFonts w:ascii="Calibri" w:hAnsi="Calibri" w:eastAsia="Microsoft YaHei"/>
-                <w:b w:val="0"/>
-                <w:color w:val="1F2933"/>
-                <w:sz w:val="18"/>
-              </w:rPr>
-              <w:t xml:space="preserve"> </w:t>
-            </w:r>
-          </w:p>
-        </w:tc>
-      </w:tr>
-      <w:tr>
-        <w:trPr>
-          <w:trHeight w:val="389" w:hRule="atLeast"/>
-        </w:trPr>
-        <w:tc>
-          <w:tcPr>
-            <w:tcW w:type="dxa" w:w="1944"/>
-            <w:shd w:fill="F4F6F8"/>
-            <w:tcMar>
-              <w:top w:w="60" w:type="dxa"/>
-              <w:start w:w="95" w:type="dxa"/>
-              <w:bottom w:w="60" w:type="dxa"/>
-              <w:end w:w="95" w:type="dxa"/>
-            </w:tcMar>
-            <w:vAlign w:val="center"/>
-          </w:tcPr>
-          <w:p>
-            <w:pPr>
-              <w:spacing w:before="0" w:after="0" w:line="259" w:lineRule="auto"/>
-            </w:pPr>
-            <w:r>
-              <w:rPr>
-                <w:rFonts w:ascii="Calibri" w:hAnsi="Calibri" w:eastAsia="Microsoft YaHei"/>
-              </w:rPr>
-            </w:r>
-            <w:r>
-              <w:rPr>
-                <w:rFonts w:ascii="Calibri" w:hAnsi="Calibri" w:eastAsia="Microsoft YaHei"/>
-                <w:b/>
-                <w:color w:val="1F2933"/>
-                <w:sz w:val="18"/>
-              </w:rPr>
-              <w:t>Email</w:t>
-            </w:r>
-          </w:p>
-        </w:tc>
-        <w:tc>
-          <w:tcPr>
-            <w:tcW w:type="dxa" w:w="2736"/>
-            <w:tcMar>
-              <w:top w:w="60" w:type="dxa"/>
-              <w:start w:w="95" w:type="dxa"/>
-              <w:bottom w:w="60" w:type="dxa"/>
-              <w:end w:w="95" w:type="dxa"/>
-            </w:tcMar>
-            <w:vAlign w:val="center"/>
-          </w:tcPr>
-          <w:p>
-            <w:pPr>
-              <w:spacing w:before="0" w:after="0" w:line="259" w:lineRule="auto"/>
-            </w:pPr>
-            <w:r>
-              <w:rPr>
-                <w:rFonts w:ascii="Calibri" w:hAnsi="Calibri" w:eastAsia="Microsoft YaHei"/>
-              </w:rPr>
-            </w:r>
-            <w:r>
-              <w:rPr>
-                <w:rFonts w:ascii="Calibri" w:hAnsi="Calibri" w:eastAsia="Microsoft YaHei"/>
-                <w:b w:val="0"/>
-                <w:color w:val="1F2933"/>
-                <w:sz w:val="18"/>
-              </w:rPr>
-              <w:t xml:space="preserve"> </w:t>
-            </w:r>
-          </w:p>
-        </w:tc>
-        <w:tc>
-          <w:tcPr>
-            <w:tcW w:type="dxa" w:w="1944"/>
-            <w:shd w:fill="F4F6F8"/>
-            <w:tcMar>
-              <w:top w:w="60" w:type="dxa"/>
-              <w:start w:w="95" w:type="dxa"/>
-              <w:bottom w:w="60" w:type="dxa"/>
-              <w:end w:w="95" w:type="dxa"/>
-            </w:tcMar>
-            <w:vAlign w:val="center"/>
-          </w:tcPr>
-          <w:p>
-            <w:pPr>
-              <w:spacing w:before="0" w:after="0" w:line="259" w:lineRule="auto"/>
-            </w:pPr>
-            <w:r>
-              <w:rPr>
-                <w:rFonts w:ascii="Calibri" w:hAnsi="Calibri" w:eastAsia="Microsoft YaHei"/>
-              </w:rPr>
-            </w:r>
-            <w:r>
-              <w:rPr>
-                <w:rFonts w:ascii="Calibri" w:hAnsi="Calibri" w:eastAsia="Microsoft YaHei"/>
-                <w:b/>
-                <w:color w:val="1F2933"/>
-                <w:sz w:val="18"/>
-              </w:rPr>
-              <w:t>Phone</w:t>
-            </w:r>
-          </w:p>
-        </w:tc>
-        <w:tc>
-          <w:tcPr>
-            <w:tcW w:type="dxa" w:w="2736"/>
-            <w:tcMar>
-              <w:top w:w="60" w:type="dxa"/>
-              <w:start w:w="95" w:type="dxa"/>
-              <w:bottom w:w="60" w:type="dxa"/>
-              <w:end w:w="95" w:type="dxa"/>
-            </w:tcMar>
-            <w:vAlign w:val="center"/>
-          </w:tcPr>
-          <w:p>
-            <w:pPr>
-              <w:spacing w:before="0" w:after="0" w:line="259" w:lineRule="auto"/>
-            </w:pPr>
-            <w:r>
-              <w:rPr>
-                <w:rFonts w:ascii="Calibri" w:hAnsi="Calibri" w:eastAsia="Microsoft YaHei"/>
-              </w:rPr>
-            </w:r>
-            <w:r>
-              <w:rPr>
-                <w:rFonts w:ascii="Calibri" w:hAnsi="Calibri" w:eastAsia="Microsoft YaHei"/>
-                <w:b w:val="0"/>
-                <w:color w:val="1F2933"/>
-                <w:sz w:val="18"/>
-              </w:rPr>
-              <w:t xml:space="preserve"> </w:t>
-            </w:r>
-          </w:p>
-        </w:tc>
-      </w:tr>
-      <w:tr>
-        <w:trPr>
-          <w:trHeight w:val="389" w:hRule="atLeast"/>
-        </w:trPr>
-        <w:tc>
-          <w:tcPr>
-            <w:tcW w:type="dxa" w:w="1944"/>
-            <w:shd w:fill="F4F6F8"/>
-            <w:tcMar>
-              <w:top w:w="60" w:type="dxa"/>
-              <w:start w:w="95" w:type="dxa"/>
-              <w:bottom w:w="60" w:type="dxa"/>
-              <w:end w:w="95" w:type="dxa"/>
-            </w:tcMar>
-            <w:vAlign w:val="center"/>
-          </w:tcPr>
-          <w:p>
-            <w:pPr>
-              <w:spacing w:before="0" w:after="0" w:line="259" w:lineRule="auto"/>
-            </w:pPr>
-            <w:r>
-              <w:rPr>
-                <w:rFonts w:ascii="Calibri" w:hAnsi="Calibri" w:eastAsia="Microsoft YaHei"/>
-              </w:rPr>
-            </w:r>
-            <w:r>
-              <w:rPr>
-                <w:rFonts w:ascii="Calibri" w:hAnsi="Calibri" w:eastAsia="Microsoft YaHei"/>
-                <w:b/>
-                <w:color w:val="1F2933"/>
-                <w:sz w:val="18"/>
-              </w:rPr>
-              <w:t>PI / Supervisor, if applicable</w:t>
-            </w:r>
-          </w:p>
-        </w:tc>
-        <w:tc>
-          <w:tcPr>
-            <w:tcW w:type="dxa" w:w="2736"/>
-            <w:tcMar>
-              <w:top w:w="60" w:type="dxa"/>
-              <w:start w:w="95" w:type="dxa"/>
-              <w:bottom w:w="60" w:type="dxa"/>
-              <w:end w:w="95" w:type="dxa"/>
-            </w:tcMar>
-            <w:vAlign w:val="center"/>
-          </w:tcPr>
-          <w:p>
-            <w:pPr>
-              <w:spacing w:before="0" w:after="0" w:line="259" w:lineRule="auto"/>
-            </w:pPr>
-            <w:r>
-              <w:rPr>
-                <w:rFonts w:ascii="Calibri" w:hAnsi="Calibri" w:eastAsia="Microsoft YaHei"/>
-              </w:rPr>
-            </w:r>
-            <w:r>
-              <w:rPr>
-                <w:rFonts w:ascii="Calibri" w:hAnsi="Calibri" w:eastAsia="Microsoft YaHei"/>
-                <w:b w:val="0"/>
-                <w:color w:val="1F2933"/>
-                <w:sz w:val="18"/>
-              </w:rPr>
-              <w:t xml:space="preserve"> </w:t>
-            </w:r>
-          </w:p>
-        </w:tc>
-        <w:tc>
-          <w:tcPr>
-            <w:tcW w:type="dxa" w:w="1944"/>
-            <w:shd w:fill="F4F6F8"/>
-            <w:tcMar>
-              <w:top w:w="60" w:type="dxa"/>
-              <w:start w:w="95" w:type="dxa"/>
-              <w:bottom w:w="60" w:type="dxa"/>
-              <w:end w:w="95" w:type="dxa"/>
-            </w:tcMar>
-            <w:vAlign w:val="center"/>
-          </w:tcPr>
-          <w:p>
-            <w:pPr>
-              <w:spacing w:before="0" w:after="0" w:line="259" w:lineRule="auto"/>
-            </w:pPr>
-            <w:r>
-              <w:rPr>
-                <w:rFonts w:ascii="Calibri" w:hAnsi="Calibri" w:eastAsia="Microsoft YaHei"/>
-              </w:rPr>
-            </w:r>
-            <w:r>
-              <w:rPr>
-                <w:rFonts w:ascii="Calibri" w:hAnsi="Calibri" w:eastAsia="Microsoft YaHei"/>
-                <w:b/>
-                <w:color w:val="1F2933"/>
-                <w:sz w:val="18"/>
-              </w:rPr>
-              <w:t>PI Email</w:t>
-            </w:r>
-          </w:p>
-        </w:tc>
-        <w:tc>
-          <w:tcPr>
-            <w:tcW w:type="dxa" w:w="2736"/>
-            <w:tcMar>
-              <w:top w:w="60" w:type="dxa"/>
-              <w:start w:w="95" w:type="dxa"/>
-              <w:bottom w:w="60" w:type="dxa"/>
-              <w:end w:w="95" w:type="dxa"/>
-            </w:tcMar>
-            <w:vAlign w:val="center"/>
-          </w:tcPr>
-          <w:p>
-            <w:pPr>
-              <w:spacing w:before="0" w:after="0" w:line="259" w:lineRule="auto"/>
-            </w:pPr>
-            <w:r>
-              <w:rPr>
-                <w:rFonts w:ascii="Calibri" w:hAnsi="Calibri" w:eastAsia="Microsoft YaHei"/>
-              </w:rPr>
-            </w:r>
-            <w:r>
-              <w:rPr>
-                <w:rFonts w:ascii="Calibri" w:hAnsi="Calibri" w:eastAsia="Microsoft YaHei"/>
-                <w:b w:val="0"/>
-                <w:color w:val="1F2933"/>
-                <w:sz w:val="18"/>
-              </w:rPr>
-              <w:t xml:space="preserve"> </w:t>
-            </w:r>
-          </w:p>
-        </w:tc>
-      </w:tr>
-    </w:tbl>
-    <w:p/>
-    <w:p>
-      <w:pPr>
-        <w:pStyle w:val="Heading1"/>
-      </w:pPr>
-      <w:r>
-        <w:rPr>
-          <w:rFonts w:ascii="Calibri" w:hAnsi="Calibri" w:eastAsia="Microsoft YaHei"/>
-        </w:rPr>
-        <w:t>2. Intended Use</w:t>
-      </w:r>
-    </w:p>
-    <w:tbl>
-      <w:tblPr>
-        <w:tblW w:type="dxa" w:w="9360"/>
-        <w:jc w:val="left"/>
-        <w:tblLayout w:type="fixed"/>
-        <w:tblLook w:firstColumn="1" w:firstRow="1" w:lastColumn="0" w:lastRow="0" w:noHBand="0" w:noVBand="1" w:val="04A0"/>
-        <w:tblInd w:w="120" w:type="dxa"/>
-        <w:tblBorders>
-          <w:top w:val="single" w:sz="6" w:space="0" w:color="C9D0D6"/>
-          <w:left w:val="single" w:sz="6" w:space="0" w:color="C9D0D6"/>
-          <w:bottom w:val="single" w:sz="6" w:space="0" w:color="C9D0D6"/>
-          <w:right w:val="single" w:sz="6" w:space="0" w:color="C9D0D6"/>
-          <w:insideH w:val="single" w:sz="6" w:space="0" w:color="C9D0D6"/>
-          <w:insideV w:val="single" w:sz="6" w:space="0" w:color="C9D0D6"/>
-        </w:tblBorders>
-      </w:tblPr>
-      <w:tblGrid>
-        <w:gridCol w:w="2376"/>
-        <w:gridCol w:w="6984"/>
-      </w:tblGrid>
-      <w:tr>
-        <w:trPr>
-          <w:trHeight w:val="403" w:hRule="atLeast"/>
-        </w:trPr>
-        <w:tc>
-          <w:tcPr>
-            <w:tcW w:type="dxa" w:w="2376"/>
-            <w:shd w:fill="F5E9EA"/>
-            <w:tcMar>
-              <w:top w:w="60" w:type="dxa"/>
-              <w:start w:w="95" w:type="dxa"/>
-              <w:bottom w:w="60" w:type="dxa"/>
-              <w:end w:w="95" w:type="dxa"/>
-            </w:tcMar>
-            <w:vAlign w:val="center"/>
-          </w:tcPr>
-          <w:p>
-            <w:pPr>
-              <w:spacing w:before="0" w:after="0" w:line="259" w:lineRule="auto"/>
-            </w:pPr>
-            <w:r>
-              <w:rPr>
-                <w:rFonts w:ascii="Calibri" w:hAnsi="Calibri" w:eastAsia="Microsoft YaHei"/>
-              </w:rPr>
-            </w:r>
-            <w:r>
-              <w:rPr>
-                <w:rFonts w:ascii="Calibri" w:hAnsi="Calibri" w:eastAsia="Microsoft YaHei"/>
-                <w:b/>
-                <w:color w:val="4B1117"/>
-                <w:sz w:val="18"/>
-              </w:rPr>
-              <w:t>Field</w:t>
-            </w:r>
-          </w:p>
-        </w:tc>
-        <w:tc>
-          <w:tcPr>
-            <w:tcW w:type="dxa" w:w="6984"/>
-            <w:shd w:fill="F5E9EA"/>
-            <w:tcMar>
-              <w:top w:w="60" w:type="dxa"/>
-              <w:start w:w="95" w:type="dxa"/>
-              <w:bottom w:w="60" w:type="dxa"/>
-              <w:end w:w="95" w:type="dxa"/>
-            </w:tcMar>
-            <w:vAlign w:val="center"/>
-          </w:tcPr>
-          <w:p>
-            <w:pPr>
-              <w:spacing w:before="0" w:after="0" w:line="259" w:lineRule="auto"/>
-            </w:pPr>
-            <w:r>
-              <w:rPr>
-                <w:rFonts w:ascii="Calibri" w:hAnsi="Calibri" w:eastAsia="Microsoft YaHei"/>
-              </w:rPr>
-            </w:r>
-            <w:r>
-              <w:rPr>
-                <w:rFonts w:ascii="Calibri" w:hAnsi="Calibri" w:eastAsia="Microsoft YaHei"/>
-                <w:b/>
-                <w:color w:val="4B1117"/>
-                <w:sz w:val="18"/>
-              </w:rPr>
-              <w:t>Response</w:t>
-            </w:r>
-          </w:p>
-        </w:tc>
-      </w:tr>
-      <w:tr>
-        <w:trPr>
-          <w:trHeight w:val="403" w:hRule="atLeast"/>
-        </w:trPr>
-        <w:tc>
-          <w:tcPr>
-            <w:tcW w:type="dxa" w:w="2376"/>
-            <w:tcMar>
-              <w:top w:w="60" w:type="dxa"/>
-              <w:start w:w="95" w:type="dxa"/>
-              <w:bottom w:w="60" w:type="dxa"/>
-              <w:end w:w="95" w:type="dxa"/>
-            </w:tcMar>
-            <w:vAlign w:val="center"/>
-          </w:tcPr>
-          <w:p>
-            <w:pPr>
-              <w:spacing w:before="0" w:after="0" w:line="259" w:lineRule="auto"/>
-            </w:pPr>
-            <w:r>
-              <w:rPr>
-                <w:rFonts w:ascii="Calibri" w:hAnsi="Calibri" w:eastAsia="Microsoft YaHei"/>
-              </w:rPr>
-            </w:r>
-            <w:r>
-              <w:rPr>
-                <w:rFonts w:ascii="Calibri" w:hAnsi="Calibri" w:eastAsia="Microsoft YaHei"/>
-                <w:b w:val="0"/>
-                <w:color w:val="1F2933"/>
-                <w:sz w:val="18"/>
-              </w:rPr>
-              <w:t>Project title</w:t>
-            </w:r>
-          </w:p>
-        </w:tc>
-        <w:tc>
-          <w:tcPr>
-            <w:tcW w:type="dxa" w:w="6984"/>
-            <w:tcMar>
-              <w:top w:w="60" w:type="dxa"/>
-              <w:start w:w="95" w:type="dxa"/>
-              <w:bottom w:w="60" w:type="dxa"/>
-              <w:end w:w="95" w:type="dxa"/>
-            </w:tcMar>
-            <w:vAlign w:val="center"/>
-          </w:tcPr>
-          <w:p>
-            <w:pPr>
-              <w:spacing w:before="0" w:after="0" w:line="259" w:lineRule="auto"/>
-            </w:pPr>
-            <w:r>
-              <w:rPr>
-                <w:rFonts w:ascii="Calibri" w:hAnsi="Calibri" w:eastAsia="Microsoft YaHei"/>
-              </w:rPr>
-            </w:r>
-            <w:r>
-              <w:rPr>
-                <w:rFonts w:ascii="Calibri" w:hAnsi="Calibri" w:eastAsia="Microsoft YaHei"/>
-                <w:b w:val="0"/>
-                <w:color w:val="1F2933"/>
-                <w:sz w:val="18"/>
-              </w:rPr>
-              <w:t xml:space="preserve"> </w:t>
-            </w:r>
-          </w:p>
-        </w:tc>
-      </w:tr>
-      <w:tr>
-        <w:trPr>
-          <w:trHeight w:val="490" w:hRule="atLeast"/>
-        </w:trPr>
-        <w:tc>
-          <w:tcPr>
-            <w:tcW w:type="dxa" w:w="2376"/>
-            <w:tcMar>
-              <w:top w:w="60" w:type="dxa"/>
-              <w:start w:w="95" w:type="dxa"/>
-              <w:bottom w:w="60" w:type="dxa"/>
-              <w:end w:w="95" w:type="dxa"/>
-            </w:tcMar>
-            <w:vAlign w:val="center"/>
-          </w:tcPr>
-          <w:p>
-            <w:pPr>
-              <w:spacing w:before="0" w:after="0" w:line="259" w:lineRule="auto"/>
-            </w:pPr>
-            <w:r>
-              <w:rPr>
-                <w:rFonts w:ascii="Calibri" w:hAnsi="Calibri" w:eastAsia="Microsoft YaHei"/>
-              </w:rPr>
-            </w:r>
-            <w:r>
-              <w:rPr>
-                <w:rFonts w:ascii="Calibri" w:hAnsi="Calibri" w:eastAsia="Microsoft YaHei"/>
-                <w:b w:val="0"/>
-                <w:color w:val="1F2933"/>
-                <w:sz w:val="18"/>
-              </w:rPr>
-              <w:t>Use type</w:t>
-            </w:r>
-          </w:p>
-        </w:tc>
-        <w:tc>
-          <w:tcPr>
-            <w:tcW w:type="dxa" w:w="6984"/>
-            <w:tcMar>
-              <w:top w:w="60" w:type="dxa"/>
-              <w:start w:w="95" w:type="dxa"/>
-              <w:bottom w:w="60" w:type="dxa"/>
-              <w:end w:w="95" w:type="dxa"/>
-            </w:tcMar>
-            <w:vAlign w:val="center"/>
-          </w:tcPr>
-          <w:p>
-            <w:pPr>
-              <w:spacing w:before="0" w:after="0" w:line="259" w:lineRule="auto"/>
-            </w:pPr>
-            <w:r>
-              <w:rPr>
-                <w:rFonts w:ascii="Calibri" w:hAnsi="Calibri" w:eastAsia="Microsoft YaHei"/>
-              </w:rPr>
-            </w:r>
-            <w:r>
-              <w:rPr>
-                <w:rFonts w:ascii="Calibri" w:hAnsi="Calibri" w:eastAsia="Microsoft YaHei"/>
-                <w:b w:val="0"/>
-                <w:color w:val="1F2933"/>
-                <w:sz w:val="18"/>
-              </w:rPr>
-              <w:t>□ Paper  □ Thesis/dissertation  □ Teaching/coursework  □ Algorithm validation  □ Other:</w:t>
-            </w:r>
-          </w:p>
-        </w:tc>
-      </w:tr>
-      <w:tr>
-        <w:trPr>
-          <w:trHeight w:val="749" w:hRule="atLeast"/>
-        </w:trPr>
-        <w:tc>
-          <w:tcPr>
-            <w:tcW w:type="dxa" w:w="2376"/>
-            <w:tcMar>
-              <w:top w:w="60" w:type="dxa"/>
-              <w:start w:w="95" w:type="dxa"/>
-              <w:bottom w:w="60" w:type="dxa"/>
-              <w:end w:w="95" w:type="dxa"/>
-            </w:tcMar>
-            <w:vAlign w:val="center"/>
-          </w:tcPr>
-          <w:p>
-            <w:pPr>
-              <w:spacing w:before="0" w:after="0" w:line="259" w:lineRule="auto"/>
-            </w:pPr>
-            <w:r>
-              <w:rPr>
-                <w:rFonts w:ascii="Calibri" w:hAnsi="Calibri" w:eastAsia="Microsoft YaHei"/>
-              </w:rPr>
-            </w:r>
-            <w:r>
-              <w:rPr>
-                <w:rFonts w:ascii="Calibri" w:hAnsi="Calibri" w:eastAsia="Microsoft YaHei"/>
-                <w:b w:val="0"/>
-                <w:color w:val="1F2933"/>
-                <w:sz w:val="18"/>
-              </w:rPr>
-              <w:t>Brief description</w:t>
-            </w:r>
-          </w:p>
-        </w:tc>
-        <w:tc>
-          <w:tcPr>
-            <w:tcW w:type="dxa" w:w="6984"/>
-            <w:tcMar>
-              <w:top w:w="60" w:type="dxa"/>
-              <w:start w:w="95" w:type="dxa"/>
-              <w:bottom w:w="60" w:type="dxa"/>
-              <w:end w:w="95" w:type="dxa"/>
-            </w:tcMar>
-            <w:vAlign w:val="center"/>
-          </w:tcPr>
-          <w:p>
-            <w:pPr>
-              <w:spacing w:before="0" w:after="0" w:line="259" w:lineRule="auto"/>
-            </w:pPr>
-            <w:r>
-              <w:rPr>
-                <w:rFonts w:ascii="Calibri" w:hAnsi="Calibri" w:eastAsia="Microsoft YaHei"/>
-              </w:rPr>
-            </w:r>
-            <w:r>
-              <w:rPr>
-                <w:rFonts w:ascii="Calibri" w:hAnsi="Calibri" w:eastAsia="Microsoft YaHei"/>
-                <w:b w:val="0"/>
-                <w:color w:val="1F2933"/>
-                <w:sz w:val="18"/>
-              </w:rPr>
-              <w:t>Describe the research question, method, or planned analysis in 2-3 sentences:</w:t>
-            </w:r>
-          </w:p>
-        </w:tc>
-      </w:tr>
-      <w:tr>
-        <w:trPr>
-          <w:trHeight w:val="432" w:hRule="atLeast"/>
-        </w:trPr>
-        <w:tc>
-          <w:tcPr>
-            <w:tcW w:type="dxa" w:w="2376"/>
-            <w:tcMar>
-              <w:top w:w="60" w:type="dxa"/>
-              <w:start w:w="95" w:type="dxa"/>
-              <w:bottom w:w="60" w:type="dxa"/>
-              <w:end w:w="95" w:type="dxa"/>
-            </w:tcMar>
-            <w:vAlign w:val="center"/>
-          </w:tcPr>
-          <w:p>
-            <w:pPr>
-              <w:spacing w:before="0" w:after="0" w:line="259" w:lineRule="auto"/>
-            </w:pPr>
-            <w:r>
-              <w:rPr>
-                <w:rFonts w:ascii="Calibri" w:hAnsi="Calibri" w:eastAsia="Microsoft YaHei"/>
-              </w:rPr>
-            </w:r>
-            <w:r>
-              <w:rPr>
-                <w:rFonts w:ascii="Calibri" w:hAnsi="Calibri" w:eastAsia="Microsoft YaHei"/>
-                <w:b w:val="0"/>
-                <w:color w:val="1F2933"/>
-                <w:sz w:val="18"/>
-              </w:rPr>
-              <w:t>Requested data</w:t>
-            </w:r>
-          </w:p>
-        </w:tc>
-        <w:tc>
-          <w:tcPr>
-            <w:tcW w:type="dxa" w:w="6984"/>
-            <w:tcMar>
-              <w:top w:w="60" w:type="dxa"/>
-              <w:start w:w="95" w:type="dxa"/>
-              <w:bottom w:w="60" w:type="dxa"/>
-              <w:end w:w="95" w:type="dxa"/>
-            </w:tcMar>
-            <w:vAlign w:val="center"/>
-          </w:tcPr>
-          <w:p>
-            <w:pPr>
-              <w:spacing w:before="0" w:after="0" w:line="259" w:lineRule="auto"/>
-            </w:pPr>
-            <w:r>
-              <w:rPr>
-                <w:rFonts w:ascii="Calibri" w:hAnsi="Calibri" w:eastAsia="Microsoft YaHei"/>
-              </w:rPr>
-            </w:r>
-            <w:r>
-              <w:rPr>
-                <w:rFonts w:ascii="Calibri" w:hAnsi="Calibri" w:eastAsia="Microsoft YaHei"/>
-                <w:b w:val="0"/>
-                <w:color w:val="1F2933"/>
-                <w:sz w:val="18"/>
-              </w:rPr>
-              <w:t>□ Preprocessed EEG trial data (MATLAB .mat)  □ Dataset documentation</w:t>
-            </w:r>
-          </w:p>
-        </w:tc>
-      </w:tr>
-      <w:tr>
-        <w:trPr>
-          <w:trHeight w:val="403" w:hRule="atLeast"/>
-        </w:trPr>
-        <w:tc>
-          <w:tcPr>
-            <w:tcW w:type="dxa" w:w="2376"/>
-            <w:tcMar>
-              <w:top w:w="60" w:type="dxa"/>
-              <w:start w:w="95" w:type="dxa"/>
-              <w:bottom w:w="60" w:type="dxa"/>
-              <w:end w:w="95" w:type="dxa"/>
-            </w:tcMar>
-            <w:vAlign w:val="center"/>
-          </w:tcPr>
-          <w:p>
-            <w:pPr>
-              <w:spacing w:before="0" w:after="0" w:line="259" w:lineRule="auto"/>
-            </w:pPr>
-            <w:r>
-              <w:rPr>
-                <w:rFonts w:ascii="Calibri" w:hAnsi="Calibri" w:eastAsia="Microsoft YaHei"/>
-              </w:rPr>
-            </w:r>
-            <w:r>
-              <w:rPr>
-                <w:rFonts w:ascii="Calibri" w:hAnsi="Calibri" w:eastAsia="Microsoft YaHei"/>
-                <w:b w:val="0"/>
-                <w:color w:val="1F2933"/>
-                <w:sz w:val="18"/>
-              </w:rPr>
-              <w:t>Requested use period</w:t>
-            </w:r>
-          </w:p>
-        </w:tc>
-        <w:tc>
-          <w:tcPr>
-            <w:tcW w:type="dxa" w:w="6984"/>
-            <w:tcMar>
-              <w:top w:w="60" w:type="dxa"/>
-              <w:start w:w="95" w:type="dxa"/>
-              <w:bottom w:w="60" w:type="dxa"/>
-              <w:end w:w="95" w:type="dxa"/>
-            </w:tcMar>
-            <w:vAlign w:val="center"/>
-          </w:tcPr>
-          <w:p>
-            <w:pPr>
-              <w:spacing w:before="0" w:after="0" w:line="259" w:lineRule="auto"/>
-            </w:pPr>
-            <w:r>
-              <w:rPr>
-                <w:rFonts w:ascii="Calibri" w:hAnsi="Calibri" w:eastAsia="Microsoft YaHei"/>
-              </w:rPr>
-            </w:r>
-            <w:r>
-              <w:rPr>
-                <w:rFonts w:ascii="Calibri" w:hAnsi="Calibri" w:eastAsia="Microsoft YaHei"/>
-                <w:b w:val="0"/>
-                <w:color w:val="1F2933"/>
-                <w:sz w:val="18"/>
-              </w:rPr>
-              <w:t>From        /        /        to        /        /</w:t>
-            </w:r>
-          </w:p>
-        </w:tc>
-      </w:tr>
-    </w:tbl>
-    <w:p/>
-    <w:p>
-      <w:pPr>
-        <w:pStyle w:val="Heading1"/>
-      </w:pPr>
-      <w:r>
-        <w:rPr>
-          <w:rFonts w:ascii="Calibri" w:hAnsi="Calibri" w:eastAsia="Microsoft YaHei"/>
-        </w:rPr>
-        <w:t>3. Data Use Commitments</w:t>
-      </w:r>
-    </w:p>
-    <w:tbl>
-      <w:tblPr>
-        <w:tblW w:type="dxa" w:w="9360"/>
-        <w:jc w:val="left"/>
-        <w:tblLayout w:type="fixed"/>
-        <w:tblLook w:firstColumn="1" w:firstRow="1" w:lastColumn="0" w:lastRow="0" w:noHBand="0" w:noVBand="1" w:val="04A0"/>
-        <w:tblInd w:w="120" w:type="dxa"/>
-        <w:tblBorders>
-          <w:top w:val="single" w:sz="6" w:space="0" w:color="C9D0D6"/>
-          <w:left w:val="single" w:sz="6" w:space="0" w:color="C9D0D6"/>
-          <w:bottom w:val="single" w:sz="6" w:space="0" w:color="C9D0D6"/>
-          <w:right w:val="single" w:sz="6" w:space="0" w:color="C9D0D6"/>
-          <w:insideH w:val="single" w:sz="6" w:space="0" w:color="C9D0D6"/>
-          <w:insideV w:val="single" w:sz="6" w:space="0" w:color="C9D0D6"/>
-        </w:tblBorders>
-      </w:tblPr>
-      <w:tblGrid>
-        <w:gridCol w:w="1152"/>
-        <w:gridCol w:w="8208"/>
-      </w:tblGrid>
-      <w:tr>
-        <w:trPr>
-          <w:trHeight w:val="403" w:hRule="atLeast"/>
-        </w:trPr>
-        <w:tc>
-          <w:tcPr>
-            <w:tcW w:type="dxa" w:w="1152"/>
-            <w:shd w:fill="F5E9EA"/>
-            <w:tcMar>
-              <w:top w:w="60" w:type="dxa"/>
-              <w:start w:w="95" w:type="dxa"/>
-              <w:bottom w:w="60" w:type="dxa"/>
-              <w:end w:w="95" w:type="dxa"/>
-            </w:tcMar>
-            <w:vAlign w:val="center"/>
-          </w:tcPr>
-          <w:p>
-            <w:pPr>
-              <w:spacing w:before="0" w:after="0" w:line="259" w:lineRule="auto"/>
-            </w:pPr>
-            <w:r>
-              <w:rPr>
-                <w:rFonts w:ascii="Calibri" w:hAnsi="Calibri" w:eastAsia="Microsoft YaHei"/>
-              </w:rPr>
-            </w:r>
-            <w:r>
-              <w:rPr>
-                <w:rFonts w:ascii="Calibri" w:hAnsi="Calibri" w:eastAsia="Microsoft YaHei"/>
-                <w:b/>
-                <w:color w:val="4B1117"/>
-                <w:sz w:val="18"/>
-              </w:rPr>
-              <w:t>Confirm</w:t>
-            </w:r>
-          </w:p>
-        </w:tc>
-        <w:tc>
-          <w:tcPr>
-            <w:tcW w:type="dxa" w:w="8208"/>
-            <w:shd w:fill="F5E9EA"/>
-            <w:tcMar>
-              <w:top w:w="60" w:type="dxa"/>
-              <w:start w:w="95" w:type="dxa"/>
-              <w:bottom w:w="60" w:type="dxa"/>
-              <w:end w:w="95" w:type="dxa"/>
-            </w:tcMar>
-            <w:vAlign w:val="center"/>
-          </w:tcPr>
-          <w:p>
-            <w:pPr>
-              <w:spacing w:before="0" w:after="0" w:line="259" w:lineRule="auto"/>
-            </w:pPr>
-            <w:r>
-              <w:rPr>
-                <w:rFonts w:ascii="Calibri" w:hAnsi="Calibri" w:eastAsia="Microsoft YaHei"/>
-              </w:rPr>
-            </w:r>
-            <w:r>
-              <w:rPr>
-                <w:rFonts w:ascii="Calibri" w:hAnsi="Calibri" w:eastAsia="Microsoft YaHei"/>
-                <w:b/>
-                <w:color w:val="4B1117"/>
-                <w:sz w:val="18"/>
-              </w:rPr>
-              <w:t>Commitment</w:t>
-            </w:r>
-          </w:p>
-        </w:tc>
-      </w:tr>
-      <w:tr>
-        <w:trPr>
-          <w:trHeight w:val="461" w:hRule="atLeast"/>
-        </w:trPr>
-        <w:tc>
-          <w:tcPr>
-            <w:tcW w:type="dxa" w:w="1152"/>
-            <w:tcMar>
-              <w:top w:w="60" w:type="dxa"/>
-              <w:start w:w="95" w:type="dxa"/>
-              <w:bottom w:w="60" w:type="dxa"/>
-              <w:end w:w="95" w:type="dxa"/>
-            </w:tcMar>
-            <w:vAlign w:val="center"/>
-          </w:tcPr>
-          <w:p>
-            <w:pPr>
-              <w:spacing w:before="0" w:after="0" w:line="259" w:lineRule="auto"/>
-            </w:pPr>
-            <w:r>
-              <w:rPr>
-                <w:rFonts w:ascii="Calibri" w:hAnsi="Calibri" w:eastAsia="Microsoft YaHei"/>
-              </w:rPr>
-            </w:r>
-            <w:r>
-              <w:rPr>
-                <w:rFonts w:ascii="Calibri" w:hAnsi="Calibri" w:eastAsia="Microsoft YaHei"/>
-                <w:b w:val="0"/>
-                <w:color w:val="1F2933"/>
-                <w:sz w:val="18"/>
-              </w:rPr>
-              <w:t>□</w:t>
-            </w:r>
-          </w:p>
-        </w:tc>
-        <w:tc>
-          <w:tcPr>
-            <w:tcW w:type="dxa" w:w="8208"/>
-            <w:tcMar>
-              <w:top w:w="60" w:type="dxa"/>
-              <w:start w:w="95" w:type="dxa"/>
-              <w:bottom w:w="60" w:type="dxa"/>
-              <w:end w:w="95" w:type="dxa"/>
-            </w:tcMar>
-            <w:vAlign w:val="center"/>
-          </w:tcPr>
-          <w:p>
-            <w:pPr>
-              <w:spacing w:before="0" w:after="0" w:line="259" w:lineRule="auto"/>
-            </w:pPr>
-            <w:r>
-              <w:rPr>
-                <w:rFonts w:ascii="Calibri" w:hAnsi="Calibri" w:eastAsia="Microsoft YaHei"/>
-              </w:rPr>
-            </w:r>
-            <w:r>
-              <w:rPr>
-                <w:rFonts w:ascii="Calibri" w:hAnsi="Calibri" w:eastAsia="Microsoft YaHei"/>
-                <w:b w:val="0"/>
-                <w:color w:val="1F2933"/>
-                <w:sz w:val="18"/>
-              </w:rPr>
-              <w:t>The data will be used only for the academic or non-commercial purpose described in this form.</w:t>
-            </w:r>
-          </w:p>
-        </w:tc>
-      </w:tr>
-      <w:tr>
-        <w:trPr>
-          <w:trHeight w:val="461" w:hRule="atLeast"/>
-        </w:trPr>
-        <w:tc>
-          <w:tcPr>
-            <w:tcW w:type="dxa" w:w="1152"/>
-            <w:tcMar>
-              <w:top w:w="60" w:type="dxa"/>
-              <w:start w:w="95" w:type="dxa"/>
-              <w:bottom w:w="60" w:type="dxa"/>
-              <w:end w:w="95" w:type="dxa"/>
-            </w:tcMar>
-            <w:vAlign w:val="center"/>
-          </w:tcPr>
-          <w:p>
-            <w:pPr>
-              <w:spacing w:before="0" w:after="0" w:line="259" w:lineRule="auto"/>
-            </w:pPr>
-            <w:r>
-              <w:rPr>
-                <w:rFonts w:ascii="Calibri" w:hAnsi="Calibri" w:eastAsia="Microsoft YaHei"/>
-              </w:rPr>
-            </w:r>
-            <w:r>
-              <w:rPr>
-                <w:rFonts w:ascii="Calibri" w:hAnsi="Calibri" w:eastAsia="Microsoft YaHei"/>
-                <w:b w:val="0"/>
-                <w:color w:val="1F2933"/>
-                <w:sz w:val="18"/>
-              </w:rPr>
-              <w:t>□</w:t>
-            </w:r>
-          </w:p>
-        </w:tc>
-        <w:tc>
-          <w:tcPr>
-            <w:tcW w:type="dxa" w:w="8208"/>
-            <w:tcMar>
-              <w:top w:w="60" w:type="dxa"/>
-              <w:start w:w="95" w:type="dxa"/>
-              <w:bottom w:w="60" w:type="dxa"/>
-              <w:end w:w="95" w:type="dxa"/>
-            </w:tcMar>
-            <w:vAlign w:val="center"/>
-          </w:tcPr>
-          <w:p>
-            <w:pPr>
-              <w:spacing w:before="0" w:after="0" w:line="259" w:lineRule="auto"/>
-            </w:pPr>
-            <w:r>
-              <w:rPr>
-                <w:rFonts w:ascii="Calibri" w:hAnsi="Calibri" w:eastAsia="Microsoft YaHei"/>
-              </w:rPr>
-            </w:r>
-            <w:r>
-              <w:rPr>
-                <w:rFonts w:ascii="Calibri" w:hAnsi="Calibri" w:eastAsia="Microsoft YaHei"/>
-                <w:b w:val="0"/>
-                <w:color w:val="1F2933"/>
-                <w:sz w:val="18"/>
-              </w:rPr>
-              <w:t>The data will not be transferred, shared, publicly posted, or uploaded without permission.</w:t>
-            </w:r>
-          </w:p>
-        </w:tc>
-      </w:tr>
-      <w:tr>
-        <w:trPr>
-          <w:trHeight w:val="461" w:hRule="atLeast"/>
-        </w:trPr>
-        <w:tc>
-          <w:tcPr>
-            <w:tcW w:type="dxa" w:w="1152"/>
-            <w:tcMar>
-              <w:top w:w="60" w:type="dxa"/>
-              <w:start w:w="95" w:type="dxa"/>
-              <w:bottom w:w="60" w:type="dxa"/>
-              <w:end w:w="95" w:type="dxa"/>
-            </w:tcMar>
-            <w:vAlign w:val="center"/>
-          </w:tcPr>
-          <w:p>
-            <w:pPr>
-              <w:spacing w:before="0" w:after="0" w:line="259" w:lineRule="auto"/>
-            </w:pPr>
-            <w:r>
-              <w:rPr>
-                <w:rFonts w:ascii="Calibri" w:hAnsi="Calibri" w:eastAsia="Microsoft YaHei"/>
-              </w:rPr>
-            </w:r>
-            <w:r>
-              <w:rPr>
-                <w:rFonts w:ascii="Calibri" w:hAnsi="Calibri" w:eastAsia="Microsoft YaHei"/>
-                <w:b w:val="0"/>
-                <w:color w:val="1F2933"/>
-                <w:sz w:val="18"/>
-              </w:rPr>
-              <w:t>□</w:t>
-            </w:r>
-          </w:p>
-        </w:tc>
-        <w:tc>
-          <w:tcPr>
-            <w:tcW w:type="dxa" w:w="8208"/>
-            <w:tcMar>
-              <w:top w:w="60" w:type="dxa"/>
-              <w:start w:w="95" w:type="dxa"/>
-              <w:bottom w:w="60" w:type="dxa"/>
-              <w:end w:w="95" w:type="dxa"/>
-            </w:tcMar>
-            <w:vAlign w:val="center"/>
-          </w:tcPr>
-          <w:p>
-            <w:pPr>
-              <w:spacing w:before="0" w:after="0" w:line="259" w:lineRule="auto"/>
-            </w:pPr>
-            <w:r>
-              <w:rPr>
-                <w:rFonts w:ascii="Calibri" w:hAnsi="Calibri" w:eastAsia="Microsoft YaHei"/>
-              </w:rPr>
-            </w:r>
-            <w:r>
-              <w:rPr>
-                <w:rFonts w:ascii="Calibri" w:hAnsi="Calibri" w:eastAsia="Microsoft YaHei"/>
-                <w:b w:val="0"/>
-                <w:color w:val="1F2933"/>
-                <w:sz w:val="18"/>
-              </w:rPr>
-              <w:t>No attempt will be made to identify participants or link the data with personal identifiers.</w:t>
-            </w:r>
-          </w:p>
-        </w:tc>
-      </w:tr>
-      <w:tr>
-        <w:trPr>
-          <w:trHeight w:val="461" w:hRule="atLeast"/>
-        </w:trPr>
-        <w:tc>
-          <w:tcPr>
-            <w:tcW w:type="dxa" w:w="1152"/>
-            <w:tcMar>
-              <w:top w:w="60" w:type="dxa"/>
-              <w:start w:w="95" w:type="dxa"/>
-              <w:bottom w:w="60" w:type="dxa"/>
-              <w:end w:w="95" w:type="dxa"/>
-            </w:tcMar>
-            <w:vAlign w:val="center"/>
-          </w:tcPr>
-          <w:p>
-            <w:pPr>
-              <w:spacing w:before="0" w:after="0" w:line="259" w:lineRule="auto"/>
-            </w:pPr>
-            <w:r>
-              <w:rPr>
-                <w:rFonts w:ascii="Calibri" w:hAnsi="Calibri" w:eastAsia="Microsoft YaHei"/>
-              </w:rPr>
-            </w:r>
-            <w:r>
-              <w:rPr>
-                <w:rFonts w:ascii="Calibri" w:hAnsi="Calibri" w:eastAsia="Microsoft YaHei"/>
-                <w:b w:val="0"/>
-                <w:color w:val="1F2933"/>
-                <w:sz w:val="18"/>
-              </w:rPr>
-              <w:t>□</w:t>
-            </w:r>
-          </w:p>
-        </w:tc>
-        <w:tc>
-          <w:tcPr>
-            <w:tcW w:type="dxa" w:w="8208"/>
-            <w:tcMar>
-              <w:top w:w="60" w:type="dxa"/>
-              <w:start w:w="95" w:type="dxa"/>
-              <w:bottom w:w="60" w:type="dxa"/>
-              <w:end w:w="95" w:type="dxa"/>
-            </w:tcMar>
-            <w:vAlign w:val="center"/>
-          </w:tcPr>
-          <w:p>
-            <w:pPr>
-              <w:spacing w:before="0" w:after="0" w:line="259" w:lineRule="auto"/>
-            </w:pPr>
-            <w:r>
-              <w:rPr>
-                <w:rFonts w:ascii="Calibri" w:hAnsi="Calibri" w:eastAsia="Microsoft YaHei"/>
-              </w:rPr>
-            </w:r>
-            <w:r>
-              <w:rPr>
-                <w:rFonts w:ascii="Calibri" w:hAnsi="Calibri" w:eastAsia="Microsoft YaHei"/>
-                <w:b w:val="0"/>
-                <w:color w:val="1F2933"/>
-                <w:sz w:val="18"/>
-              </w:rPr>
-              <w:t>Papers, reports, code, or presentations using HIED will cite the dataset as required.</w:t>
-            </w:r>
-          </w:p>
-        </w:tc>
-      </w:tr>
-      <w:tr>
-        <w:trPr>
-          <w:trHeight w:val="547" w:hRule="atLeast"/>
-        </w:trPr>
-        <w:tc>
-          <w:tcPr>
-            <w:tcW w:type="dxa" w:w="1152"/>
-            <w:tcMar>
-              <w:top w:w="60" w:type="dxa"/>
-              <w:start w:w="95" w:type="dxa"/>
-              <w:bottom w:w="60" w:type="dxa"/>
-              <w:end w:w="95" w:type="dxa"/>
-            </w:tcMar>
-            <w:vAlign w:val="center"/>
-          </w:tcPr>
-          <w:p>
-            <w:pPr>
-              <w:spacing w:before="0" w:after="0" w:line="259" w:lineRule="auto"/>
-            </w:pPr>
-            <w:r>
-              <w:rPr>
-                <w:rFonts w:ascii="Calibri" w:hAnsi="Calibri" w:eastAsia="Microsoft YaHei"/>
-              </w:rPr>
-            </w:r>
-            <w:r>
-              <w:rPr>
-                <w:rFonts w:ascii="Calibri" w:hAnsi="Calibri" w:eastAsia="Microsoft YaHei"/>
-                <w:b w:val="0"/>
-                <w:color w:val="1F2933"/>
-                <w:sz w:val="18"/>
-              </w:rPr>
-              <w:t>□</w:t>
-            </w:r>
-          </w:p>
-        </w:tc>
-        <w:tc>
-          <w:tcPr>
-            <w:tcW w:type="dxa" w:w="8208"/>
-            <w:tcMar>
-              <w:top w:w="60" w:type="dxa"/>
-              <w:start w:w="95" w:type="dxa"/>
-              <w:bottom w:w="60" w:type="dxa"/>
-              <w:end w:w="95" w:type="dxa"/>
-            </w:tcMar>
-            <w:vAlign w:val="center"/>
-          </w:tcPr>
-          <w:p>
-            <w:pPr>
-              <w:spacing w:before="0" w:after="0" w:line="259" w:lineRule="auto"/>
-            </w:pPr>
-            <w:r>
-              <w:rPr>
-                <w:rFonts w:ascii="Calibri" w:hAnsi="Calibri" w:eastAsia="Microsoft YaHei"/>
-              </w:rPr>
-            </w:r>
-            <w:r>
-              <w:rPr>
-                <w:rFonts w:ascii="Calibri" w:hAnsi="Calibri" w:eastAsia="Microsoft YaHei"/>
-                <w:b w:val="0"/>
-                <w:color w:val="1F2933"/>
-                <w:sz w:val="18"/>
-              </w:rPr>
-              <w:t>When the study ends, or when requested by the data custodian, data copies will no longer be used or will be deleted.</w:t>
-            </w:r>
-          </w:p>
-        </w:tc>
-      </w:tr>
-    </w:tbl>
-    <w:p/>
-    <w:p>
-      <w:pPr>
-        <w:pStyle w:val="Heading1"/>
-      </w:pPr>
-      <w:r>
-        <w:rPr>
-          <w:rFonts w:ascii="Calibri" w:hAnsi="Calibri" w:eastAsia="Microsoft YaHei"/>
-        </w:rPr>
-        <w:t>4. Signatures</w:t>
+        <w:t>The dataset may be used only for academic research or other non-commercial research activities. It may not be used for commercial products, paid services, commercial model training or validation, data resale, military applications, or any other commercial purpose.</w:t>
       </w:r>
     </w:p>
     <w:p>
       <w:pPr>
-        <w:spacing w:before="0" w:after="40" w:line="240" w:lineRule="auto"/>
+        <w:spacing w:before="60" w:after="40" w:line="240" w:lineRule="auto"/>
       </w:pPr>
       <w:r>
         <w:rPr>
-          <w:rFonts w:ascii="Calibri" w:hAnsi="Calibri" w:eastAsia="Microsoft YaHei"/>
+          <w:rFonts w:ascii="Times New Roman" w:hAnsi="Times New Roman" w:eastAsia="Microsoft YaHei"/>
           <w:b/>
-          <w:color w:val="1F2933"/>
-          <w:sz w:val="18"/>
+          <w:color w:val="000000"/>
+          <w:sz w:val="20"/>
         </w:rPr>
-        <w:t>Applicant signature：</w:t>
-      </w:r>
-      <w:r>
-        <w:rPr>
-          <w:rFonts w:ascii="Calibri" w:hAnsi="Calibri" w:eastAsia="Microsoft YaHei"/>
-          <w:b w:val="0"/>
-          <w:color w:val="1F2933"/>
-          <w:sz w:val="18"/>
-        </w:rPr>
-        <w:t>____________________________</w:t>
-      </w:r>
-      <w:r>
-        <w:rPr>
-          <w:rFonts w:ascii="Calibri" w:hAnsi="Calibri" w:eastAsia="Microsoft YaHei"/>
-          <w:b/>
-          <w:color w:val="1F2933"/>
-          <w:sz w:val="18"/>
-        </w:rPr>
-        <w:t xml:space="preserve">    Date：</w:t>
-      </w:r>
-      <w:r>
-        <w:rPr>
-          <w:rFonts w:ascii="Calibri" w:hAnsi="Calibri" w:eastAsia="Microsoft YaHei"/>
-          <w:b w:val="0"/>
-          <w:color w:val="1F2933"/>
-          <w:sz w:val="18"/>
-        </w:rPr>
-        <w:t>________________</w:t>
+        <w:t>2.    Distribution</w:t>
       </w:r>
     </w:p>
     <w:p>
       <w:pPr>
-        <w:spacing w:before="0" w:after="40" w:line="240" w:lineRule="auto"/>
+        <w:spacing w:before="0" w:after="60" w:line="245" w:lineRule="auto"/>
+        <w:jc w:val="both"/>
       </w:pPr>
       <w:r>
         <w:rPr>
-          <w:rFonts w:ascii="Calibri" w:hAnsi="Calibri" w:eastAsia="Microsoft YaHei"/>
-          <w:b/>
-          <w:color w:val="1F2933"/>
+          <w:rFonts w:ascii="Times New Roman" w:hAnsi="Times New Roman" w:eastAsia="Microsoft YaHei"/>
+          <w:b w:val="0"/>
+          <w:color w:val="000000"/>
           <w:sz w:val="18"/>
         </w:rPr>
-        <w:t>PI / supervisor signature, if applicable：</w:t>
+        <w:t>The user may not transfer, share, publicly post, upload, or redistribute the dataset or any portion thereof in any way, except for small necessary results used to clarify academic publications, reports, or presentations.</w:t>
+      </w:r>
+    </w:p>
+    <w:p>
+      <w:pPr>
+        <w:spacing w:before="60" w:after="40" w:line="240" w:lineRule="auto"/>
+      </w:pPr>
+      <w:r>
+        <w:rPr>
+          <w:rFonts w:ascii="Times New Roman" w:hAnsi="Times New Roman" w:eastAsia="Microsoft YaHei"/>
+          <w:b/>
+          <w:color w:val="000000"/>
+          <w:sz w:val="20"/>
+        </w:rPr>
+        <w:t>3.    Access</w:t>
+      </w:r>
+    </w:p>
+    <w:p>
+      <w:pPr>
+        <w:spacing w:before="0" w:after="60" w:line="245" w:lineRule="auto"/>
+        <w:jc w:val="both"/>
+      </w:pPr>
+      <w:r>
+        <w:rPr>
+          <w:rFonts w:ascii="Times New Roman" w:hAnsi="Times New Roman" w:eastAsia="Microsoft YaHei"/>
+          <w:b w:val="0"/>
+          <w:color w:val="000000"/>
+          <w:sz w:val="18"/>
+        </w:rPr>
+        <w:t>The user may use HIED only after this agreement has been completed, signed, and approved. Any access link or transfer method issued by the dataset administrator is limited to the approved user or approved team and must not be given to others.</w:t>
+      </w:r>
+    </w:p>
+    <w:p>
+      <w:pPr>
+        <w:spacing w:before="60" w:after="40" w:line="240" w:lineRule="auto"/>
+      </w:pPr>
+      <w:r>
+        <w:rPr>
+          <w:rFonts w:ascii="Times New Roman" w:hAnsi="Times New Roman" w:eastAsia="Microsoft YaHei"/>
+          <w:b/>
+          <w:color w:val="000000"/>
+          <w:sz w:val="20"/>
+        </w:rPr>
+        <w:t>4.    Data protection</w:t>
+      </w:r>
+    </w:p>
+    <w:p>
+      <w:pPr>
+        <w:spacing w:before="0" w:after="60" w:line="245" w:lineRule="auto"/>
+        <w:jc w:val="both"/>
+      </w:pPr>
+      <w:r>
+        <w:rPr>
+          <w:rFonts w:ascii="Times New Roman" w:hAnsi="Times New Roman" w:eastAsia="Microsoft YaHei"/>
+          <w:b w:val="0"/>
+          <w:color w:val="000000"/>
+          <w:sz w:val="18"/>
+        </w:rPr>
+        <w:t>The user may not attempt to identify participants or link HIED data with personal identifiers. The user should take reasonable measures to store the data and prevent unauthorized access, copying, or dissemination.</w:t>
+      </w:r>
+    </w:p>
+    <w:p>
+      <w:pPr>
+        <w:spacing w:before="60" w:after="40" w:line="240" w:lineRule="auto"/>
+      </w:pPr>
+      <w:r>
+        <w:rPr>
+          <w:rFonts w:ascii="Times New Roman" w:hAnsi="Times New Roman" w:eastAsia="Microsoft YaHei"/>
+          <w:b/>
+          <w:color w:val="000000"/>
+          <w:sz w:val="20"/>
+        </w:rPr>
+        <w:t>5.    Changes</w:t>
+      </w:r>
+    </w:p>
+    <w:p>
+      <w:pPr>
+        <w:spacing w:before="0" w:after="60" w:line="245" w:lineRule="auto"/>
+        <w:jc w:val="both"/>
+      </w:pPr>
+      <w:r>
+        <w:rPr>
+          <w:rFonts w:ascii="Times New Roman" w:hAnsi="Times New Roman" w:eastAsia="Microsoft YaHei"/>
+          <w:b w:val="0"/>
+          <w:color w:val="000000"/>
+          <w:sz w:val="18"/>
+        </w:rPr>
+        <w:t>The HIED administrators reserve the right to update this agreement according to dataset management needs. Approved users who continue to use the dataset should comply with the updated data-use requirements.</w:t>
+      </w:r>
+    </w:p>
+    <w:p>
+      <w:pPr>
+        <w:spacing w:before="60" w:after="40" w:line="240" w:lineRule="auto"/>
+      </w:pPr>
+      <w:r>
+        <w:rPr>
+          <w:rFonts w:ascii="Times New Roman" w:hAnsi="Times New Roman" w:eastAsia="Microsoft YaHei"/>
+          <w:b/>
+          <w:color w:val="000000"/>
+          <w:sz w:val="20"/>
+        </w:rPr>
+        <w:t>6.    Warranty</w:t>
+      </w:r>
+    </w:p>
+    <w:p>
+      <w:pPr>
+        <w:spacing w:before="0" w:after="60" w:line="245" w:lineRule="auto"/>
+        <w:jc w:val="both"/>
+      </w:pPr>
+      <w:r>
+        <w:rPr>
+          <w:rFonts w:ascii="Times New Roman" w:hAnsi="Times New Roman" w:eastAsia="Microsoft YaHei"/>
+          <w:b w:val="0"/>
+          <w:color w:val="000000"/>
+          <w:sz w:val="18"/>
+        </w:rPr>
+        <w:t>HIED is provided as is and without any express or implied warranty. The user is responsible for risks and liabilities arising from data use, analysis results, or related research activities.</w:t>
+      </w:r>
+    </w:p>
+    <w:p>
+      <w:pPr>
+        <w:spacing w:before="60" w:after="40" w:line="240" w:lineRule="auto"/>
+      </w:pPr>
+      <w:r>
+        <w:rPr>
+          <w:rFonts w:ascii="Times New Roman" w:hAnsi="Times New Roman" w:eastAsia="Microsoft YaHei"/>
+          <w:b/>
+          <w:color w:val="000000"/>
+          <w:sz w:val="20"/>
+        </w:rPr>
+        <w:t>7.    Citation</w:t>
+      </w:r>
+    </w:p>
+    <w:p>
+      <w:pPr>
+        <w:spacing w:before="0" w:after="60" w:line="245" w:lineRule="auto"/>
+        <w:jc w:val="both"/>
+      </w:pPr>
+      <w:r>
+        <w:rPr>
+          <w:rFonts w:ascii="Times New Roman" w:hAnsi="Times New Roman" w:eastAsia="Microsoft YaHei"/>
+          <w:b w:val="0"/>
+          <w:color w:val="000000"/>
+          <w:sz w:val="18"/>
+        </w:rPr>
+        <w:t>If HIED is used in papers, reports, code, or presentations, please cite: Zhongli Bai et al., SECT: A Method of Shifted EEG Channel Transformer for Emotion Recognition, IEEE Journal of Biomedical and Health Informatics, 27(10):4758-4767, 2023, DOI: 10.1109/JBHI.2023.3301993.</w:t>
+      </w:r>
+    </w:p>
+    <w:p>
+      <w:pPr>
+        <w:spacing w:before="80" w:after="40" w:line="240" w:lineRule="auto"/>
+      </w:pPr>
+      <w:r>
+        <w:rPr>
+          <w:rFonts w:ascii="Times New Roman" w:hAnsi="Times New Roman" w:eastAsia="Microsoft YaHei"/>
+          <w:b/>
+          <w:color w:val="000000"/>
+          <w:sz w:val="20"/>
+        </w:rPr>
+        <w:t>8.    User Information</w:t>
+      </w:r>
+    </w:p>
+    <w:p>
+      <w:pPr>
+        <w:spacing w:before="0" w:after="80" w:line="245" w:lineRule="auto"/>
+        <w:jc w:val="both"/>
+      </w:pPr>
+      <w:r>
+        <w:rPr>
+          <w:rFonts w:ascii="Times New Roman" w:hAnsi="Times New Roman" w:eastAsia="Microsoft YaHei"/>
+          <w:b w:val="0"/>
+          <w:color w:val="000000"/>
+          <w:sz w:val="18"/>
+        </w:rPr>
+        <w:t>Please provide the information of the actual user. For student requests, the information of the project PI, supervisor, or institutional contact may be provided and confirmed.</w:t>
+      </w:r>
+    </w:p>
+    <w:p>
+      <w:pPr>
+        <w:spacing w:before="0" w:after="30" w:line="240" w:lineRule="auto"/>
+      </w:pPr>
+      <w:r>
+        <w:rPr>
+          <w:rFonts w:ascii="Times New Roman" w:hAnsi="Times New Roman" w:eastAsia="Microsoft YaHei"/>
+          <w:b w:val="0"/>
+          <w:color w:val="000000"/>
+          <w:sz w:val="19"/>
+        </w:rPr>
+        <w:t xml:space="preserve">Name: </w:t>
       </w:r>
       <w:r>
         <w:rPr>
-          <w:rFonts w:ascii="Calibri" w:hAnsi="Calibri" w:eastAsia="Microsoft YaHei"/>
+          <w:rFonts w:ascii="Times New Roman" w:hAnsi="Times New Roman" w:eastAsia="Microsoft YaHei"/>
           <w:b w:val="0"/>
-          <w:color w:val="1F2933"/>
-          <w:sz w:val="18"/>
+          <w:color w:val="000000"/>
+          <w:sz w:val="19"/>
         </w:rPr>
-        <w:t>____________________________</w:t>
+        <w:t>______________________________________________</w:t>
+      </w:r>
+    </w:p>
+    <w:p>
+      <w:pPr>
+        <w:spacing w:before="0" w:after="30" w:line="240" w:lineRule="auto"/>
+      </w:pPr>
+      <w:r>
+        <w:rPr>
+          <w:rFonts w:ascii="Times New Roman" w:hAnsi="Times New Roman" w:eastAsia="Microsoft YaHei"/>
+          <w:b w:val="0"/>
+          <w:color w:val="000000"/>
+          <w:sz w:val="19"/>
+        </w:rPr>
+        <w:t xml:space="preserve">Position: </w:t>
       </w:r>
       <w:r>
         <w:rPr>
-          <w:rFonts w:ascii="Calibri" w:hAnsi="Calibri" w:eastAsia="Microsoft YaHei"/>
-          <w:b/>
-          <w:color w:val="1F2933"/>
-          <w:sz w:val="18"/>
+          <w:rFonts w:ascii="Times New Roman" w:hAnsi="Times New Roman" w:eastAsia="Microsoft YaHei"/>
+          <w:b w:val="0"/>
+          <w:color w:val="000000"/>
+          <w:sz w:val="19"/>
         </w:rPr>
-        <w:t xml:space="preserve">    Date：</w:t>
+        <w:t>______________________________________________</w:t>
+      </w:r>
+    </w:p>
+    <w:p>
+      <w:pPr>
+        <w:spacing w:before="0" w:after="30" w:line="240" w:lineRule="auto"/>
+      </w:pPr>
+      <w:r>
+        <w:rPr>
+          <w:rFonts w:ascii="Times New Roman" w:hAnsi="Times New Roman" w:eastAsia="Microsoft YaHei"/>
+          <w:b w:val="0"/>
+          <w:color w:val="000000"/>
+          <w:sz w:val="19"/>
+        </w:rPr>
+        <w:t xml:space="preserve">Major / Field: </w:t>
       </w:r>
       <w:r>
         <w:rPr>
-          <w:rFonts w:ascii="Calibri" w:hAnsi="Calibri" w:eastAsia="Microsoft YaHei"/>
+          <w:rFonts w:ascii="Times New Roman" w:hAnsi="Times New Roman" w:eastAsia="Microsoft YaHei"/>
           <w:b w:val="0"/>
-          <w:color w:val="1F2933"/>
-          <w:sz w:val="18"/>
+          <w:color w:val="000000"/>
+          <w:sz w:val="19"/>
+        </w:rPr>
+        <w:t>______________________________________________</w:t>
+      </w:r>
+    </w:p>
+    <w:p>
+      <w:pPr>
+        <w:spacing w:before="0" w:after="30" w:line="240" w:lineRule="auto"/>
+      </w:pPr>
+      <w:r>
+        <w:rPr>
+          <w:rFonts w:ascii="Times New Roman" w:hAnsi="Times New Roman" w:eastAsia="Microsoft YaHei"/>
+          <w:b w:val="0"/>
+          <w:color w:val="000000"/>
+          <w:sz w:val="19"/>
+        </w:rPr>
+        <w:t xml:space="preserve">Institution: </w:t>
+      </w:r>
+      <w:r>
+        <w:rPr>
+          <w:rFonts w:ascii="Times New Roman" w:hAnsi="Times New Roman" w:eastAsia="Microsoft YaHei"/>
+          <w:b w:val="0"/>
+          <w:color w:val="000000"/>
+          <w:sz w:val="19"/>
+        </w:rPr>
+        <w:t>______________________________________________</w:t>
+      </w:r>
+    </w:p>
+    <w:p>
+      <w:pPr>
+        <w:spacing w:before="0" w:after="30" w:line="240" w:lineRule="auto"/>
+      </w:pPr>
+      <w:r>
+        <w:rPr>
+          <w:rFonts w:ascii="Times New Roman" w:hAnsi="Times New Roman" w:eastAsia="Microsoft YaHei"/>
+          <w:b w:val="0"/>
+          <w:color w:val="000000"/>
+          <w:sz w:val="19"/>
+        </w:rPr>
+        <w:t xml:space="preserve">Nationality / Region: </w:t>
+      </w:r>
+      <w:r>
+        <w:rPr>
+          <w:rFonts w:ascii="Times New Roman" w:hAnsi="Times New Roman" w:eastAsia="Microsoft YaHei"/>
+          <w:b w:val="0"/>
+          <w:color w:val="000000"/>
+          <w:sz w:val="19"/>
+        </w:rPr>
+        <w:t>______________________________________________</w:t>
+      </w:r>
+    </w:p>
+    <w:p>
+      <w:pPr>
+        <w:spacing w:before="0" w:after="30" w:line="240" w:lineRule="auto"/>
+      </w:pPr>
+      <w:r>
+        <w:rPr>
+          <w:rFonts w:ascii="Times New Roman" w:hAnsi="Times New Roman" w:eastAsia="Microsoft YaHei"/>
+          <w:b w:val="0"/>
+          <w:color w:val="000000"/>
+          <w:sz w:val="19"/>
+        </w:rPr>
+        <w:t xml:space="preserve">Contact: </w:t>
+      </w:r>
+      <w:r>
+        <w:rPr>
+          <w:rFonts w:ascii="Times New Roman" w:hAnsi="Times New Roman" w:eastAsia="Microsoft YaHei"/>
+          <w:b w:val="0"/>
+          <w:color w:val="000000"/>
+          <w:sz w:val="19"/>
+        </w:rPr>
+        <w:t>______________________________________________</w:t>
+      </w:r>
+    </w:p>
+    <w:p>
+      <w:pPr>
+        <w:spacing w:before="0" w:after="30" w:line="240" w:lineRule="auto"/>
+      </w:pPr>
+      <w:r>
+        <w:rPr>
+          <w:rFonts w:ascii="Times New Roman" w:hAnsi="Times New Roman" w:eastAsia="Microsoft YaHei"/>
+          <w:b w:val="0"/>
+          <w:color w:val="000000"/>
+          <w:sz w:val="19"/>
+        </w:rPr>
+        <w:t xml:space="preserve">Dataset: </w:t>
+      </w:r>
+      <w:r>
+        <w:rPr>
+          <w:rFonts w:ascii="Times New Roman" w:hAnsi="Times New Roman" w:eastAsia="Microsoft YaHei"/>
+          <w:b w:val="0"/>
+          <w:color w:val="000000"/>
+          <w:sz w:val="19"/>
+        </w:rPr>
+        <w:t>HIED</w:t>
+      </w:r>
+    </w:p>
+    <w:p>
+      <w:pPr>
+        <w:spacing w:before="140" w:after="0" w:line="240" w:lineRule="auto"/>
+      </w:pPr>
+      <w:r>
+        <w:rPr>
+          <w:rFonts w:ascii="Times New Roman" w:hAnsi="Times New Roman" w:eastAsia="Microsoft YaHei"/>
+          <w:b w:val="0"/>
+          <w:color w:val="000000"/>
+          <w:sz w:val="19"/>
+        </w:rPr>
+        <w:t xml:space="preserve">Name: </w:t>
+      </w:r>
+      <w:r>
+        <w:rPr>
+          <w:rFonts w:ascii="Times New Roman" w:hAnsi="Times New Roman" w:eastAsia="Microsoft YaHei"/>
+          <w:b w:val="0"/>
+          <w:color w:val="000000"/>
+          <w:sz w:val="19"/>
+        </w:rPr>
+        <w:t>________________</w:t>
+      </w:r>
+      <w:r>
+        <w:rPr>
+          <w:rFonts w:ascii="Times New Roman" w:hAnsi="Times New Roman" w:eastAsia="Microsoft YaHei"/>
+          <w:b w:val="0"/>
+          <w:color w:val="000000"/>
+          <w:sz w:val="19"/>
+        </w:rPr>
+        <w:t xml:space="preserve">        </w:t>
+      </w:r>
+      <w:r>
+        <w:rPr>
+          <w:rFonts w:ascii="Times New Roman" w:hAnsi="Times New Roman" w:eastAsia="Microsoft YaHei"/>
+          <w:b w:val="0"/>
+          <w:color w:val="000000"/>
+          <w:sz w:val="19"/>
+        </w:rPr>
+        <w:t xml:space="preserve">Date: </w:t>
+      </w:r>
+      <w:r>
+        <w:rPr>
+          <w:rFonts w:ascii="Times New Roman" w:hAnsi="Times New Roman" w:eastAsia="Microsoft YaHei"/>
+          <w:b w:val="0"/>
+          <w:color w:val="000000"/>
+          <w:sz w:val="19"/>
+        </w:rPr>
+        <w:t>________________</w:t>
+      </w:r>
+      <w:r>
+        <w:rPr>
+          <w:rFonts w:ascii="Times New Roman" w:hAnsi="Times New Roman" w:eastAsia="Microsoft YaHei"/>
+          <w:b w:val="0"/>
+          <w:color w:val="000000"/>
+          <w:sz w:val="19"/>
+        </w:rPr>
+        <w:t xml:space="preserve">        </w:t>
+      </w:r>
+      <w:r>
+        <w:rPr>
+          <w:rFonts w:ascii="Times New Roman" w:hAnsi="Times New Roman" w:eastAsia="Microsoft YaHei"/>
+          <w:b w:val="0"/>
+          <w:color w:val="000000"/>
+          <w:sz w:val="19"/>
+        </w:rPr>
+        <w:t xml:space="preserve">Signature: </w:t>
+      </w:r>
+      <w:r>
+        <w:rPr>
+          <w:rFonts w:ascii="Times New Roman" w:hAnsi="Times New Roman" w:eastAsia="Microsoft YaHei"/>
+          <w:b w:val="0"/>
+          <w:color w:val="000000"/>
+          <w:sz w:val="19"/>
         </w:rPr>
         <w:t>________________</w:t>
       </w:r>
     </w:p>
     <w:sectPr>
       <w:footerReference w:type="default" r:id="rId9"/>
-      <w:pgSz w:w="12240" w:h="15840"/>
-      <w:pgMar w:top="835" w:right="1080" w:bottom="835" w:left="1080" w:header="432" w:footer="432" w:gutter="0"/>
+      <w:pgSz w:w="11909" w:h="16834"/>
+      <w:pgMar w:top="893" w:right="1123" w:bottom="806" w:left="1123" w:header="360" w:footer="360" w:gutter="0"/>
       <w:cols w:space="720"/>
       <w:docGrid w:linePitch="360"/>
     </w:sectPr>
@@ -1587,11 +521,11 @@
     </w:pPr>
     <w:r>
       <w:rPr>
-        <w:rFonts w:ascii="Calibri" w:hAnsi="Calibri" w:eastAsia="Microsoft YaHei"/>
-        <w:color w:val="5D6970"/>
+        <w:rFonts w:ascii="Times New Roman" w:hAnsi="Times New Roman" w:eastAsia="Microsoft YaHei"/>
+        <w:color w:val="555555"/>
         <w:sz w:val="15"/>
       </w:rPr>
-      <w:t>HIED Data Use Request Form | jasonsongrain@hotmail.com</w:t>
+      <w:t>HIED Dataset License Agreement | jasonsongrain@hotmail.com</w:t>
     </w:r>
   </w:p>
 </w:ftr>
@@ -1961,11 +895,11 @@
     <w:qFormat/>
     <w:rsid w:val="00FC693F"/>
     <w:pPr>
-      <w:spacing w:after="60" w:line="240" w:lineRule="auto"/>
+      <w:spacing w:after="80" w:line="240" w:lineRule="auto"/>
     </w:pPr>
     <w:rPr>
-      <w:rFonts w:ascii="Calibri" w:hAnsi="Calibri" w:eastAsia="Microsoft YaHei"/>
-      <w:color w:val="1F2933"/>
+      <w:rFonts w:ascii="Times New Roman" w:hAnsi="Times New Roman" w:eastAsia="Microsoft YaHei"/>
+      <w:color w:val="000000"/>
       <w:sz w:val="19"/>
     </w:rPr>
   </w:style>
@@ -2024,15 +958,15 @@
     <w:pPr>
       <w:keepNext/>
       <w:keepLines/>
-      <w:spacing w:before="140" w:after="60"/>
+      <w:spacing w:before="480" w:after="0"/>
       <w:outlineLvl w:val="0"/>
     </w:pPr>
     <w:rPr>
-      <w:rFonts w:asciiTheme="majorHAnsi" w:eastAsiaTheme="majorEastAsia" w:hAnsiTheme="majorHAnsi" w:cstheme="majorBidi" w:ascii="Calibri" w:hAnsi="Calibri" w:eastAsia="Microsoft YaHei"/>
+      <w:rFonts w:asciiTheme="majorHAnsi" w:eastAsiaTheme="majorEastAsia" w:hAnsiTheme="majorHAnsi" w:cstheme="majorBidi"/>
       <w:b/>
       <w:bCs/>
-      <w:color w:val="4B1117"/>
-      <w:sz w:val="25"/>
+      <w:color w:val="365F91" w:themeColor="accent1" w:themeShade="BF"/>
+      <w:sz w:val="28"/>
       <w:szCs w:val="28"/>
     </w:rPr>
   </w:style>
@@ -2048,15 +982,15 @@
     <w:pPr>
       <w:keepNext/>
       <w:keepLines/>
-      <w:spacing w:before="120" w:after="60"/>
+      <w:spacing w:before="200" w:after="0"/>
       <w:outlineLvl w:val="1"/>
     </w:pPr>
     <w:rPr>
-      <w:rFonts w:asciiTheme="majorHAnsi" w:eastAsiaTheme="majorEastAsia" w:hAnsiTheme="majorHAnsi" w:cstheme="majorBidi" w:ascii="Calibri" w:hAnsi="Calibri" w:eastAsia="Microsoft YaHei"/>
+      <w:rFonts w:asciiTheme="majorHAnsi" w:eastAsiaTheme="majorEastAsia" w:hAnsiTheme="majorHAnsi" w:cstheme="majorBidi"/>
       <w:b/>
       <w:bCs/>
-      <w:color w:val="7D111A"/>
-      <w:sz w:val="23"/>
+      <w:color w:val="4F81BD" w:themeColor="accent1"/>
+      <w:sz w:val="26"/>
       <w:szCs w:val="26"/>
     </w:rPr>
   </w:style>
@@ -2072,15 +1006,14 @@
     <w:pPr>
       <w:keepNext/>
       <w:keepLines/>
-      <w:spacing w:before="100" w:after="40"/>
+      <w:spacing w:before="200" w:after="0"/>
       <w:outlineLvl w:val="2"/>
     </w:pPr>
     <w:rPr>
-      <w:rFonts w:asciiTheme="majorHAnsi" w:eastAsiaTheme="majorEastAsia" w:hAnsiTheme="majorHAnsi" w:cstheme="majorBidi" w:ascii="Calibri" w:hAnsi="Calibri" w:eastAsia="Microsoft YaHei"/>
+      <w:rFonts w:asciiTheme="majorHAnsi" w:eastAsiaTheme="majorEastAsia" w:hAnsiTheme="majorHAnsi" w:cstheme="majorBidi"/>
       <w:b/>
       <w:bCs/>
-      <w:color w:val="7D111A"/>
-      <w:sz w:val="21"/>
+      <w:color w:val="4F81BD" w:themeColor="accent1"/>
     </w:rPr>
   </w:style>
   <w:style w:type="paragraph" w:styleId="Heading4">
@@ -2314,16 +1247,16 @@
       <w:pBdr>
         <w:bottom w:val="single" w:sz="8" w:space="4" w:color="4F81BD" w:themeColor="accent1"/>
       </w:pBdr>
-      <w:spacing w:after="0" w:line="240" w:lineRule="auto"/>
+      <w:spacing w:after="200" w:line="240" w:lineRule="auto"/>
       <w:contextualSpacing/>
     </w:pPr>
     <w:rPr>
-      <w:rFonts w:asciiTheme="majorHAnsi" w:eastAsiaTheme="majorEastAsia" w:hAnsiTheme="majorHAnsi" w:cstheme="majorBidi" w:ascii="Calibri" w:hAnsi="Calibri" w:eastAsia="Microsoft YaHei"/>
+      <w:rFonts w:asciiTheme="majorHAnsi" w:eastAsiaTheme="majorEastAsia" w:hAnsiTheme="majorHAnsi" w:cstheme="majorBidi" w:ascii="Times New Roman" w:hAnsi="Times New Roman" w:eastAsia="Microsoft YaHei"/>
       <w:b/>
-      <w:color w:val="4B1117"/>
+      <w:color w:val="000000"/>
       <w:spacing w:val="5"/>
       <w:kern w:val="28"/>
-      <w:sz w:val="36"/>
+      <w:sz w:val="31"/>
       <w:szCs w:val="52"/>
     </w:rPr>
   </w:style>
@@ -2354,15 +1287,14 @@
       <w:numPr>
         <w:ilvl w:val="1"/>
       </w:numPr>
-      <w:spacing w:after="100"/>
     </w:pPr>
     <w:rPr>
-      <w:rFonts w:asciiTheme="majorHAnsi" w:eastAsiaTheme="majorEastAsia" w:hAnsiTheme="majorHAnsi" w:cstheme="majorBidi" w:ascii="Calibri" w:hAnsi="Calibri" w:eastAsia="Microsoft YaHei"/>
+      <w:rFonts w:asciiTheme="majorHAnsi" w:eastAsiaTheme="majorEastAsia" w:hAnsiTheme="majorHAnsi" w:cstheme="majorBidi"/>
       <w:i/>
       <w:iCs/>
-      <w:color w:val="5D6970"/>
+      <w:color w:val="4F81BD" w:themeColor="accent1"/>
       <w:spacing w:val="15"/>
-      <w:sz w:val="19"/>
+      <w:sz w:val="24"/>
       <w:szCs w:val="24"/>
     </w:rPr>
   </w:style>
